--- a/家长反馈/反馈1–9课.docx
+++ b/家长反馈/反馈1–9课.docx
@@ -72,13 +72,7 @@
     </w:p>
     <w:p>
       <w:r>
-        <w:rPr>
-          <w:color w:val="80627D"/>
-        </w:rPr>
-        <w:t xml:space="preserve">在引导下，由元宝提出可能影响单摆周期的因素：摆长、摆锤质量、释放角度和摆的高度（其中“摆的高度”是她在教案之外自己提出的变量）。</w:t>
-      </w:r>
-      <w:r>
-        <w:t xml:space="preserve">随后我们围绕提出的这四个因素进行对比实验。</w:t>
+        <w:t xml:space="preserve">在引导下，由元宝提出可能影响单摆周期的因素：摆长、摆锤质量、释放角度和摆的高度（其中“摆的高度”是她在教案之外自己提出的变量）。随后我们围绕提出的这四个因素进行对比实验。</w:t>
       </w:r>
     </w:p>
     <w:p>
@@ -170,13 +164,7 @@
         <w:t xml:space="preserve">实验 4｜改变摆的高度height：</w:t>
       </w:r>
       <w:r>
-        <w:rPr>
-          <w:color w:val="80627D"/>
-        </w:rPr>
-        <w:t xml:space="preserve">元宝自己提出的变量。</w:t>
-      </w:r>
-      <w:r>
-        <w:t xml:space="preserve">把整个单摆装置调高或调低，其他条件保持不变。</w:t>
+        <w:t xml:space="preserve">元宝自己提出的变量。把整个单摆装置调高或调低，其他条件保持不变。</w:t>
       </w:r>
     </w:p>
     <w:p>
@@ -318,7 +306,6 @@
           <w:ilvl w:val="1"/>
           <w:numId w:val="1"/>
         </w:numPr>
-        <w:spacing w:after="70"/>
       </w:pPr>
       <w:r>
         <w:rPr>
@@ -339,7 +326,6 @@
           <w:ilvl w:val="1"/>
           <w:numId w:val="1"/>
         </w:numPr>
-        <w:spacing w:after="70"/>
       </w:pPr>
       <w:r>
         <w:rPr>
@@ -360,7 +346,6 @@
           <w:ilvl w:val="1"/>
           <w:numId w:val="1"/>
         </w:numPr>
-        <w:spacing w:after="70"/>
       </w:pPr>
       <w:r>
         <w:rPr>
@@ -501,7 +486,6 @@
           <w:ilvl w:val="1"/>
           <w:numId w:val="1"/>
         </w:numPr>
-        <w:spacing w:after="70"/>
       </w:pPr>
       <w:r>
         <w:rPr>
@@ -522,7 +506,6 @@
           <w:ilvl w:val="1"/>
           <w:numId w:val="1"/>
         </w:numPr>
-        <w:spacing w:after="70"/>
       </w:pPr>
       <w:r>
         <w:rPr>
@@ -543,7 +526,6 @@
           <w:ilvl w:val="1"/>
           <w:numId w:val="1"/>
         </w:numPr>
-        <w:spacing w:after="70"/>
       </w:pPr>
       <w:r>
         <w:rPr>
@@ -2382,7 +2364,6 @@
           <w:ilvl w:val="1"/>
           <w:numId w:val="1"/>
         </w:numPr>
-        <w:spacing w:after="70"/>
       </w:pPr>
       <w:r>
         <w:rPr>
@@ -2403,7 +2384,6 @@
           <w:ilvl w:val="1"/>
           <w:numId w:val="1"/>
         </w:numPr>
-        <w:spacing w:after="70"/>
       </w:pPr>
       <w:r>
         <w:rPr>
@@ -2702,7 +2682,6 @@
           <w:ilvl w:val="1"/>
           <w:numId w:val="1"/>
         </w:numPr>
-        <w:spacing w:after="70"/>
       </w:pPr>
       <w:r>
         <w:rPr>
@@ -2743,7 +2722,6 @@
           <w:ilvl w:val="1"/>
           <w:numId w:val="1"/>
         </w:numPr>
-        <w:spacing w:after="70"/>
       </w:pPr>
       <w:r>
         <w:rPr>
@@ -2764,7 +2742,6 @@
           <w:ilvl w:val="1"/>
           <w:numId w:val="1"/>
         </w:numPr>
-        <w:spacing w:after="70"/>
       </w:pPr>
       <w:r>
         <w:rPr>
@@ -2841,7 +2818,6 @@
           <w:ilvl w:val="1"/>
           <w:numId w:val="1"/>
         </w:numPr>
-        <w:spacing w:after="70"/>
       </w:pPr>
       <w:r>
         <w:rPr>
@@ -2862,7 +2838,6 @@
           <w:ilvl w:val="1"/>
           <w:numId w:val="1"/>
         </w:numPr>
-        <w:spacing w:after="70"/>
       </w:pPr>
       <w:r>
         <w:rPr>
@@ -2894,6 +2869,26 @@
       </w:r>
       <w:r>
         <w:t xml:space="preserve">光遇到物质，可以被反射（reflection，返回）、透射（transmission，穿过）或吸收（absorption）。</w:t>
+      </w:r>
+    </w:p>
+    <w:p>
+      <w:pPr>
+        <w:pStyle w:val="ParentBullet"/>
+        <w:numPr>
+          <w:ilvl w:val="0"/>
+          <w:numId w:val="1"/>
+        </w:numPr>
+      </w:pPr>
+      <w:r>
+        <w:rPr>
+          <w:b/>
+          <w:bCs/>
+          <w:color w:val="0B2545"/>
+        </w:rPr>
+        <w:t xml:space="preserve">课末｜显微镜操作：</w:t>
+      </w:r>
+      <w:r>
+        <w:t xml:space="preserve">我们观察了现成样片，练习切换物镜倍数、粗调对焦，并移动玻片寻找观察区域。</w:t>
       </w:r>
     </w:p>
     <w:p>
@@ -2998,7 +2993,6 @@
           <w:ilvl w:val="1"/>
           <w:numId w:val="1"/>
         </w:numPr>
-        <w:spacing w:after="70"/>
       </w:pPr>
       <w:r>
         <w:rPr>
@@ -3061,7 +3055,6 @@
           <w:ilvl w:val="1"/>
           <w:numId w:val="1"/>
         </w:numPr>
-        <w:spacing w:after="70"/>
       </w:pPr>
       <w:r>
         <w:rPr>
@@ -3082,7 +3075,6 @@
           <w:ilvl w:val="1"/>
           <w:numId w:val="1"/>
         </w:numPr>
-        <w:spacing w:after="70"/>
       </w:pPr>
       <w:r>
         <w:rPr>
@@ -3103,7 +3095,6 @@
           <w:ilvl w:val="1"/>
           <w:numId w:val="1"/>
         </w:numPr>
-        <w:spacing w:after="70"/>
       </w:pPr>
       <w:r>
         <w:rPr>
@@ -3124,7 +3115,6 @@
           <w:ilvl w:val="1"/>
           <w:numId w:val="1"/>
         </w:numPr>
-        <w:spacing w:after="70"/>
       </w:pPr>
       <w:r>
         <w:rPr>
@@ -3197,43 +3187,14 @@
         <w:pStyle w:val="2"/>
       </w:pPr>
       <w:r>
-        <w:t>第</w:t>
-      </w:r>
-      <w:r>
-        <w:t xml:space="preserve"> 7 </w:t>
-      </w:r>
-      <w:r>
-        <w:t>次课｜看不见的空气，怎样留下证据？</w:t>
+        <w:t xml:space="preserve">第 7 次课｜看不见的空气，怎样留下证据？</w:t>
       </w:r>
       <w:r>
         <w:rPr>
           <w:sz w:val="21"/>
-        </w:rPr>
-        <w:t>｜</w:t>
-      </w:r>
-      <w:r>
-        <w:rPr>
-          <w:sz w:val="21"/>
-        </w:rPr>
-        <w:t>8</w:t>
-      </w:r>
-      <w:r>
-        <w:rPr>
-          <w:sz w:val="21"/>
-        </w:rPr>
-        <w:t>月</w:t>
-      </w:r>
-      <w:r>
-        <w:rPr>
-          <w:sz w:val="21"/>
-        </w:rPr>
-        <w:t>4</w:t>
-      </w:r>
-      <w:r>
-        <w:rPr>
-          <w:sz w:val="21"/>
-        </w:rPr>
-        <w:t>日</w:t>
+          <w:szCs w:val="21"/>
+        </w:rPr>
+        <w:t xml:space="preserve">｜8月4日</w:t>
       </w:r>
     </w:p>
     <w:p>
@@ -3241,7 +3202,15 @@
         <w:pStyle w:val="LessonQuestion"/>
       </w:pPr>
       <w:r>
-        <w:t>研究问题：看不见的空气有什么性质？怎样用实验留下证据？</w:t>
+        <w:rPr>
+          <w:b/>
+          <w:bCs/>
+          <w:color w:val="0B2545"/>
+        </w:rPr>
+        <w:t xml:space="preserve">研究问题：</w:t>
+      </w:r>
+      <w:r>
+        <w:t xml:space="preserve">空气有哪些性质？</w:t>
       </w:r>
     </w:p>
     <w:p>
@@ -3255,32 +3224,13 @@
       <w:r>
         <w:rPr>
           <w:b/>
-          <w:color w:val="0B2545"/>
-        </w:rPr>
-        <w:t>实验</w:t>
-      </w:r>
-      <w:r>
-        <w:rPr>
-          <w:b/>
-          <w:color w:val="0B2545"/>
-        </w:rPr>
-        <w:t xml:space="preserve"> 1</w:t>
-      </w:r>
-      <w:r>
-        <w:rPr>
-          <w:b/>
-          <w:color w:val="0B2545"/>
-        </w:rPr>
-        <w:t>｜杯中纸巾不湿：</w:t>
-      </w:r>
-      <w:r>
-        <w:t>把装有纸巾的杯子竖直倒扣入水，再倾斜杯子比较。空气占据空间（</w:t>
-      </w:r>
-      <w:r>
-        <w:t>takes up space</w:t>
-      </w:r>
-      <w:r>
-        <w:t>）；空气以气泡离开后，水才能进入。</w:t>
+          <w:bCs/>
+          <w:color w:val="0B2545"/>
+        </w:rPr>
+        <w:t xml:space="preserve">实验 1｜空气占据空间：</w:t>
+      </w:r>
+      <w:r>
+        <w:t xml:space="preserve">把纸巾放在杯底，杯子竖直倒扣进水中，纸巾没有变湿。杯内空气占据空间（takes up space），挡住了水。</w:t>
       </w:r>
     </w:p>
     <w:p>
@@ -3294,32 +3244,13 @@
       <w:r>
         <w:rPr>
           <w:b/>
-          <w:color w:val="0B2545"/>
-        </w:rPr>
-        <w:t>实验</w:t>
-      </w:r>
-      <w:r>
-        <w:rPr>
-          <w:b/>
-          <w:color w:val="0B2545"/>
-        </w:rPr>
-        <w:t xml:space="preserve"> 2</w:t>
-      </w:r>
-      <w:r>
-        <w:rPr>
-          <w:b/>
-          <w:color w:val="0B2545"/>
-        </w:rPr>
-        <w:t>｜气球天平：</w:t>
-      </w:r>
-      <w:r>
-        <w:t>先让两个未充气的气球平衡，再吹大其中一个，放回原位置比较。借助天平研究空气是否具有质量（</w:t>
-      </w:r>
-      <w:r>
-        <w:t>mass</w:t>
-      </w:r>
-      <w:r>
-        <w:t>）。</w:t>
+          <w:bCs/>
+          <w:color w:val="0B2545"/>
+        </w:rPr>
+        <w:t xml:space="preserve">实验 2｜空气具有质量：</w:t>
+      </w:r>
+      <w:r>
+        <w:t xml:space="preserve">衣架两端的气球原本平衡；吹大其中一个并挂回后，充气的一侧下沉，说明空气有质量（mass）。</w:t>
       </w:r>
     </w:p>
     <w:p>
@@ -3333,32 +3264,21 @@
       <w:r>
         <w:rPr>
           <w:b/>
-          <w:color w:val="0B2545"/>
-        </w:rPr>
-        <w:t>实验</w:t>
-      </w:r>
-      <w:r>
-        <w:rPr>
-          <w:b/>
-          <w:color w:val="0B2545"/>
-        </w:rPr>
-        <w:t xml:space="preserve"> 3</w:t>
-      </w:r>
-      <w:r>
-        <w:rPr>
-          <w:b/>
-          <w:color w:val="0B2545"/>
-        </w:rPr>
-        <w:t>｜倒扣水杯与卡片：</w:t>
-      </w:r>
-      <w:r>
-        <w:t>把装满水的杯子盖上卡片后倒转，观察卡片和水。大气压（</w:t>
-      </w:r>
-      <w:r>
-        <w:t>atmospheric pressure</w:t>
-      </w:r>
-      <w:r>
-        <w:t>）对卡片向上的作用可以托住水。</w:t>
+          <w:bCs/>
+          <w:color w:val="0B2545"/>
+        </w:rPr>
+        <w:t xml:space="preserve">实验 3｜大气压托住卡片：</w:t>
+      </w:r>
+      <w:r>
+        <w:t xml:space="preserve">将盖着卡片的满水杯倒扣，卡片和水没有掉落。外界大气压（atmospheric pressure）向上作用，托住了卡片和水。</w:t>
+      </w:r>
+    </w:p>
+    <w:p>
+      <w:r>
+        <w:rPr>
+          <w:color w:val="80627D"/>
+        </w:rPr>
+        <w:t xml:space="preserve">元宝觉得现象很神奇，又试了水没装满的杯子，发现水流了下来。杯口如果没有封严，空气进入后，内外气压差就托不住水。</w:t>
       </w:r>
     </w:p>
     <w:p>
@@ -3372,32 +3292,13 @@
       <w:r>
         <w:rPr>
           <w:b/>
-          <w:color w:val="0B2545"/>
-        </w:rPr>
-        <w:t>实验</w:t>
-      </w:r>
-      <w:r>
-        <w:rPr>
-          <w:b/>
-          <w:color w:val="0B2545"/>
-        </w:rPr>
-        <w:t xml:space="preserve"> 4</w:t>
-      </w:r>
-      <w:r>
-        <w:rPr>
-          <w:b/>
-          <w:color w:val="0B2545"/>
-        </w:rPr>
-        <w:t>｜冷却后压瘪塑料瓶：</w:t>
-      </w:r>
-      <w:r>
-        <w:t>用热水温暖瓶内气体，密封后冷却瓶身。瓶内压强降低，外界空气把瓶壁向内推，说明压强差（</w:t>
-      </w:r>
-      <w:r>
-        <w:t>pressure difference</w:t>
-      </w:r>
-      <w:r>
-        <w:t>）能产生力。</w:t>
+          <w:bCs/>
+          <w:color w:val="0B2545"/>
+        </w:rPr>
+        <w:t xml:space="preserve">实验 4｜气压差使瓶壁变形：</w:t>
+      </w:r>
+      <w:r>
+        <w:t xml:space="preserve">将装有热水的塑料瓶密封、冷却，观察瓶壁变瘪。瓶内气体冷却，部分水蒸气凝结，内外形成压强差（pressure difference），外界空气把瓶壁向内压瘪。</w:t>
       </w:r>
     </w:p>
     <w:p>
@@ -3411,32 +3312,13 @@
       <w:r>
         <w:rPr>
           <w:b/>
-          <w:color w:val="0B2545"/>
-        </w:rPr>
-        <w:t>实验</w:t>
-      </w:r>
-      <w:r>
-        <w:rPr>
-          <w:b/>
-          <w:color w:val="0B2545"/>
-        </w:rPr>
-        <w:t xml:space="preserve"> 5</w:t>
-      </w:r>
-      <w:r>
-        <w:rPr>
-          <w:b/>
-          <w:color w:val="0B2545"/>
-        </w:rPr>
-        <w:t>｜让纸机翼升起：</w:t>
-      </w:r>
-      <w:r>
-        <w:t>制作弧形纸翼，用吹风机吹过翼面，观察纸翼在线绳上的运动。翼面周围不均匀的压力和气流偏转能形成升力（</w:t>
-      </w:r>
-      <w:r>
-        <w:t>lift</w:t>
-      </w:r>
-      <w:r>
-        <w:t>）。</w:t>
+          <w:bCs/>
+          <w:color w:val="0B2545"/>
+        </w:rPr>
+        <w:t xml:space="preserve">实验 5｜气流产生升力：</w:t>
+      </w:r>
+      <w:r>
+        <w:t xml:space="preserve">用吹风机吹过弧形纸翼，观察它会升起。机翼周围的压力不均、气流方向改变，共同产生向上的升力（lift）。</w:t>
       </w:r>
     </w:p>
     <w:p>
@@ -3450,32 +3332,29 @@
       <w:r>
         <w:rPr>
           <w:b/>
-          <w:color w:val="0B2545"/>
-        </w:rPr>
-        <w:t>实验</w:t>
-      </w:r>
-      <w:r>
-        <w:rPr>
-          <w:b/>
-          <w:color w:val="0B2545"/>
-        </w:rPr>
-        <w:t xml:space="preserve"> 6</w:t>
-      </w:r>
-      <w:r>
-        <w:rPr>
-          <w:b/>
-          <w:color w:val="0B2545"/>
-        </w:rPr>
-        <w:t>｜蜡烛罩杯：</w:t>
-      </w:r>
-      <w:r>
-        <w:t>用玻璃罐罩住水盘里的蜡烛，观察火焰与水位。氧气（</w:t>
-      </w:r>
-      <w:r>
-        <w:t>oxygen</w:t>
-      </w:r>
-      <w:r>
-        <w:t>）支持燃烧；罩杯后可用氧气减少，冷却等因素又使罐内压强降低。水位变化不能直接当作氧气所占比例。</w:t>
+          <w:bCs/>
+          <w:color w:val="0B2545"/>
+        </w:rPr>
+        <w:t xml:space="preserve">实验 6｜空气中含有氧气：</w:t>
+      </w:r>
+      <w:r>
+        <w:t xml:space="preserve">把燃着的蜡烛放在水盘里，用透明罩倒扣住，罩口浸在水中。预期火焰熄灭、罩内水面上升：蜡烛消耗罩内氧气（oxygen），内压下降，外界空气把水推入罩内。</w:t>
+      </w:r>
+    </w:p>
+    <w:p>
+      <w:pPr>
+        <w:pStyle w:val="SchoolAlignment"/>
+        <w:pBdr>
+          <w:left w:val="single" w:sz="6" w:space="7" w:color="C2AD88"/>
+        </w:pBdr>
+        <w:shd w:val="clear" w:color="auto" w:fill="F8F4EC"/>
+        <w:ind w:left="230" w:right="144"/>
+      </w:pPr>
+      <w:r>
+        <w:rPr>
+          <w:color w:val="333333"/>
+        </w:rPr>
+        <w:t xml:space="preserve">这个实验蜡烛熄灭了，但水面没有观察到明显变化。可能因为水盆大且浅，罩子浮在水面上密封不严，蜡烛很浅且所剩不多。换合适的水盆、罩子和蜡烛后可以重新尝试。</w:t>
       </w:r>
     </w:p>
     <w:p>
@@ -3489,38 +3368,304 @@
       <w:r>
         <w:rPr>
           <w:b/>
-          <w:color w:val="0B2545"/>
-        </w:rPr>
-        <w:t>实验</w:t>
-      </w:r>
-      <w:r>
-        <w:rPr>
-          <w:b/>
-          <w:color w:val="0B2545"/>
-        </w:rPr>
-        <w:t xml:space="preserve"> 7</w:t>
-      </w:r>
-      <w:r>
-        <w:rPr>
-          <w:b/>
-          <w:color w:val="0B2545"/>
-        </w:rPr>
-        <w:t>｜紫甘蓝显色与呼气对照：</w:t>
-      </w:r>
-      <w:r>
-        <w:t>用紫甘蓝汁比较糖水、柠檬汁、小苏打水、白醋、肥皂水和雪碧的颜色，再比较呼气组与空气对照。紫甘蓝是酸碱指示剂（</w:t>
-      </w:r>
-      <w:r>
-        <w:t>acid–base indicator</w:t>
-      </w:r>
-      <w:r>
-        <w:t>）；呼出的二氧化碳（</w:t>
-      </w:r>
-      <w:r>
-        <w:t>carbon dioxide</w:t>
-      </w:r>
-      <w:r>
-        <w:t>）溶于水后会使水偏酸。</w:t>
+          <w:bCs/>
+          <w:color w:val="0B2545"/>
+        </w:rPr>
+        <w:t xml:space="preserve">实验 7｜酸碱指示剂显示酸碱变化：</w:t>
+      </w:r>
+      <w:r>
+        <w:t xml:space="preserve">紫甘蓝汁是酸碱指示剂（acid–base indicator）：酸性时偏红或粉色，接近中性时偏紫色，碱性时偏蓝绿。</w:t>
+      </w:r>
+    </w:p>
+    <w:p>
+      <w:pPr>
+        <w:pStyle w:val="ParentBullet"/>
+        <w:numPr>
+          <w:ilvl w:val="1"/>
+          <w:numId w:val="1"/>
+        </w:numPr>
+      </w:pPr>
+      <w:r>
+        <w:rPr>
+          <w:b/>
+          <w:bCs/>
+          <w:color w:val="0B2545"/>
+        </w:rPr>
+        <w:t xml:space="preserve">液体对比：</w:t>
+      </w:r>
+      <w:r>
+        <w:t xml:space="preserve">用紫甘蓝汁比较五种液体。下表为预期颜色。</w:t>
+      </w:r>
+    </w:p>
+    <w:tbl>
+      <w:tblPr>
+        <w:tblW w:w="9360" w:type="dxa"/>
+        <w:tblInd w:w="120" w:type="dxa"/>
+        <w:tblBorders>
+          <w:top w:val="single" w:sz="6" w:space="0" w:color="D7DBE2"/>
+          <w:left w:val="single" w:sz="6" w:space="0" w:color="D7DBE2"/>
+          <w:bottom w:val="single" w:sz="6" w:space="0" w:color="D7DBE2"/>
+          <w:right w:val="single" w:sz="6" w:space="0" w:color="D7DBE2"/>
+          <w:insideH w:val="single" w:sz="6" w:space="0" w:color="D7DBE2"/>
+          <w:insideV w:val="single" w:sz="6" w:space="0" w:color="D7DBE2"/>
+        </w:tblBorders>
+        <w:tblLayout w:type="fixed"/>
+        <w:tblCellMar>
+          <w:top w:w="80" w:type="dxa"/>
+          <w:left w:w="120" w:type="dxa"/>
+          <w:bottom w:w="80" w:type="dxa"/>
+          <w:right w:w="120" w:type="dxa"/>
+        </w:tblCellMar>
+        <w:tblLook w:val="0000" w:firstRow="0" w:lastRow="0" w:firstColumn="0" w:lastColumn="0" w:noHBand="0" w:noVBand="0"/>
+      </w:tblPr>
+      <w:tblGrid>
+        <w:gridCol w:w="1872"/>
+        <w:gridCol w:w="1872"/>
+        <w:gridCol w:w="1872"/>
+        <w:gridCol w:w="1872"/>
+        <w:gridCol w:w="1872"/>
+      </w:tblGrid>
+      <w:tr>
+        <w:trPr>
+          <w:cantSplit/>
+          <w:tblHeader/>
+        </w:trPr>
+        <w:tc>
+          <w:tcPr>
+            <w:tcW w:w="1872" w:type="dxa"/>
+            <w:shd w:val="clear" w:color="auto" w:fill="F2F4F7"/>
+            <w:vAlign w:val="center"/>
+          </w:tcPr>
+          <w:p>
+            <w:pPr>
+              <w:pStyle w:val="TableText"/>
+              <w:jc w:val="center"/>
+            </w:pPr>
+            <w:r>
+              <w:rPr>
+                <w:b/>
+                <w:bCs/>
+                <w:color w:val="0B2545"/>
+              </w:rPr>
+              <w:t xml:space="preserve">糖水</w:t>
+            </w:r>
+          </w:p>
+        </w:tc>
+        <w:tc>
+          <w:tcPr>
+            <w:tcW w:w="1872" w:type="dxa"/>
+            <w:shd w:val="clear" w:color="auto" w:fill="F2F4F7"/>
+            <w:vAlign w:val="center"/>
+          </w:tcPr>
+          <w:p>
+            <w:pPr>
+              <w:pStyle w:val="TableText"/>
+              <w:jc w:val="center"/>
+            </w:pPr>
+            <w:r>
+              <w:rPr>
+                <w:b/>
+                <w:bCs/>
+                <w:color w:val="0B2545"/>
+              </w:rPr>
+              <w:t xml:space="preserve">小苏打水</w:t>
+            </w:r>
+          </w:p>
+        </w:tc>
+        <w:tc>
+          <w:tcPr>
+            <w:tcW w:w="1872" w:type="dxa"/>
+            <w:shd w:val="clear" w:color="auto" w:fill="F2F4F7"/>
+            <w:vAlign w:val="center"/>
+          </w:tcPr>
+          <w:p>
+            <w:pPr>
+              <w:pStyle w:val="TableText"/>
+              <w:jc w:val="center"/>
+            </w:pPr>
+            <w:r>
+              <w:rPr>
+                <w:b/>
+                <w:bCs/>
+                <w:color w:val="0B2545"/>
+              </w:rPr>
+              <w:t xml:space="preserve">白醋</w:t>
+            </w:r>
+          </w:p>
+        </w:tc>
+        <w:tc>
+          <w:tcPr>
+            <w:tcW w:w="1872" w:type="dxa"/>
+            <w:shd w:val="clear" w:color="auto" w:fill="F2F4F7"/>
+            <w:vAlign w:val="center"/>
+          </w:tcPr>
+          <w:p>
+            <w:pPr>
+              <w:pStyle w:val="TableText"/>
+              <w:jc w:val="center"/>
+            </w:pPr>
+            <w:r>
+              <w:rPr>
+                <w:b/>
+                <w:bCs/>
+                <w:color w:val="0B2545"/>
+              </w:rPr>
+              <w:t xml:space="preserve">肥皂水</w:t>
+            </w:r>
+          </w:p>
+        </w:tc>
+        <w:tc>
+          <w:tcPr>
+            <w:tcW w:w="1872" w:type="dxa"/>
+            <w:shd w:val="clear" w:color="auto" w:fill="F2F4F7"/>
+            <w:vAlign w:val="center"/>
+          </w:tcPr>
+          <w:p>
+            <w:pPr>
+              <w:pStyle w:val="TableText"/>
+              <w:jc w:val="center"/>
+            </w:pPr>
+            <w:r>
+              <w:rPr>
+                <w:b/>
+                <w:bCs/>
+                <w:color w:val="0B2545"/>
+              </w:rPr>
+              <w:t xml:space="preserve">雪碧</w:t>
+            </w:r>
+          </w:p>
+        </w:tc>
+      </w:tr>
+      <w:tr>
+        <w:trPr>
+          <w:cantSplit/>
+        </w:trPr>
+        <w:tc>
+          <w:tcPr>
+            <w:tcW w:w="1872" w:type="dxa"/>
+            <w:vAlign w:val="center"/>
+          </w:tcPr>
+          <w:p>
+            <w:pPr>
+              <w:pStyle w:val="TableText"/>
+            </w:pPr>
+            <w:r>
+              <w:t xml:space="preserve">接近紫色</w:t>
+            </w:r>
+          </w:p>
+        </w:tc>
+        <w:tc>
+          <w:tcPr>
+            <w:tcW w:w="1872" w:type="dxa"/>
+            <w:vAlign w:val="center"/>
+          </w:tcPr>
+          <w:p>
+            <w:pPr>
+              <w:pStyle w:val="TableText"/>
+            </w:pPr>
+            <w:r>
+              <w:t xml:space="preserve">蓝或蓝绿</w:t>
+            </w:r>
+          </w:p>
+        </w:tc>
+        <w:tc>
+          <w:tcPr>
+            <w:tcW w:w="1872" w:type="dxa"/>
+            <w:vAlign w:val="center"/>
+          </w:tcPr>
+          <w:p>
+            <w:pPr>
+              <w:pStyle w:val="TableText"/>
+            </w:pPr>
+            <w:r>
+              <w:t xml:space="preserve">红或粉紫</w:t>
+            </w:r>
+          </w:p>
+        </w:tc>
+        <w:tc>
+          <w:tcPr>
+            <w:tcW w:w="1872" w:type="dxa"/>
+            <w:vAlign w:val="center"/>
+          </w:tcPr>
+          <w:p>
+            <w:pPr>
+              <w:pStyle w:val="TableText"/>
+            </w:pPr>
+            <w:r>
+              <w:t xml:space="preserve">蓝绿或绿</w:t>
+            </w:r>
+          </w:p>
+        </w:tc>
+        <w:tc>
+          <w:tcPr>
+            <w:tcW w:w="1872" w:type="dxa"/>
+            <w:vAlign w:val="center"/>
+          </w:tcPr>
+          <w:p>
+            <w:pPr>
+              <w:pStyle w:val="TableText"/>
+            </w:pPr>
+            <w:r>
+              <w:t xml:space="preserve">红或粉紫</w:t>
+            </w:r>
+          </w:p>
+        </w:tc>
+      </w:tr>
+    </w:tbl>
+    <w:p>
+      <w:pPr>
+        <w:pStyle w:val="ParentBullet"/>
+        <w:numPr>
+          <w:ilvl w:val="1"/>
+          <w:numId w:val="1"/>
+        </w:numPr>
+      </w:pPr>
+      <w:r>
+        <w:rPr>
+          <w:b/>
+          <w:bCs/>
+          <w:color w:val="0B2545"/>
+        </w:rPr>
+        <w:t xml:space="preserve">呼气对照：</w:t>
+      </w:r>
+      <w:r>
+        <w:t xml:space="preserve">向一杯紫甘蓝汁中吹气，呼出的二氧化碳（carbon dioxide）溶于水，使水偏酸，在指示剂下变粉红。</w:t>
+      </w:r>
+    </w:p>
+    <w:p>
+      <w:pPr>
+        <w:pStyle w:val="SchoolAlignment"/>
+        <w:pBdr>
+          <w:left w:val="single" w:sz="6" w:space="7" w:color="C2AD88"/>
+        </w:pBdr>
+        <w:shd w:val="clear" w:color="auto" w:fill="F8F4EC"/>
+        <w:ind w:left="230" w:right="144"/>
+      </w:pPr>
+      <w:r>
+        <w:rPr>
+          <w:color w:val="333333"/>
+        </w:rPr>
+        <w:t xml:space="preserve">这次只看到一点点颜色变化，变浅红紫，变化不太明显。</w:t>
+      </w:r>
+    </w:p>
+    <w:p>
+      <w:pPr>
+        <w:pStyle w:val="KnowledgeSummary"/>
+        <w:rPr>
+          <w:b/>
+          <w:bCs/>
+        </w:rPr>
+      </w:pPr>
+      <w:r>
+        <w:rPr>
+          <w:b/>
+          <w:bCs/>
+          <w:color w:val="0B2545"/>
+        </w:rPr>
+        <w:t xml:space="preserve">小结：</w:t>
+      </w:r>
+      <w:r>
+        <w:t xml:space="preserve">空气占据空间、有质量，也能对物体施加压力。空气是多种气体组成的均一混合物（homogeneous mixture），其中氧气支持燃烧。</w:t>
       </w:r>
     </w:p>
     <w:p>
@@ -3535,35 +3680,16 @@
       <w:r>
         <w:rPr>
           <w:b/>
-          <w:color w:val="0B2545"/>
-        </w:rPr>
-        <w:lastRenderedPageBreak/>
-        <w:t xml:space="preserve">School </w:t>
-      </w:r>
-      <w:r>
-        <w:rPr>
-          <w:b/>
-          <w:color w:val="0B2545"/>
-        </w:rPr>
-        <w:t>对应｜</w:t>
-      </w:r>
-      <w:r>
-        <w:t>Unit 2 — Notes 01 Phases of Matter</w:t>
-      </w:r>
-      <w:r>
-        <w:t>、</w:t>
-      </w:r>
-      <w:r>
-        <w:t>Notes 02 Mixtures and Solutions</w:t>
-      </w:r>
-      <w:r>
-        <w:t>：空气有质量、占空间，也是混合物。</w:t>
-      </w:r>
-      <w:r>
-        <w:t>Unit 4 — Notes 10 Respiratory System</w:t>
-      </w:r>
-      <w:r>
-        <w:t>：联系吸入氧气、呼出二氧化碳；未覆盖整套呼吸器官与呼吸机制。</w:t>
+          <w:bCs/>
+          <w:color w:val="0B2545"/>
+        </w:rPr>
+        <w:t xml:space="preserve">School 对应｜</w:t>
+      </w:r>
+      <w:r>
+        <w:rPr>
+          <w:color w:val="0B2545"/>
+        </w:rPr>
+        <w:t xml:space="preserve">Unit 2 — Notes 01 Phases of Matter、Notes 02 Mixtures and Solutions：空气的性质与混合物；Unit 4 — Notes 10 Respiratory System：联系吸入氧气、呼出二氧化碳。</w:t>
       </w:r>
     </w:p>
     <w:p>
@@ -3571,43 +3697,14 @@
         <w:pStyle w:val="2"/>
       </w:pPr>
       <w:r>
-        <w:t>第</w:t>
-      </w:r>
-      <w:r>
-        <w:t xml:space="preserve"> 8 </w:t>
-      </w:r>
-      <w:r>
-        <w:t>次课｜显微镜下的细胞</w:t>
+        <w:t xml:space="preserve">第 8 次课｜显微镜下的细胞</w:t>
       </w:r>
       <w:r>
         <w:rPr>
           <w:sz w:val="21"/>
-        </w:rPr>
-        <w:t>｜</w:t>
-      </w:r>
-      <w:r>
-        <w:rPr>
-          <w:sz w:val="21"/>
-        </w:rPr>
-        <w:t>8</w:t>
-      </w:r>
-      <w:r>
-        <w:rPr>
-          <w:sz w:val="21"/>
-        </w:rPr>
-        <w:t>月</w:t>
-      </w:r>
-      <w:r>
-        <w:rPr>
-          <w:sz w:val="21"/>
-        </w:rPr>
-        <w:t>11</w:t>
-      </w:r>
-      <w:r>
-        <w:rPr>
-          <w:sz w:val="21"/>
-        </w:rPr>
-        <w:t>日</w:t>
+          <w:szCs w:val="21"/>
+        </w:rPr>
+        <w:t xml:space="preserve">｜8月11日</w:t>
       </w:r>
     </w:p>
     <w:p>
@@ -3615,7 +3712,35 @@
         <w:pStyle w:val="LessonQuestion"/>
       </w:pPr>
       <w:r>
-        <w:t>研究问题：植物细胞和动物细胞有什么不同？细胞里的水会怎样移动？</w:t>
+        <w:rPr>
+          <w:b/>
+          <w:bCs/>
+          <w:color w:val="0B2545"/>
+        </w:rPr>
+        <w:t xml:space="preserve">研究问题：</w:t>
+      </w:r>
+      <w:r>
+        <w:t xml:space="preserve">细胞有哪些结构和功能？</w:t>
+      </w:r>
+    </w:p>
+    <w:p>
+      <w:r>
+        <w:rPr>
+          <w:b/>
+          <w:bCs/>
+        </w:rPr>
+        <w:t xml:space="preserve">装片制作：</w:t>
+      </w:r>
+      <w:r>
+        <w:t xml:space="preserve">在洋葱鳞片内侧划出约 5 毫米见方的小口，从边缘撕下一小片透明表皮，铺平在载玻片的水滴中，再盖上盖玻片。染色时，从盖玻片一侧滴入染液，用纸从另一侧吸引。</w:t>
+      </w:r>
+    </w:p>
+    <w:p>
+      <w:r>
+        <w:rPr>
+          <w:color w:val="80627D"/>
+        </w:rPr>
+        <w:t xml:space="preserve">元宝很喜欢装片，接连做了三四张洋葱表皮片。她自己摸索出染色方法，每次效果都很好。元宝还当场拍死了一只小虫做成装片观察。</w:t>
       </w:r>
     </w:p>
     <w:p>
@@ -3629,44 +3754,13 @@
       <w:r>
         <w:rPr>
           <w:b/>
-          <w:color w:val="0B2545"/>
-        </w:rPr>
-        <w:t>实验</w:t>
-      </w:r>
-      <w:r>
-        <w:rPr>
-          <w:b/>
-          <w:color w:val="0B2545"/>
-        </w:rPr>
-        <w:t xml:space="preserve"> 1</w:t>
-      </w:r>
-      <w:r>
-        <w:rPr>
-          <w:b/>
-          <w:color w:val="0B2545"/>
-        </w:rPr>
-        <w:t>｜洋葱表皮细胞：</w:t>
-      </w:r>
-      <w:r>
-        <w:t>制作洋葱内表皮装片，用显微镜（</w:t>
-      </w:r>
-      <w:r>
-        <w:t>microscope</w:t>
-      </w:r>
-      <w:r>
-        <w:t>）观察、绘图和标注。借助细胞壁（</w:t>
-      </w:r>
-      <w:r>
-        <w:t>cell wall</w:t>
-      </w:r>
-      <w:r>
-        <w:t>）、细胞核（</w:t>
-      </w:r>
-      <w:r>
-        <w:t>nucleus</w:t>
-      </w:r>
-      <w:r>
-        <w:t>）等结构，认识植物细胞。</w:t>
+          <w:bCs/>
+          <w:color w:val="0B2545"/>
+        </w:rPr>
+        <w:t xml:space="preserve">实验 1｜观察洋葱表皮细胞：</w:t>
+      </w:r>
+      <w:r>
+        <w:t xml:space="preserve">显微镜（microscope）下可见排列整齐的方格状细胞；清楚的边界主要是细胞壁（cell wall）。</w:t>
       </w:r>
     </w:p>
     <w:p>
@@ -3680,38 +3774,29 @@
       <w:r>
         <w:rPr>
           <w:b/>
-          <w:color w:val="0B2545"/>
-        </w:rPr>
-        <w:t>实验</w:t>
-      </w:r>
-      <w:r>
-        <w:rPr>
-          <w:b/>
-          <w:color w:val="0B2545"/>
-        </w:rPr>
-        <w:t xml:space="preserve"> 2</w:t>
-      </w:r>
-      <w:r>
-        <w:rPr>
-          <w:b/>
-          <w:color w:val="0B2545"/>
-        </w:rPr>
-        <w:t>｜口腔上皮细胞：</w:t>
-      </w:r>
-      <w:r>
-        <w:t>制作口腔上皮装片，与洋葱表皮的观察图比较。动物细胞没有细胞壁；结合图像讲解细胞膜（</w:t>
-      </w:r>
-      <w:r>
-        <w:t>cell membrane</w:t>
-      </w:r>
-      <w:r>
-        <w:t>）、细胞质（</w:t>
-      </w:r>
-      <w:r>
-        <w:t>cytoplasm</w:t>
-      </w:r>
-      <w:r>
-        <w:t>）和细胞核的功能。只把实际分辨出的结构画进观察图。</w:t>
+          <w:bCs/>
+          <w:color w:val="0B2545"/>
+        </w:rPr>
+        <w:t xml:space="preserve">实验 2｜口腔上皮细胞：</w:t>
+      </w:r>
+      <w:r>
+        <w:t xml:space="preserve">原计划制作口腔上皮装片，与洋葱表皮细胞比较，观察动物细胞和植物细胞的差异。</w:t>
+      </w:r>
+    </w:p>
+    <w:p>
+      <w:pPr>
+        <w:pStyle w:val="SchoolAlignment"/>
+        <w:pBdr>
+          <w:left w:val="single" w:sz="6" w:space="7" w:color="C2AD88"/>
+        </w:pBdr>
+        <w:shd w:val="clear" w:color="auto" w:fill="F8F4EC"/>
+        <w:ind w:left="230" w:right="144"/>
+      </w:pPr>
+      <w:r>
+        <w:rPr>
+          <w:color w:val="333333"/>
+        </w:rPr>
+        <w:t xml:space="preserve">课堂上先后用棉签和牙签取样。棉签沾水后吸水，细胞难以转移到玻片上；牙签也没能做出可观察的装片。因此最后没有观察到口腔上皮细胞，但我们画了示意图比较动植物细胞。</w:t>
       </w:r>
     </w:p>
     <w:p>
@@ -3725,38 +3810,18 @@
       <w:r>
         <w:rPr>
           <w:b/>
-          <w:color w:val="0B2545"/>
-        </w:rPr>
-        <w:t>实验</w:t>
-      </w:r>
-      <w:r>
-        <w:rPr>
-          <w:b/>
-          <w:color w:val="0B2545"/>
-        </w:rPr>
-        <w:t xml:space="preserve"> 3</w:t>
-      </w:r>
-      <w:r>
-        <w:rPr>
-          <w:b/>
-          <w:color w:val="0B2545"/>
-        </w:rPr>
-        <w:t>｜红洋葱质壁分离：</w:t>
-      </w:r>
-      <w:r>
-        <w:t>在同一组细胞中比较加入盐水前后的状态，观察有色内容物是否缩离细胞壁。水通过细胞膜向外移动，液泡缩小，称为渗透作用（</w:t>
-      </w:r>
-      <w:r>
-        <w:t>osmosis</w:t>
-      </w:r>
-      <w:r>
-        <w:t>）；由此出现的分离现象叫质壁分离（</w:t>
-      </w:r>
-      <w:r>
-        <w:t>plasmolysis</w:t>
-      </w:r>
-      <w:r>
-        <w:t>）。</w:t>
+          <w:bCs/>
+          <w:color w:val="0B2545"/>
+        </w:rPr>
+        <w:t xml:space="preserve">实验 3｜洋葱质壁分离及复原：</w:t>
+      </w:r>
+      <w:r>
+        <w:t xml:space="preserve">让盐水进入洋葱装片，我们可以看到有色内容物缩离细胞壁；这是细胞因渗透作用（osmosis）失水后发生的质壁分离（plasmolysis）。随后多次从一侧滴入清水、另一侧吸走盐水，继续观察同一组细胞，有色内容物重新贴近细胞壁。</w:t>
+      </w:r>
+    </w:p>
+    <w:p>
+      <w:r>
+        <w:t xml:space="preserve">这几个实验围绕细胞的结构与功能：洋葱片看见细胞壁（cell wall），质壁分离结合模型区分细胞壁与细胞膜（cell membrane）。细胞膜控制物质进出，细胞核（nucleus）控制细胞活动。</w:t>
       </w:r>
     </w:p>
     <w:p>
@@ -3770,56 +3835,25 @@
       <w:r>
         <w:rPr>
           <w:b/>
-          <w:color w:val="0B2545"/>
-        </w:rPr>
-        <w:t>实验</w:t>
-      </w:r>
-      <w:r>
-        <w:rPr>
-          <w:b/>
-          <w:color w:val="0B2545"/>
-        </w:rPr>
-        <w:t xml:space="preserve"> 4</w:t>
-      </w:r>
-      <w:r>
-        <w:rPr>
-          <w:b/>
-          <w:color w:val="0B2545"/>
-        </w:rPr>
-        <w:t>｜杯壁种豆：</w:t>
-      </w:r>
-      <w:r>
-        <w:t>把豆子放在纸巾与透明杯壁之间，设置湿润与干燥条件，启动种子萌发（</w:t>
-      </w:r>
-      <w:r>
-        <w:t>germination</w:t>
-      </w:r>
-      <w:r>
-        <w:t>）观察。比较是否萌发和根长，练习长期记录。</w:t>
-      </w:r>
-    </w:p>
-    <w:p>
-      <w:pPr>
-        <w:pStyle w:val="SchoolAlignment"/>
-        <w:pBdr>
-          <w:left w:val="single" w:sz="16" w:space="7" w:color="C2AD88"/>
-        </w:pBdr>
-        <w:shd w:val="clear" w:color="auto" w:fill="F8F4EC"/>
-        <w:ind w:left="230" w:right="144"/>
-      </w:pPr>
-      <w:r>
-        <w:t>两次课间隔约两周，豆苗缺少持续照料，后来死亡。没有连续观察记录，不能据此确定唯一原因。</w:t>
-      </w:r>
-    </w:p>
-    <w:p>
-      <w:r>
-        <w:t>细胞学说（</w:t>
-      </w:r>
-      <w:r>
-        <w:t>cell theory</w:t>
-      </w:r>
-      <w:r>
-        <w:t>）：生物由细胞组成；细胞是生命的基本单位；新细胞来自已有细胞。</w:t>
+          <w:bCs/>
+          <w:color w:val="0B2545"/>
+        </w:rPr>
+        <w:t xml:space="preserve">实验 4｜观察绿豆萌发：</w:t>
+      </w:r>
+      <w:r>
+        <w:t xml:space="preserve">四杯都保持湿润。元宝做的两杯把绿豆放在杯底纸巾上；我做的两杯放在杯壁旁，一杯罩起来遮光，一杯见光。后来绿豆都发了芽，说明绿豆萌发（germination）初期可以在黑暗中长根。</w:t>
+      </w:r>
+    </w:p>
+    <w:p>
+      <w:r>
+        <w:rPr>
+          <w:b/>
+          <w:bCs/>
+        </w:rPr>
+        <w:t xml:space="preserve">细胞学说（cell theory）：</w:t>
+      </w:r>
+      <w:r>
+        <w:t xml:space="preserve">生物由细胞组成；细胞是生命的基本单位；新细胞来自已有细胞。</w:t>
       </w:r>
     </w:p>
     <w:p>
@@ -3834,40 +3868,16 @@
       <w:r>
         <w:rPr>
           <w:b/>
-          <w:color w:val="0B2545"/>
-        </w:rPr>
-        <w:t xml:space="preserve">School </w:t>
-      </w:r>
-      <w:r>
-        <w:rPr>
-          <w:b/>
-          <w:color w:val="0B2545"/>
-        </w:rPr>
-        <w:t>对应｜</w:t>
-      </w:r>
-      <w:r>
-        <w:t>Unit 4 — Notes 01 Characteristics of Living Things</w:t>
-      </w:r>
-      <w:r>
-        <w:t>、</w:t>
-      </w:r>
-      <w:r>
-        <w:t>Notes 02 Cell Structure</w:t>
-      </w:r>
-      <w:r>
-        <w:t>、</w:t>
-      </w:r>
-      <w:r>
-        <w:t>Notes 03 Cell Supplementary</w:t>
-      </w:r>
-      <w:r>
-        <w:t>，以及</w:t>
-      </w:r>
-      <w:r>
-        <w:t xml:space="preserve"> Homework 02 Cell Vocabulary</w:t>
-      </w:r>
-      <w:r>
-        <w:t>。重点为细胞结构与功能、动植物细胞差异和细胞学说；质壁分离是观察细胞失水的实验拓展。</w:t>
+          <w:bCs/>
+          <w:color w:val="0B2545"/>
+        </w:rPr>
+        <w:t xml:space="preserve">School 对应｜</w:t>
+      </w:r>
+      <w:r>
+        <w:rPr>
+          <w:color w:val="0B2545"/>
+        </w:rPr>
+        <w:t xml:space="preserve">Unit 4 — Notes 01 Characteristics of Living Things、Notes 02 Cell Structure、Notes 03 Cell Supplementary，以及 Homework 02 Cell Vocabulary：细胞结构与功能、动植物细胞差异和细胞学说。</w:t>
       </w:r>
     </w:p>
     <w:p>
@@ -3875,43 +3885,14 @@
         <w:pStyle w:val="2"/>
       </w:pPr>
       <w:r>
-        <w:t>第</w:t>
-      </w:r>
-      <w:r>
-        <w:t xml:space="preserve"> 9 </w:t>
-      </w:r>
-      <w:r>
-        <w:t>次课｜植物怎样运输水和糖？</w:t>
+        <w:t xml:space="preserve">第 9 次课｜植物怎样运输水？</w:t>
       </w:r>
       <w:r>
         <w:rPr>
           <w:sz w:val="21"/>
-        </w:rPr>
-        <w:t>｜</w:t>
-      </w:r>
-      <w:r>
-        <w:rPr>
-          <w:sz w:val="21"/>
-        </w:rPr>
-        <w:t>8</w:t>
-      </w:r>
-      <w:r>
-        <w:rPr>
-          <w:sz w:val="21"/>
-        </w:rPr>
-        <w:t>月</w:t>
-      </w:r>
-      <w:r>
-        <w:rPr>
-          <w:sz w:val="21"/>
-        </w:rPr>
-        <w:t>25</w:t>
-      </w:r>
-      <w:r>
-        <w:rPr>
-          <w:sz w:val="21"/>
-        </w:rPr>
-        <w:t>日</w:t>
+          <w:szCs w:val="21"/>
+        </w:rPr>
+        <w:t xml:space="preserve">｜8月25日</w:t>
       </w:r>
     </w:p>
     <w:p>
@@ -3919,7 +3900,15 @@
         <w:pStyle w:val="LessonQuestion"/>
       </w:pPr>
       <w:r>
-        <w:t>研究问题：水怎样到达叶片？叶片制造的糖怎样送到其他部位？</w:t>
+        <w:rPr>
+          <w:b/>
+          <w:bCs/>
+          <w:color w:val="0B2545"/>
+        </w:rPr>
+        <w:t xml:space="preserve">研究问题：</w:t>
+      </w:r>
+      <w:r>
+        <w:t xml:space="preserve">植物怎样运输水？</w:t>
       </w:r>
     </w:p>
     <w:p>
@@ -3933,38 +3922,29 @@
       <w:r>
         <w:rPr>
           <w:b/>
-          <w:color w:val="0B2545"/>
-        </w:rPr>
-        <w:t>实验</w:t>
-      </w:r>
-      <w:r>
-        <w:rPr>
-          <w:b/>
-          <w:color w:val="0B2545"/>
-        </w:rPr>
-        <w:t xml:space="preserve"> 1</w:t>
-      </w:r>
-      <w:r>
-        <w:rPr>
-          <w:b/>
-          <w:color w:val="0B2545"/>
-        </w:rPr>
-        <w:t>｜西芹与白花染色：</w:t>
-      </w:r>
-      <w:r>
-        <w:t>把西芹和白花插入有色水，用色素追踪水经过的路线。分别观察西芹横切面的点状区域、纵切面的线条，再用显微镜寻找维管束（</w:t>
-      </w:r>
-      <w:r>
-        <w:t>vascular bundles</w:t>
-      </w:r>
-      <w:r>
-        <w:t>）。木质部（</w:t>
-      </w:r>
-      <w:r>
-        <w:t>xylem</w:t>
-      </w:r>
-      <w:r>
-        <w:t>）负责运输水和矿物质。</w:t>
+          <w:bCs/>
+          <w:color w:val="0B2545"/>
+        </w:rPr>
+        <w:t xml:space="preserve">实验 1｜西芹与白花染色：</w:t>
+      </w:r>
+      <w:r>
+        <w:t xml:space="preserve">观察提前染色的西芹，切面上清楚看到蓝色的维管束（vascular bundles）；再做薄片，用显微镜观察蓝色束区。蓝色显示水沿木质部（xylem）向上运输。将白色康乃馨放入染色水，观察花瓣是否变色。</w:t>
+      </w:r>
+    </w:p>
+    <w:p>
+      <w:pPr>
+        <w:pStyle w:val="SchoolAlignment"/>
+        <w:pBdr>
+          <w:left w:val="single" w:sz="6" w:space="7" w:color="C2AD88"/>
+        </w:pBdr>
+        <w:shd w:val="clear" w:color="auto" w:fill="F8F4EC"/>
+        <w:ind w:left="230" w:right="144"/>
+      </w:pPr>
+      <w:r>
+        <w:rPr>
+          <w:color w:val="80627D"/>
+        </w:rPr>
+        <w:t xml:space="preserve">元宝用红、绿两种染色水给白花染色。下周上课时，整朵花都染上了颜色。</w:t>
       </w:r>
     </w:p>
     <w:p>
@@ -3978,33 +3958,13 @@
       <w:r>
         <w:rPr>
           <w:b/>
-          <w:color w:val="0B2545"/>
-        </w:rPr>
-        <w:lastRenderedPageBreak/>
-        <w:t>实验</w:t>
-      </w:r>
-      <w:r>
-        <w:rPr>
-          <w:b/>
-          <w:color w:val="0B2545"/>
-        </w:rPr>
-        <w:t xml:space="preserve"> 2</w:t>
-      </w:r>
-      <w:r>
-        <w:rPr>
-          <w:b/>
-          <w:color w:val="0B2545"/>
-        </w:rPr>
-        <w:t>｜叶片气孔观察：</w:t>
-      </w:r>
-      <w:r>
-        <w:t>制作薄叶装片，比较叶片上、下表面，寻找气孔（</w:t>
-      </w:r>
-      <w:r>
-        <w:t>stomata</w:t>
-      </w:r>
-      <w:r>
-        <w:t>）。气孔是气体进出的开口，也是叶片散失水蒸气的主要通道。</w:t>
+          <w:bCs/>
+          <w:color w:val="0B2545"/>
+        </w:rPr>
+        <w:t xml:space="preserve">实验 2｜叶片气孔观察：</w:t>
+      </w:r>
+      <w:r>
+        <w:t xml:space="preserve">制作叶片上、下表面的装片，用显微镜寻找气孔（stomata）。气孔是叶片上供气体进出、水蒸气散失的小开口。</w:t>
       </w:r>
     </w:p>
     <w:p>
@@ -4018,32 +3978,49 @@
       <w:r>
         <w:rPr>
           <w:b/>
-          <w:color w:val="0B2545"/>
-        </w:rPr>
-        <w:t>实验</w:t>
-      </w:r>
-      <w:r>
-        <w:rPr>
-          <w:b/>
-          <w:color w:val="0B2545"/>
-        </w:rPr>
-        <w:t xml:space="preserve"> 3</w:t>
-      </w:r>
-      <w:r>
-        <w:rPr>
-          <w:b/>
-          <w:color w:val="0B2545"/>
-        </w:rPr>
-        <w:t>｜蒸腾套袋对照：</w:t>
-      </w:r>
-      <w:r>
-        <w:t>用干燥透明袋套住叶片，旁边放空袋作对照，比较雾气与水滴。叶片散失水蒸气的过程叫蒸腾作用（</w:t>
-      </w:r>
-      <w:r>
-        <w:t>transpiration</w:t>
-      </w:r>
-      <w:r>
-        <w:t>），能帮助水沿木质部向上运输。染色与套袋的变化可延续到课后观察。</w:t>
+          <w:bCs/>
+          <w:color w:val="0B2545"/>
+        </w:rPr>
+        <w:t xml:space="preserve">实验 3｜蒸腾套袋：</w:t>
+      </w:r>
+      <w:r>
+        <w:t xml:space="preserve">准备有叶袋和空袋，比较袋壁是否出现水滴。叶片通过气孔散失水蒸气，称为蒸腾作用（transpiration）；水蒸气遇到袋壁可能凝成水滴。</w:t>
+      </w:r>
+    </w:p>
+    <w:p>
+      <w:pPr>
+        <w:pStyle w:val="SchoolAlignment"/>
+        <w:pBdr>
+          <w:left w:val="single" w:sz="6" w:space="7" w:color="C2AD88"/>
+        </w:pBdr>
+        <w:shd w:val="clear" w:color="auto" w:fill="F8F4EC"/>
+        <w:ind w:left="230" w:right="144"/>
+      </w:pPr>
+      <w:r>
+        <w:rPr>
+          <w:color w:val="333333"/>
+        </w:rPr>
+        <w:t xml:space="preserve">课堂时间紧，一小时内没有看到明显水滴，我们便简单结束了观察。</w:t>
+      </w:r>
+    </w:p>
+    <w:p>
+      <w:pPr>
+        <w:pStyle w:val="KnowledgeSummary"/>
+        <w:rPr>
+          <w:b/>
+          <w:bCs/>
+        </w:rPr>
+      </w:pPr>
+      <w:r>
+        <w:rPr>
+          <w:b/>
+          <w:bCs/>
+          <w:color w:val="0B2545"/>
+        </w:rPr>
+        <w:t xml:space="preserve">小结：</w:t>
+      </w:r>
+      <w:r>
+        <w:t xml:space="preserve">染色显示水沿木质部向上到达花瓣；叶片经气孔散失水蒸气，蒸腾作用（transpiration）又帮助更多水上行。维管植物（vascular plants）有木质部等维管组织。非维管植物（non-vascular plants）没有这些组织。</w:t>
       </w:r>
     </w:p>
     <w:p>
@@ -4058,28 +4035,16 @@
       <w:r>
         <w:rPr>
           <w:b/>
-          <w:color w:val="0B2545"/>
-        </w:rPr>
-        <w:t xml:space="preserve">School </w:t>
-      </w:r>
-      <w:r>
-        <w:rPr>
-          <w:b/>
-          <w:color w:val="0B2545"/>
-        </w:rPr>
-        <w:t>对应｜</w:t>
-      </w:r>
-      <w:r>
-        <w:t>Unit 4 — Notes 06 Vascular and Non Vascular Plants</w:t>
-      </w:r>
-      <w:r>
-        <w:t>。区分维管植物与非维管植物，连接木质部、韧皮部（</w:t>
-      </w:r>
-      <w:r>
-        <w:t>phloem</w:t>
-      </w:r>
-      <w:r>
-        <w:t>）和蒸腾作用。韧皮部运输糖属于讲解内容，有色水实验追踪的是水。</w:t>
+          <w:bCs/>
+          <w:color w:val="0B2545"/>
+        </w:rPr>
+        <w:t xml:space="preserve">School 对应｜</w:t>
+      </w:r>
+      <w:r>
+        <w:rPr>
+          <w:color w:val="0B2545"/>
+        </w:rPr>
+        <w:t xml:space="preserve">Unit 4 — Notes 06 Vascular and Non Vascular Plants：木质部的水路、气孔与蒸腾，维管植物与非维管植物。</w:t>
       </w:r>
     </w:p>
     <w:p>
@@ -4087,30 +4052,12 @@
         <w:pStyle w:val="1"/>
       </w:pPr>
       <w:r>
-        <w:t>与</w:t>
-      </w:r>
-      <w:r>
-        <w:t xml:space="preserve"> School </w:t>
-      </w:r>
-      <w:r>
-        <w:t>课程的对应总表</w:t>
-      </w:r>
-    </w:p>
-    <w:p>
-      <w:r>
-        <w:t>暑假九次课涉及</w:t>
-      </w:r>
-      <w:r>
-        <w:t xml:space="preserve"> School </w:t>
-      </w:r>
-      <w:r>
-        <w:t>的</w:t>
-      </w:r>
-      <w:r>
-        <w:t xml:space="preserve"> Unit 1–4</w:t>
-      </w:r>
-      <w:r>
-        <w:t>。下表列出对应的学校材料与实验内容；只涉及部分概念的条目单独注明。</w:t>
+        <w:t xml:space="preserve">与 School 课程的对应总表</w:t>
+      </w:r>
+    </w:p>
+    <w:p>
+      <w:r>
+        <w:t xml:space="preserve">暑假九次课涉及 School 的 Unit 1–4。下表列出对应的学校材料与实验内容；只涉及部分概念的条目单独注明。</w:t>
       </w:r>
     </w:p>
     <w:tbl>
@@ -4162,7 +4109,7 @@
                 <w:bCs/>
                 <w:color w:val="0B2545"/>
               </w:rPr>
-              <w:t>School Unit</w:t>
+              <w:t xml:space="preserve">School Unit</w:t>
             </w:r>
           </w:p>
         </w:tc>
@@ -4183,21 +4130,34 @@
                 <w:bCs/>
                 <w:color w:val="0B2545"/>
               </w:rPr>
-              <w:t xml:space="preserve">School </w:t>
-            </w:r>
+              <w:t xml:space="preserve">School 材料（哪一节）</w:t>
+            </w:r>
+          </w:p>
+        </w:tc>
+        <w:tc>
+          <w:tcPr>
+            <w:tcW w:w="1100" w:type="dxa"/>
+            <w:shd w:val="clear" w:color="auto" w:fill="F2F4F7"/>
+            <w:vAlign w:val="center"/>
+          </w:tcPr>
+          <w:p>
+            <w:pPr>
+              <w:pStyle w:val="TableText"/>
+              <w:jc w:val="center"/>
+            </w:pPr>
             <w:r>
               <w:rPr>
                 <w:b/>
                 <w:bCs/>
                 <w:color w:val="0B2545"/>
               </w:rPr>
-              <w:t>材料（哪一节）</w:t>
-            </w:r>
-          </w:p>
-        </w:tc>
-        <w:tc>
-          <w:tcPr>
-            <w:tcW w:w="1100" w:type="dxa"/>
+              <w:t xml:space="preserve">对应课次</w:t>
+            </w:r>
+          </w:p>
+        </w:tc>
+        <w:tc>
+          <w:tcPr>
+            <w:tcW w:w="2760" w:type="dxa"/>
             <w:shd w:val="clear" w:color="auto" w:fill="F2F4F7"/>
             <w:vAlign w:val="center"/>
           </w:tcPr>
@@ -4212,14 +4172,20 @@
                 <w:bCs/>
                 <w:color w:val="0B2545"/>
               </w:rPr>
-              <w:t>对应课次</w:t>
-            </w:r>
-          </w:p>
-        </w:tc>
-        <w:tc>
-          <w:tcPr>
-            <w:tcW w:w="2760" w:type="dxa"/>
-            <w:shd w:val="clear" w:color="auto" w:fill="F2F4F7"/>
+              <w:t xml:space="preserve">覆盖说明</w:t>
+            </w:r>
+          </w:p>
+        </w:tc>
+      </w:tr>
+      <w:tr>
+        <w:trPr>
+          <w:cantSplit/>
+        </w:trPr>
+        <w:tc>
+          <w:tcPr>
+            <w:tcW w:w="1300" w:type="dxa"/>
+            <w:vMerge w:val="restart"/>
+            <w:shd w:val="clear" w:color="auto" w:fill="EEF4FA"/>
             <w:vAlign w:val="center"/>
           </w:tcPr>
           <w:p>
@@ -4233,7 +4199,50 @@
                 <w:bCs/>
                 <w:color w:val="0B2545"/>
               </w:rPr>
-              <w:t>覆盖说明</w:t>
+              <w:t xml:space="preserve">Unit 1</w:t>
+            </w:r>
+          </w:p>
+        </w:tc>
+        <w:tc>
+          <w:tcPr>
+            <w:tcW w:w="4200" w:type="dxa"/>
+            <w:vAlign w:val="center"/>
+          </w:tcPr>
+          <w:p>
+            <w:pPr>
+              <w:pStyle w:val="TableText"/>
+            </w:pPr>
+            <w:r>
+              <w:t xml:space="preserve">Notes 01 · Observation and Inference</w:t>
+            </w:r>
+          </w:p>
+        </w:tc>
+        <w:tc>
+          <w:tcPr>
+            <w:tcW w:w="1100" w:type="dxa"/>
+            <w:vAlign w:val="center"/>
+          </w:tcPr>
+          <w:p>
+            <w:pPr>
+              <w:pStyle w:val="TableText"/>
+              <w:jc w:val="center"/>
+            </w:pPr>
+            <w:r>
+              <w:t xml:space="preserve">第 1 次课</w:t>
+            </w:r>
+          </w:p>
+        </w:tc>
+        <w:tc>
+          <w:tcPr>
+            <w:tcW w:w="2760" w:type="dxa"/>
+            <w:vAlign w:val="center"/>
+          </w:tcPr>
+          <w:p>
+            <w:pPr>
+              <w:pStyle w:val="TableText"/>
+            </w:pPr>
+            <w:r>
+              <w:t xml:space="preserve">核心覆盖；后续实验持续使用</w:t>
             </w:r>
           </w:p>
         </w:tc>
@@ -4245,8 +4254,130 @@
         <w:tc>
           <w:tcPr>
             <w:tcW w:w="1300" w:type="dxa"/>
+            <w:vMerge/>
+            <w:shd w:val="clear" w:color="auto" w:fill="EEF4FA"/>
+            <w:vAlign w:val="center"/>
+          </w:tcPr>
+          <w:p>
+            <w:r>
+              <w:t xml:space="preserve">Unit 1</w:t>
+            </w:r>
+          </w:p>
+        </w:tc>
+        <w:tc>
+          <w:tcPr>
+            <w:tcW w:w="4200" w:type="dxa"/>
+            <w:vAlign w:val="center"/>
+          </w:tcPr>
+          <w:p>
+            <w:pPr>
+              <w:pStyle w:val="TableText"/>
+            </w:pPr>
+            <w:r>
+              <w:t xml:space="preserve">Notes 02 · Quantitative and Qualitative Data</w:t>
+            </w:r>
+          </w:p>
+        </w:tc>
+        <w:tc>
+          <w:tcPr>
+            <w:tcW w:w="1100" w:type="dxa"/>
+            <w:vAlign w:val="center"/>
+          </w:tcPr>
+          <w:p>
+            <w:pPr>
+              <w:pStyle w:val="TableText"/>
+              <w:jc w:val="center"/>
+            </w:pPr>
+            <w:r>
+              <w:t xml:space="preserve">第 1 次课</w:t>
+            </w:r>
+          </w:p>
+        </w:tc>
+        <w:tc>
+          <w:tcPr>
+            <w:tcW w:w="2760" w:type="dxa"/>
+            <w:vAlign w:val="center"/>
+          </w:tcPr>
+          <w:p>
+            <w:pPr>
+              <w:pStyle w:val="TableText"/>
+            </w:pPr>
+            <w:r>
+              <w:t xml:space="preserve">核心覆盖；定性观察与定量测量</w:t>
+            </w:r>
+          </w:p>
+        </w:tc>
+      </w:tr>
+      <w:tr>
+        <w:trPr>
+          <w:cantSplit/>
+        </w:trPr>
+        <w:tc>
+          <w:tcPr>
+            <w:tcW w:w="1300" w:type="dxa"/>
+            <w:vMerge/>
+            <w:shd w:val="clear" w:color="auto" w:fill="EEF4FA"/>
+            <w:vAlign w:val="center"/>
+          </w:tcPr>
+          <w:p>
+            <w:r>
+              <w:t xml:space="preserve">Unit 1</w:t>
+            </w:r>
+          </w:p>
+        </w:tc>
+        <w:tc>
+          <w:tcPr>
+            <w:tcW w:w="4200" w:type="dxa"/>
+            <w:vAlign w:val="center"/>
+          </w:tcPr>
+          <w:p>
+            <w:pPr>
+              <w:pStyle w:val="TableText"/>
+            </w:pPr>
+            <w:r>
+              <w:t xml:space="preserve">Notes 03 · Testable Questions</w:t>
+            </w:r>
+          </w:p>
+        </w:tc>
+        <w:tc>
+          <w:tcPr>
+            <w:tcW w:w="1100" w:type="dxa"/>
+            <w:vAlign w:val="center"/>
+          </w:tcPr>
+          <w:p>
+            <w:pPr>
+              <w:pStyle w:val="TableText"/>
+              <w:jc w:val="center"/>
+            </w:pPr>
+            <w:r>
+              <w:t xml:space="preserve">第 1 次课</w:t>
+            </w:r>
+          </w:p>
+        </w:tc>
+        <w:tc>
+          <w:tcPr>
+            <w:tcW w:w="2760" w:type="dxa"/>
+            <w:vAlign w:val="center"/>
+          </w:tcPr>
+          <w:p>
+            <w:pPr>
+              <w:pStyle w:val="TableText"/>
+            </w:pPr>
+            <w:r>
+              <w:t xml:space="preserve">核心覆盖；变量与公平实验</w:t>
+            </w:r>
+          </w:p>
+        </w:tc>
+      </w:tr>
+      <w:tr>
+        <w:trPr>
+          <w:cantSplit/>
+        </w:trPr>
+        <w:tc>
+          <w:tcPr>
+            <w:tcW w:w="1300" w:type="dxa"/>
             <w:vMerge w:val="restart"/>
-            <w:shd w:val="clear" w:color="auto" w:fill="EEF4FA"/>
+            <w:shd w:val="clear" w:color="auto" w:fill="F6F2E8"/>
             <w:vAlign w:val="center"/>
           </w:tcPr>
           <w:p>
@@ -4260,7 +4391,7 @@
                 <w:bCs/>
                 <w:color w:val="0B2545"/>
               </w:rPr>
-              <w:t>Unit 1</w:t>
+              <w:t xml:space="preserve">Unit 2</w:t>
             </w:r>
           </w:p>
         </w:tc>
@@ -4274,7 +4405,7 @@
               <w:pStyle w:val="TableText"/>
             </w:pPr>
             <w:r>
-              <w:t>Notes 01 · Observation and Inference</w:t>
+              <w:t xml:space="preserve">Notes 01 · Phases of Matter</w:t>
             </w:r>
           </w:p>
         </w:tc>
@@ -4289,13 +4420,7 @@
               <w:jc w:val="center"/>
             </w:pPr>
             <w:r>
-              <w:t>第</w:t>
-            </w:r>
-            <w:r>
-              <w:t xml:space="preserve"> 1 </w:t>
-            </w:r>
-            <w:r>
-              <w:t>次课</w:t>
+              <w:t xml:space="preserve">第 3、7 次课</w:t>
             </w:r>
           </w:p>
         </w:tc>
@@ -4309,7 +4434,7 @@
               <w:pStyle w:val="TableText"/>
             </w:pPr>
             <w:r>
-              <w:t>核心覆盖；后续实验持续使用</w:t>
+              <w:t xml:space="preserve">第3课：三态、相变及变化判断；第7课：空气具有质量、占据空间</w:t>
             </w:r>
           </w:p>
         </w:tc>
@@ -4322,10 +4447,14 @@
           <w:tcPr>
             <w:tcW w:w="1300" w:type="dxa"/>
             <w:vMerge/>
-            <w:shd w:val="clear" w:color="auto" w:fill="EEF4FA"/>
-            <w:vAlign w:val="center"/>
-          </w:tcPr>
-          <w:p/>
+            <w:shd w:val="clear" w:color="auto" w:fill="F6F2E8"/>
+            <w:vAlign w:val="center"/>
+          </w:tcPr>
+          <w:p>
+            <w:r>
+              <w:t xml:space="preserve">Unit 2</w:t>
+            </w:r>
+          </w:p>
         </w:tc>
         <w:tc>
           <w:tcPr>
@@ -4337,7 +4466,7 @@
               <w:pStyle w:val="TableText"/>
             </w:pPr>
             <w:r>
-              <w:t>Notes 02 · Quantitative and Qualitative Data</w:t>
+              <w:t xml:space="preserve">Notes 02 · Mixtures and Solutions</w:t>
             </w:r>
           </w:p>
         </w:tc>
@@ -4352,13 +4481,7 @@
               <w:jc w:val="center"/>
             </w:pPr>
             <w:r>
-              <w:t>第</w:t>
-            </w:r>
-            <w:r>
-              <w:t xml:space="preserve"> 1 </w:t>
-            </w:r>
-            <w:r>
-              <w:t>次课</w:t>
+              <w:t xml:space="preserve">第 2、3、7 次课</w:t>
             </w:r>
           </w:p>
         </w:tc>
@@ -4372,7 +4495,7 @@
               <w:pStyle w:val="TableText"/>
             </w:pPr>
             <w:r>
-              <w:t>核心覆盖；定性观察与定量测量</w:t>
+              <w:t xml:space="preserve">第2课：溶解与分离；第3课：回看溶解与结晶证据；第7课：空气是均一混合物</w:t>
             </w:r>
           </w:p>
         </w:tc>
@@ -4385,10 +4508,14 @@
           <w:tcPr>
             <w:tcW w:w="1300" w:type="dxa"/>
             <w:vMerge/>
-            <w:shd w:val="clear" w:color="auto" w:fill="EEF4FA"/>
-            <w:vAlign w:val="center"/>
-          </w:tcPr>
-          <w:p/>
+            <w:shd w:val="clear" w:color="auto" w:fill="F6F2E8"/>
+            <w:vAlign w:val="center"/>
+          </w:tcPr>
+          <w:p>
+            <w:r>
+              <w:t xml:space="preserve">Unit 2</w:t>
+            </w:r>
+          </w:p>
         </w:tc>
         <w:tc>
           <w:tcPr>
@@ -4400,7 +4527,7 @@
               <w:pStyle w:val="TableText"/>
             </w:pPr>
             <w:r>
-              <w:t>Notes 03 · Testable Questions</w:t>
+              <w:t xml:space="preserve">Notes 03 · Atoms and Period Square</w:t>
             </w:r>
           </w:p>
         </w:tc>
@@ -4415,13 +4542,7 @@
               <w:jc w:val="center"/>
             </w:pPr>
             <w:r>
-              <w:t>第</w:t>
-            </w:r>
-            <w:r>
-              <w:t xml:space="preserve"> 1 </w:t>
-            </w:r>
-            <w:r>
-              <w:t>次课</w:t>
+              <w:t xml:space="preserve">第 3 次课</w:t>
             </w:r>
           </w:p>
         </w:tc>
@@ -4435,7 +4556,7 @@
               <w:pStyle w:val="TableText"/>
             </w:pPr>
             <w:r>
-              <w:t>核心覆盖；变量与公平实验</w:t>
+              <w:t xml:space="preserve">基础衔接；原子、元素与原子重组</w:t>
             </w:r>
           </w:p>
         </w:tc>
@@ -4448,7 +4569,7 @@
           <w:tcPr>
             <w:tcW w:w="1300" w:type="dxa"/>
             <w:vMerge w:val="restart"/>
-            <w:shd w:val="clear" w:color="auto" w:fill="F6F2E8"/>
+            <w:shd w:val="clear" w:color="auto" w:fill="EEF5F0"/>
             <w:vAlign w:val="center"/>
           </w:tcPr>
           <w:p>
@@ -4462,7 +4583,7 @@
                 <w:bCs/>
                 <w:color w:val="0B2545"/>
               </w:rPr>
-              <w:t>Unit 2</w:t>
+              <w:t xml:space="preserve">Unit 3</w:t>
             </w:r>
           </w:p>
         </w:tc>
@@ -4476,7 +4597,7 @@
               <w:pStyle w:val="TableText"/>
             </w:pPr>
             <w:r>
-              <w:t>Notes 01 · Phases of Matter</w:t>
+              <w:t xml:space="preserve">Notes 01 · Energy Forms and Transfers</w:t>
             </w:r>
           </w:p>
         </w:tc>
@@ -4491,19 +4612,7 @@
               <w:jc w:val="center"/>
             </w:pPr>
             <w:r>
-              <w:t>第</w:t>
-            </w:r>
-            <w:r>
-              <w:t xml:space="preserve"> 3</w:t>
-            </w:r>
-            <w:r>
-              <w:t>、</w:t>
-            </w:r>
-            <w:r>
-              <w:t xml:space="preserve">7 </w:t>
-            </w:r>
-            <w:r>
-              <w:t>次课</w:t>
+              <w:t xml:space="preserve">第 4 次课</w:t>
             </w:r>
           </w:p>
         </w:tc>
@@ -4517,19 +4626,7 @@
               <w:pStyle w:val="TableText"/>
             </w:pPr>
             <w:r>
-              <w:t>第</w:t>
-            </w:r>
-            <w:r>
-              <w:t>3</w:t>
-            </w:r>
-            <w:r>
-              <w:t>课：三态、相变及变化判断；第</w:t>
-            </w:r>
-            <w:r>
-              <w:t>7</w:t>
-            </w:r>
-            <w:r>
-              <w:t>课：空气具有质量、占据空间</w:t>
+              <w:t xml:space="preserve">入门覆盖；能量转移与转化</w:t>
             </w:r>
           </w:p>
         </w:tc>
@@ -4542,10 +4639,14 @@
           <w:tcPr>
             <w:tcW w:w="1300" w:type="dxa"/>
             <w:vMerge/>
-            <w:shd w:val="clear" w:color="auto" w:fill="F6F2E8"/>
-            <w:vAlign w:val="center"/>
-          </w:tcPr>
-          <w:p/>
+            <w:shd w:val="clear" w:color="auto" w:fill="EEF5F0"/>
+            <w:vAlign w:val="center"/>
+          </w:tcPr>
+          <w:p>
+            <w:r>
+              <w:t xml:space="preserve">Unit 3</w:t>
+            </w:r>
+          </w:p>
         </w:tc>
         <w:tc>
           <w:tcPr>
@@ -4557,7 +4658,7 @@
               <w:pStyle w:val="TableText"/>
             </w:pPr>
             <w:r>
-              <w:t>Notes 02 · Mixtures and Solutions</w:t>
+              <w:t xml:space="preserve">Notes 02 · Thermal Energy Transfer</w:t>
             </w:r>
           </w:p>
         </w:tc>
@@ -4572,25 +4673,7 @@
               <w:jc w:val="center"/>
             </w:pPr>
             <w:r>
-              <w:t>第</w:t>
-            </w:r>
-            <w:r>
-              <w:t xml:space="preserve"> 2</w:t>
-            </w:r>
-            <w:r>
-              <w:t>、</w:t>
-            </w:r>
-            <w:r>
-              <w:t>3</w:t>
-            </w:r>
-            <w:r>
-              <w:t>、</w:t>
-            </w:r>
-            <w:r>
-              <w:t xml:space="preserve">7 </w:t>
-            </w:r>
-            <w:r>
-              <w:t>次课</w:t>
+              <w:t xml:space="preserve">第 4 次课</w:t>
             </w:r>
           </w:p>
         </w:tc>
@@ -4604,25 +4687,7 @@
               <w:pStyle w:val="TableText"/>
             </w:pPr>
             <w:r>
-              <w:t>第</w:t>
-            </w:r>
-            <w:r>
-              <w:t>2</w:t>
-            </w:r>
-            <w:r>
-              <w:t>课：溶解与分离；第</w:t>
-            </w:r>
-            <w:r>
-              <w:t>3</w:t>
-            </w:r>
-            <w:r>
-              <w:t>课：回看溶解与结晶证据；第</w:t>
-            </w:r>
-            <w:r>
-              <w:t>7</w:t>
-            </w:r>
-            <w:r>
-              <w:t>课：空气是均一混合物</w:t>
+              <w:t xml:space="preserve">核心覆盖；传导、对流、辐射</w:t>
             </w:r>
           </w:p>
         </w:tc>
@@ -4635,10 +4700,14 @@
           <w:tcPr>
             <w:tcW w:w="1300" w:type="dxa"/>
             <w:vMerge/>
-            <w:shd w:val="clear" w:color="auto" w:fill="F6F2E8"/>
-            <w:vAlign w:val="center"/>
-          </w:tcPr>
-          <w:p/>
+            <w:shd w:val="clear" w:color="auto" w:fill="EEF5F0"/>
+            <w:vAlign w:val="center"/>
+          </w:tcPr>
+          <w:p>
+            <w:r>
+              <w:t xml:space="preserve">Unit 3</w:t>
+            </w:r>
+          </w:p>
         </w:tc>
         <w:tc>
           <w:tcPr>
@@ -4650,7 +4719,7 @@
               <w:pStyle w:val="TableText"/>
             </w:pPr>
             <w:r>
-              <w:t>Notes 03 · Atoms and Period Square</w:t>
+              <w:t xml:space="preserve">Notes 03 · Electromagnetic Spectrum</w:t>
             </w:r>
           </w:p>
         </w:tc>
@@ -4665,13 +4734,7 @@
               <w:jc w:val="center"/>
             </w:pPr>
             <w:r>
-              <w:t>第</w:t>
-            </w:r>
-            <w:r>
-              <w:t xml:space="preserve"> 3 </w:t>
-            </w:r>
-            <w:r>
-              <w:t>次课</w:t>
+              <w:t xml:space="preserve">第 5 次课</w:t>
             </w:r>
           </w:p>
         </w:tc>
@@ -4685,7 +4748,7 @@
               <w:pStyle w:val="TableText"/>
             </w:pPr>
             <w:r>
-              <w:t>基础衔接；原子、元素与原子重组</w:t>
+              <w:t xml:space="preserve">聚焦可见光及光与物质作用</w:t>
             </w:r>
           </w:p>
         </w:tc>
@@ -4697,8 +4760,313 @@
         <w:tc>
           <w:tcPr>
             <w:tcW w:w="1300" w:type="dxa"/>
+            <w:vMerge/>
+            <w:shd w:val="clear" w:color="auto" w:fill="EEF5F0"/>
+            <w:vAlign w:val="center"/>
+          </w:tcPr>
+          <w:p>
+            <w:r>
+              <w:t xml:space="preserve">Unit 3</w:t>
+            </w:r>
+          </w:p>
+        </w:tc>
+        <w:tc>
+          <w:tcPr>
+            <w:tcW w:w="4200" w:type="dxa"/>
+            <w:vAlign w:val="center"/>
+          </w:tcPr>
+          <w:p>
+            <w:pPr>
+              <w:pStyle w:val="TableText"/>
+            </w:pPr>
+            <w:r>
+              <w:t xml:space="preserve">Notes 04 · Vectors, Velocity, Acceleration</w:t>
+            </w:r>
+          </w:p>
+        </w:tc>
+        <w:tc>
+          <w:tcPr>
+            <w:tcW w:w="1100" w:type="dxa"/>
+            <w:vAlign w:val="center"/>
+          </w:tcPr>
+          <w:p>
+            <w:pPr>
+              <w:pStyle w:val="TableText"/>
+              <w:jc w:val="center"/>
+            </w:pPr>
+            <w:r>
+              <w:t xml:space="preserve">第 6 次课</w:t>
+            </w:r>
+          </w:p>
+        </w:tc>
+        <w:tc>
+          <w:tcPr>
+            <w:tcW w:w="2760" w:type="dxa"/>
+            <w:vAlign w:val="center"/>
+          </w:tcPr>
+          <w:p>
+            <w:pPr>
+              <w:pStyle w:val="TableText"/>
+            </w:pPr>
+            <w:r>
+              <w:t xml:space="preserve">标尺纸带、慢动作录像与等时位置比较；认识加速度</w:t>
+            </w:r>
+          </w:p>
+        </w:tc>
+      </w:tr>
+      <w:tr>
+        <w:trPr>
+          <w:cantSplit/>
+        </w:trPr>
+        <w:tc>
+          <w:tcPr>
+            <w:tcW w:w="1300" w:type="dxa"/>
+            <w:vMerge/>
+            <w:shd w:val="clear" w:color="auto" w:fill="EEF5F0"/>
+            <w:vAlign w:val="center"/>
+          </w:tcPr>
+          <w:p>
+            <w:r>
+              <w:t xml:space="preserve">Unit 3</w:t>
+            </w:r>
+          </w:p>
+        </w:tc>
+        <w:tc>
+          <w:tcPr>
+            <w:tcW w:w="4200" w:type="dxa"/>
+            <w:vAlign w:val="center"/>
+          </w:tcPr>
+          <w:p>
+            <w:pPr>
+              <w:pStyle w:val="TableText"/>
+            </w:pPr>
+            <w:r>
+              <w:t xml:space="preserve">Notes 05 · Newton’s First Law</w:t>
+            </w:r>
+          </w:p>
+        </w:tc>
+        <w:tc>
+          <w:tcPr>
+            <w:tcW w:w="1100" w:type="dxa"/>
+            <w:vAlign w:val="center"/>
+          </w:tcPr>
+          <w:p>
+            <w:pPr>
+              <w:pStyle w:val="TableText"/>
+              <w:jc w:val="center"/>
+            </w:pPr>
+            <w:r>
+              <w:t xml:space="preserve">第 6 次课</w:t>
+            </w:r>
+          </w:p>
+        </w:tc>
+        <w:tc>
+          <w:tcPr>
+            <w:tcW w:w="2760" w:type="dxa"/>
+            <w:vAlign w:val="center"/>
+          </w:tcPr>
+          <w:p>
+            <w:pPr>
+              <w:pStyle w:val="TableText"/>
+            </w:pPr>
+            <w:r>
+              <w:t xml:space="preserve">简要介绍惯性与第一定律</w:t>
+            </w:r>
+          </w:p>
+        </w:tc>
+      </w:tr>
+      <w:tr>
+        <w:trPr>
+          <w:cantSplit/>
+        </w:trPr>
+        <w:tc>
+          <w:tcPr>
+            <w:tcW w:w="1300" w:type="dxa"/>
+            <w:vMerge/>
+            <w:shd w:val="clear" w:color="auto" w:fill="EEF5F0"/>
+            <w:vAlign w:val="center"/>
+          </w:tcPr>
+          <w:p>
+            <w:r>
+              <w:t xml:space="preserve">Unit 3</w:t>
+            </w:r>
+          </w:p>
+        </w:tc>
+        <w:tc>
+          <w:tcPr>
+            <w:tcW w:w="4200" w:type="dxa"/>
+            <w:vAlign w:val="center"/>
+          </w:tcPr>
+          <w:p>
+            <w:pPr>
+              <w:pStyle w:val="TableText"/>
+            </w:pPr>
+            <w:r>
+              <w:t xml:space="preserve">Notes 06 · Newton’s Second Law</w:t>
+            </w:r>
+          </w:p>
+        </w:tc>
+        <w:tc>
+          <w:tcPr>
+            <w:tcW w:w="1100" w:type="dxa"/>
+            <w:vAlign w:val="center"/>
+          </w:tcPr>
+          <w:p>
+            <w:pPr>
+              <w:pStyle w:val="TableText"/>
+              <w:jc w:val="center"/>
+            </w:pPr>
+            <w:r>
+              <w:t xml:space="preserve">第 6 次课</w:t>
+            </w:r>
+          </w:p>
+        </w:tc>
+        <w:tc>
+          <w:tcPr>
+            <w:tcW w:w="2760" w:type="dxa"/>
+            <w:vAlign w:val="center"/>
+          </w:tcPr>
+          <w:p>
+            <w:pPr>
+              <w:pStyle w:val="TableText"/>
+            </w:pPr>
+            <w:r>
+              <w:t xml:space="preserve">得到力、质量影响加速度的两条变化规律；尚未通过完整计算建立 F＝ma</w:t>
+            </w:r>
+          </w:p>
+        </w:tc>
+      </w:tr>
+      <w:tr>
+        <w:trPr>
+          <w:cantSplit/>
+        </w:trPr>
+        <w:tc>
+          <w:tcPr>
+            <w:tcW w:w="1300" w:type="dxa"/>
+            <w:vMerge/>
+            <w:shd w:val="clear" w:color="auto" w:fill="EEF5F0"/>
+            <w:vAlign w:val="center"/>
+          </w:tcPr>
+          <w:p>
+            <w:r>
+              <w:t xml:space="preserve">Unit 3</w:t>
+            </w:r>
+          </w:p>
+        </w:tc>
+        <w:tc>
+          <w:tcPr>
+            <w:tcW w:w="4200" w:type="dxa"/>
+            <w:vAlign w:val="center"/>
+          </w:tcPr>
+          <w:p>
+            <w:pPr>
+              <w:pStyle w:val="TableText"/>
+            </w:pPr>
+            <w:r>
+              <w:t xml:space="preserve">Notes 07 · Newton’s Third Law</w:t>
+            </w:r>
+          </w:p>
+        </w:tc>
+        <w:tc>
+          <w:tcPr>
+            <w:tcW w:w="1100" w:type="dxa"/>
+            <w:vAlign w:val="center"/>
+          </w:tcPr>
+          <w:p>
+            <w:pPr>
+              <w:pStyle w:val="TableText"/>
+              <w:jc w:val="center"/>
+            </w:pPr>
+            <w:r>
+              <w:t xml:space="preserve">第 6 次课</w:t>
+            </w:r>
+          </w:p>
+        </w:tc>
+        <w:tc>
+          <w:tcPr>
+            <w:tcW w:w="2760" w:type="dxa"/>
+            <w:vAlign w:val="center"/>
+          </w:tcPr>
+          <w:p>
+            <w:pPr>
+              <w:pStyle w:val="TableText"/>
+            </w:pPr>
+            <w:r>
+              <w:t xml:space="preserve">气球动力车与作用力、反作用力</w:t>
+            </w:r>
+          </w:p>
+        </w:tc>
+      </w:tr>
+      <w:tr>
+        <w:trPr>
+          <w:cantSplit/>
+        </w:trPr>
+        <w:tc>
+          <w:tcPr>
+            <w:tcW w:w="1300" w:type="dxa"/>
+            <w:vMerge/>
+            <w:shd w:val="clear" w:color="auto" w:fill="EEF5F0"/>
+            <w:vAlign w:val="center"/>
+          </w:tcPr>
+          <w:p>
+            <w:r>
+              <w:t xml:space="preserve">Unit 3</w:t>
+            </w:r>
+          </w:p>
+        </w:tc>
+        <w:tc>
+          <w:tcPr>
+            <w:tcW w:w="4200" w:type="dxa"/>
+            <w:vAlign w:val="center"/>
+          </w:tcPr>
+          <w:p>
+            <w:pPr>
+              <w:pStyle w:val="TableText"/>
+            </w:pPr>
+            <w:r>
+              <w:t xml:space="preserve">Homework 02 · Light Energy Book</w:t>
+            </w:r>
+          </w:p>
+        </w:tc>
+        <w:tc>
+          <w:tcPr>
+            <w:tcW w:w="1100" w:type="dxa"/>
+            <w:vAlign w:val="center"/>
+          </w:tcPr>
+          <w:p>
+            <w:pPr>
+              <w:pStyle w:val="TableText"/>
+              <w:jc w:val="center"/>
+            </w:pPr>
+            <w:r>
+              <w:t xml:space="preserve">第 5 次课</w:t>
+            </w:r>
+          </w:p>
+        </w:tc>
+        <w:tc>
+          <w:tcPr>
+            <w:tcW w:w="2760" w:type="dxa"/>
+            <w:vAlign w:val="center"/>
+          </w:tcPr>
+          <w:p>
+            <w:pPr>
+              <w:pStyle w:val="TableText"/>
+            </w:pPr>
+            <w:r>
+              <w:t xml:space="preserve">用四组实验完成应用与解释</w:t>
+            </w:r>
+          </w:p>
+        </w:tc>
+      </w:tr>
+      <w:tr>
+        <w:trPr>
+          <w:cantSplit/>
+        </w:trPr>
+        <w:tc>
+          <w:tcPr>
+            <w:tcW w:w="1300" w:type="dxa"/>
             <w:vMerge w:val="restart"/>
-            <w:shd w:val="clear" w:color="auto" w:fill="EEF5F0"/>
+            <w:shd w:val="clear" w:color="auto" w:fill="F3EFF6"/>
             <w:vAlign w:val="center"/>
           </w:tcPr>
           <w:p>
@@ -4712,7 +5080,7 @@
                 <w:bCs/>
                 <w:color w:val="0B2545"/>
               </w:rPr>
-              <w:t>Unit 3</w:t>
+              <w:t xml:space="preserve">Unit 4</w:t>
             </w:r>
           </w:p>
         </w:tc>
@@ -4726,7 +5094,7 @@
               <w:pStyle w:val="TableText"/>
             </w:pPr>
             <w:r>
-              <w:t>Notes 01 · Energy Forms and Transfers</w:t>
+              <w:t xml:space="preserve">Notes 01 · Characteristics of Living Things</w:t>
             </w:r>
           </w:p>
         </w:tc>
@@ -4741,13 +5109,7 @@
               <w:jc w:val="center"/>
             </w:pPr>
             <w:r>
-              <w:t>第</w:t>
-            </w:r>
-            <w:r>
-              <w:t xml:space="preserve"> 4 </w:t>
-            </w:r>
-            <w:r>
-              <w:t>次课</w:t>
+              <w:t xml:space="preserve">第 8 次课</w:t>
             </w:r>
           </w:p>
         </w:tc>
@@ -4761,7 +5123,7 @@
               <w:pStyle w:val="TableText"/>
             </w:pPr>
             <w:r>
-              <w:t>入门覆盖；能量转移与转化</w:t>
+              <w:t xml:space="preserve">细胞组成与生长；种豆启动后缺少连续观察数据</w:t>
             </w:r>
           </w:p>
         </w:tc>
@@ -4774,10 +5136,14 @@
           <w:tcPr>
             <w:tcW w:w="1300" w:type="dxa"/>
             <w:vMerge/>
-            <w:shd w:val="clear" w:color="auto" w:fill="EEF5F0"/>
-            <w:vAlign w:val="center"/>
-          </w:tcPr>
-          <w:p/>
+            <w:shd w:val="clear" w:color="auto" w:fill="F3EFF6"/>
+            <w:vAlign w:val="center"/>
+          </w:tcPr>
+          <w:p>
+            <w:r>
+              <w:t xml:space="preserve">Unit 4</w:t>
+            </w:r>
+          </w:p>
         </w:tc>
         <w:tc>
           <w:tcPr>
@@ -4789,7 +5155,7 @@
               <w:pStyle w:val="TableText"/>
             </w:pPr>
             <w:r>
-              <w:t>Notes 02 · Thermal Energy Transfer</w:t>
+              <w:t xml:space="preserve">Notes 02 · Cell Structure</w:t>
             </w:r>
           </w:p>
         </w:tc>
@@ -4804,13 +5170,7 @@
               <w:jc w:val="center"/>
             </w:pPr>
             <w:r>
-              <w:t>第</w:t>
-            </w:r>
-            <w:r>
-              <w:t xml:space="preserve"> 4 </w:t>
-            </w:r>
-            <w:r>
-              <w:t>次课</w:t>
+              <w:t xml:space="preserve">第 8 次课</w:t>
             </w:r>
           </w:p>
         </w:tc>
@@ -4824,7 +5184,7 @@
               <w:pStyle w:val="TableText"/>
             </w:pPr>
             <w:r>
-              <w:t>核心覆盖；传导、对流、辐射</w:t>
+              <w:t xml:space="preserve">动植物细胞、主要结构及功能、细胞学说</w:t>
             </w:r>
           </w:p>
         </w:tc>
@@ -4837,10 +5197,14 @@
           <w:tcPr>
             <w:tcW w:w="1300" w:type="dxa"/>
             <w:vMerge/>
-            <w:shd w:val="clear" w:color="auto" w:fill="EEF5F0"/>
-            <w:vAlign w:val="center"/>
-          </w:tcPr>
-          <w:p/>
+            <w:shd w:val="clear" w:color="auto" w:fill="F3EFF6"/>
+            <w:vAlign w:val="center"/>
+          </w:tcPr>
+          <w:p>
+            <w:r>
+              <w:t xml:space="preserve">Unit 4</w:t>
+            </w:r>
+          </w:p>
         </w:tc>
         <w:tc>
           <w:tcPr>
@@ -4852,7 +5216,7 @@
               <w:pStyle w:val="TableText"/>
             </w:pPr>
             <w:r>
-              <w:t>Notes 03 · Electromagnetic Spectrum</w:t>
+              <w:t xml:space="preserve">Notes 03 · Cell Supplementary</w:t>
             </w:r>
           </w:p>
         </w:tc>
@@ -4867,13 +5231,7 @@
               <w:jc w:val="center"/>
             </w:pPr>
             <w:r>
-              <w:t>第</w:t>
-            </w:r>
-            <w:r>
-              <w:t xml:space="preserve"> 5 </w:t>
-            </w:r>
-            <w:r>
-              <w:t>次课</w:t>
+              <w:t xml:space="preserve">第 8 次课</w:t>
             </w:r>
           </w:p>
         </w:tc>
@@ -4887,7 +5245,7 @@
               <w:pStyle w:val="TableText"/>
             </w:pPr>
             <w:r>
-              <w:t>聚焦可见光及光与物质作用</w:t>
+              <w:t xml:space="preserve">配合已讲结构理解功能，未逐项覆盖全部细胞器</w:t>
             </w:r>
           </w:p>
         </w:tc>
@@ -4900,10 +5258,14 @@
           <w:tcPr>
             <w:tcW w:w="1300" w:type="dxa"/>
             <w:vMerge/>
-            <w:shd w:val="clear" w:color="auto" w:fill="EEF5F0"/>
-            <w:vAlign w:val="center"/>
-          </w:tcPr>
-          <w:p/>
+            <w:shd w:val="clear" w:color="auto" w:fill="F3EFF6"/>
+            <w:vAlign w:val="center"/>
+          </w:tcPr>
+          <w:p>
+            <w:r>
+              <w:t xml:space="preserve">Unit 4</w:t>
+            </w:r>
+          </w:p>
         </w:tc>
         <w:tc>
           <w:tcPr>
@@ -4915,7 +5277,7 @@
               <w:pStyle w:val="TableText"/>
             </w:pPr>
             <w:r>
-              <w:t>Notes 04 · Vectors, Velocity, Acceleration</w:t>
+              <w:t xml:space="preserve">Notes 06 · Vascular and Non Vascular Plants</w:t>
             </w:r>
           </w:p>
         </w:tc>
@@ -4930,13 +5292,7 @@
               <w:jc w:val="center"/>
             </w:pPr>
             <w:r>
-              <w:t>第</w:t>
-            </w:r>
-            <w:r>
-              <w:t xml:space="preserve"> 6 </w:t>
-            </w:r>
-            <w:r>
-              <w:t>次课</w:t>
+              <w:t xml:space="preserve">第 9 次课</w:t>
             </w:r>
           </w:p>
         </w:tc>
@@ -4950,7 +5306,7 @@
               <w:pStyle w:val="TableText"/>
             </w:pPr>
             <w:r>
-              <w:t xml:space="preserve">标尺纸带、慢动作录像与等时位置比较；认识加速度</w:t>
+              <w:t xml:space="preserve">木质部的水路、气孔与蒸腾；维管与非维管植物</w:t>
             </w:r>
           </w:p>
         </w:tc>
@@ -4963,10 +5319,14 @@
           <w:tcPr>
             <w:tcW w:w="1300" w:type="dxa"/>
             <w:vMerge/>
-            <w:shd w:val="clear" w:color="auto" w:fill="EEF5F0"/>
-            <w:vAlign w:val="center"/>
-          </w:tcPr>
-          <w:p/>
+            <w:shd w:val="clear" w:color="auto" w:fill="F3EFF6"/>
+            <w:vAlign w:val="center"/>
+          </w:tcPr>
+          <w:p>
+            <w:r>
+              <w:t xml:space="preserve">Unit 4</w:t>
+            </w:r>
+          </w:p>
         </w:tc>
         <w:tc>
           <w:tcPr>
@@ -4978,7 +5338,7 @@
               <w:pStyle w:val="TableText"/>
             </w:pPr>
             <w:r>
-              <w:t>Notes 05 · Newton’s First Law</w:t>
+              <w:t xml:space="preserve">Notes 10 · Respiratory System</w:t>
             </w:r>
           </w:p>
         </w:tc>
@@ -4993,13 +5353,7 @@
               <w:jc w:val="center"/>
             </w:pPr>
             <w:r>
-              <w:t>第</w:t>
-            </w:r>
-            <w:r>
-              <w:t xml:space="preserve"> 6 </w:t>
-            </w:r>
-            <w:r>
-              <w:t>次课</w:t>
+              <w:t xml:space="preserve">第 7 次课</w:t>
             </w:r>
           </w:p>
         </w:tc>
@@ -5013,7 +5367,7 @@
               <w:pStyle w:val="TableText"/>
             </w:pPr>
             <w:r>
-              <w:t xml:space="preserve">简要介绍惯性与第一定律</w:t>
+              <w:t xml:space="preserve">只联系吸入氧气与呼出二氧化碳</w:t>
             </w:r>
           </w:p>
         </w:tc>
@@ -5026,10 +5380,14 @@
           <w:tcPr>
             <w:tcW w:w="1300" w:type="dxa"/>
             <w:vMerge/>
-            <w:shd w:val="clear" w:color="auto" w:fill="EEF5F0"/>
-            <w:vAlign w:val="center"/>
-          </w:tcPr>
-          <w:p/>
+            <w:shd w:val="clear" w:color="auto" w:fill="F3EFF6"/>
+            <w:vAlign w:val="center"/>
+          </w:tcPr>
+          <w:p>
+            <w:r>
+              <w:t xml:space="preserve">Unit 4</w:t>
+            </w:r>
+          </w:p>
         </w:tc>
         <w:tc>
           <w:tcPr>
@@ -5041,7 +5399,7 @@
               <w:pStyle w:val="TableText"/>
             </w:pPr>
             <w:r>
-              <w:t>Notes 06 · Newton’s Second Law</w:t>
+              <w:t xml:space="preserve">Homework 02 · Cell Vocabulary</w:t>
             </w:r>
           </w:p>
         </w:tc>
@@ -5056,13 +5414,7 @@
               <w:jc w:val="center"/>
             </w:pPr>
             <w:r>
-              <w:t>第</w:t>
-            </w:r>
-            <w:r>
-              <w:t xml:space="preserve"> 6 </w:t>
-            </w:r>
-            <w:r>
-              <w:t>次课</w:t>
+              <w:t xml:space="preserve">第 8 次课</w:t>
             </w:r>
           </w:p>
         </w:tc>
@@ -5076,524 +5428,7 @@
               <w:pStyle w:val="TableText"/>
             </w:pPr>
             <w:r>
-              <w:t xml:space="preserve">得到力、质量影响加速度的两条变化规律；尚未通过完整计算建立 F＝ma</w:t>
-            </w:r>
-          </w:p>
-        </w:tc>
-      </w:tr>
-      <w:tr>
-        <w:trPr>
-          <w:cantSplit/>
-        </w:trPr>
-        <w:tc>
-          <w:tcPr>
-            <w:tcW w:w="1300" w:type="dxa"/>
-            <w:vMerge/>
-            <w:shd w:val="clear" w:color="auto" w:fill="EEF5F0"/>
-            <w:vAlign w:val="center"/>
-          </w:tcPr>
-          <w:p/>
-        </w:tc>
-        <w:tc>
-          <w:tcPr>
-            <w:tcW w:w="4200" w:type="dxa"/>
-            <w:vAlign w:val="center"/>
-          </w:tcPr>
-          <w:p>
-            <w:pPr>
-              <w:pStyle w:val="TableText"/>
-            </w:pPr>
-            <w:r>
-              <w:t>Notes 07 · Newton’s Third Law</w:t>
-            </w:r>
-          </w:p>
-        </w:tc>
-        <w:tc>
-          <w:tcPr>
-            <w:tcW w:w="1100" w:type="dxa"/>
-            <w:vAlign w:val="center"/>
-          </w:tcPr>
-          <w:p>
-            <w:pPr>
-              <w:pStyle w:val="TableText"/>
-              <w:jc w:val="center"/>
-            </w:pPr>
-            <w:r>
-              <w:t>第</w:t>
-            </w:r>
-            <w:r>
-              <w:t xml:space="preserve"> 6 </w:t>
-            </w:r>
-            <w:r>
-              <w:t>次课</w:t>
-            </w:r>
-          </w:p>
-        </w:tc>
-        <w:tc>
-          <w:tcPr>
-            <w:tcW w:w="2760" w:type="dxa"/>
-            <w:vAlign w:val="center"/>
-          </w:tcPr>
-          <w:p>
-            <w:pPr>
-              <w:pStyle w:val="TableText"/>
-            </w:pPr>
-            <w:r>
-              <w:t xml:space="preserve">气球动力车与作用力、反作用力</w:t>
-            </w:r>
-          </w:p>
-        </w:tc>
-      </w:tr>
-      <w:tr>
-        <w:trPr>
-          <w:cantSplit/>
-        </w:trPr>
-        <w:tc>
-          <w:tcPr>
-            <w:tcW w:w="1300" w:type="dxa"/>
-            <w:vMerge/>
-            <w:shd w:val="clear" w:color="auto" w:fill="EEF5F0"/>
-            <w:vAlign w:val="center"/>
-          </w:tcPr>
-          <w:p/>
-        </w:tc>
-        <w:tc>
-          <w:tcPr>
-            <w:tcW w:w="4200" w:type="dxa"/>
-            <w:vAlign w:val="center"/>
-          </w:tcPr>
-          <w:p>
-            <w:pPr>
-              <w:pStyle w:val="TableText"/>
-            </w:pPr>
-            <w:r>
-              <w:t>Homework 02 · Light Energy Book</w:t>
-            </w:r>
-          </w:p>
-        </w:tc>
-        <w:tc>
-          <w:tcPr>
-            <w:tcW w:w="1100" w:type="dxa"/>
-            <w:vAlign w:val="center"/>
-          </w:tcPr>
-          <w:p>
-            <w:pPr>
-              <w:pStyle w:val="TableText"/>
-              <w:jc w:val="center"/>
-            </w:pPr>
-            <w:r>
-              <w:t>第</w:t>
-            </w:r>
-            <w:r>
-              <w:t xml:space="preserve"> 5 </w:t>
-            </w:r>
-            <w:r>
-              <w:t>次课</w:t>
-            </w:r>
-          </w:p>
-        </w:tc>
-        <w:tc>
-          <w:tcPr>
-            <w:tcW w:w="2760" w:type="dxa"/>
-            <w:vAlign w:val="center"/>
-          </w:tcPr>
-          <w:p>
-            <w:pPr>
-              <w:pStyle w:val="TableText"/>
-            </w:pPr>
-            <w:r>
-              <w:t>用四组实验完成应用与解释</w:t>
-            </w:r>
-          </w:p>
-        </w:tc>
-      </w:tr>
-      <w:tr>
-        <w:trPr>
-          <w:cantSplit/>
-        </w:trPr>
-        <w:tc>
-          <w:tcPr>
-            <w:tcW w:w="1300" w:type="dxa"/>
-            <w:vMerge w:val="restart"/>
-            <w:shd w:val="clear" w:color="auto" w:fill="F3EFF6"/>
-            <w:vAlign w:val="center"/>
-          </w:tcPr>
-          <w:p>
-            <w:pPr>
-              <w:pStyle w:val="TableText"/>
-              <w:jc w:val="center"/>
-            </w:pPr>
-            <w:r>
-              <w:rPr>
-                <w:b/>
-                <w:bCs/>
-                <w:color w:val="0B2545"/>
-              </w:rPr>
-              <w:t>Unit 4</w:t>
-            </w:r>
-          </w:p>
-        </w:tc>
-        <w:tc>
-          <w:tcPr>
-            <w:tcW w:w="4200" w:type="dxa"/>
-            <w:vAlign w:val="center"/>
-          </w:tcPr>
-          <w:p>
-            <w:pPr>
-              <w:pStyle w:val="TableText"/>
-            </w:pPr>
-            <w:r>
-              <w:t>Notes 01 · Characteristics of Living Things</w:t>
-            </w:r>
-          </w:p>
-        </w:tc>
-        <w:tc>
-          <w:tcPr>
-            <w:tcW w:w="1100" w:type="dxa"/>
-            <w:vAlign w:val="center"/>
-          </w:tcPr>
-          <w:p>
-            <w:pPr>
-              <w:pStyle w:val="TableText"/>
-              <w:jc w:val="center"/>
-            </w:pPr>
-            <w:r>
-              <w:t>第</w:t>
-            </w:r>
-            <w:r>
-              <w:t xml:space="preserve"> 8 </w:t>
-            </w:r>
-            <w:r>
-              <w:t>次课</w:t>
-            </w:r>
-          </w:p>
-        </w:tc>
-        <w:tc>
-          <w:tcPr>
-            <w:tcW w:w="2760" w:type="dxa"/>
-            <w:vAlign w:val="center"/>
-          </w:tcPr>
-          <w:p>
-            <w:pPr>
-              <w:pStyle w:val="TableText"/>
-            </w:pPr>
-            <w:r>
-              <w:t>细胞组成与生长；种豆启动后缺少连续观察数据</w:t>
-            </w:r>
-          </w:p>
-        </w:tc>
-      </w:tr>
-      <w:tr>
-        <w:trPr>
-          <w:cantSplit/>
-        </w:trPr>
-        <w:tc>
-          <w:tcPr>
-            <w:tcW w:w="1300" w:type="dxa"/>
-            <w:vMerge/>
-            <w:shd w:val="clear" w:color="auto" w:fill="F3EFF6"/>
-            <w:vAlign w:val="center"/>
-          </w:tcPr>
-          <w:p/>
-        </w:tc>
-        <w:tc>
-          <w:tcPr>
-            <w:tcW w:w="4200" w:type="dxa"/>
-            <w:vAlign w:val="center"/>
-          </w:tcPr>
-          <w:p>
-            <w:pPr>
-              <w:pStyle w:val="TableText"/>
-            </w:pPr>
-            <w:r>
-              <w:t>Notes 02 · Cell Structure</w:t>
-            </w:r>
-          </w:p>
-        </w:tc>
-        <w:tc>
-          <w:tcPr>
-            <w:tcW w:w="1100" w:type="dxa"/>
-            <w:vAlign w:val="center"/>
-          </w:tcPr>
-          <w:p>
-            <w:pPr>
-              <w:pStyle w:val="TableText"/>
-              <w:jc w:val="center"/>
-            </w:pPr>
-            <w:r>
-              <w:t>第</w:t>
-            </w:r>
-            <w:r>
-              <w:t xml:space="preserve"> 8 </w:t>
-            </w:r>
-            <w:r>
-              <w:t>次课</w:t>
-            </w:r>
-          </w:p>
-        </w:tc>
-        <w:tc>
-          <w:tcPr>
-            <w:tcW w:w="2760" w:type="dxa"/>
-            <w:vAlign w:val="center"/>
-          </w:tcPr>
-          <w:p>
-            <w:pPr>
-              <w:pStyle w:val="TableText"/>
-            </w:pPr>
-            <w:r>
-              <w:t>动植物细胞、主要结构及功能、细胞学说</w:t>
-            </w:r>
-          </w:p>
-        </w:tc>
-      </w:tr>
-      <w:tr>
-        <w:trPr>
-          <w:cantSplit/>
-        </w:trPr>
-        <w:tc>
-          <w:tcPr>
-            <w:tcW w:w="1300" w:type="dxa"/>
-            <w:vMerge/>
-            <w:shd w:val="clear" w:color="auto" w:fill="F3EFF6"/>
-            <w:vAlign w:val="center"/>
-          </w:tcPr>
-          <w:p/>
-        </w:tc>
-        <w:tc>
-          <w:tcPr>
-            <w:tcW w:w="4200" w:type="dxa"/>
-            <w:vAlign w:val="center"/>
-          </w:tcPr>
-          <w:p>
-            <w:pPr>
-              <w:pStyle w:val="TableText"/>
-            </w:pPr>
-            <w:r>
-              <w:t>Notes 03 · Cell Supplementary</w:t>
-            </w:r>
-          </w:p>
-        </w:tc>
-        <w:tc>
-          <w:tcPr>
-            <w:tcW w:w="1100" w:type="dxa"/>
-            <w:vAlign w:val="center"/>
-          </w:tcPr>
-          <w:p>
-            <w:pPr>
-              <w:pStyle w:val="TableText"/>
-              <w:jc w:val="center"/>
-            </w:pPr>
-            <w:r>
-              <w:t>第</w:t>
-            </w:r>
-            <w:r>
-              <w:t xml:space="preserve"> 8 </w:t>
-            </w:r>
-            <w:r>
-              <w:t>次课</w:t>
-            </w:r>
-          </w:p>
-        </w:tc>
-        <w:tc>
-          <w:tcPr>
-            <w:tcW w:w="2760" w:type="dxa"/>
-            <w:vAlign w:val="center"/>
-          </w:tcPr>
-          <w:p>
-            <w:pPr>
-              <w:pStyle w:val="TableText"/>
-            </w:pPr>
-            <w:r>
-              <w:t>配合已讲结构理解功能，未逐项覆盖全部细胞器</w:t>
-            </w:r>
-          </w:p>
-        </w:tc>
-      </w:tr>
-      <w:tr>
-        <w:trPr>
-          <w:cantSplit/>
-        </w:trPr>
-        <w:tc>
-          <w:tcPr>
-            <w:tcW w:w="1300" w:type="dxa"/>
-            <w:vMerge/>
-            <w:shd w:val="clear" w:color="auto" w:fill="F3EFF6"/>
-            <w:vAlign w:val="center"/>
-          </w:tcPr>
-          <w:p/>
-        </w:tc>
-        <w:tc>
-          <w:tcPr>
-            <w:tcW w:w="4200" w:type="dxa"/>
-            <w:vAlign w:val="center"/>
-          </w:tcPr>
-          <w:p>
-            <w:pPr>
-              <w:pStyle w:val="TableText"/>
-            </w:pPr>
-            <w:r>
-              <w:t>Notes 06 · Vascular and Non Vascular Plants</w:t>
-            </w:r>
-          </w:p>
-        </w:tc>
-        <w:tc>
-          <w:tcPr>
-            <w:tcW w:w="1100" w:type="dxa"/>
-            <w:vAlign w:val="center"/>
-          </w:tcPr>
-          <w:p>
-            <w:pPr>
-              <w:pStyle w:val="TableText"/>
-              <w:jc w:val="center"/>
-            </w:pPr>
-            <w:r>
-              <w:t>第</w:t>
-            </w:r>
-            <w:r>
-              <w:t xml:space="preserve"> 9 </w:t>
-            </w:r>
-            <w:r>
-              <w:t>次课</w:t>
-            </w:r>
-          </w:p>
-        </w:tc>
-        <w:tc>
-          <w:tcPr>
-            <w:tcW w:w="2760" w:type="dxa"/>
-            <w:vAlign w:val="center"/>
-          </w:tcPr>
-          <w:p>
-            <w:pPr>
-              <w:pStyle w:val="TableText"/>
-            </w:pPr>
-            <w:r>
-              <w:t>木质部、韧皮部、植物水路与蒸腾</w:t>
-            </w:r>
-          </w:p>
-        </w:tc>
-      </w:tr>
-      <w:tr>
-        <w:trPr>
-          <w:cantSplit/>
-        </w:trPr>
-        <w:tc>
-          <w:tcPr>
-            <w:tcW w:w="1300" w:type="dxa"/>
-            <w:vMerge/>
-            <w:shd w:val="clear" w:color="auto" w:fill="F3EFF6"/>
-            <w:vAlign w:val="center"/>
-          </w:tcPr>
-          <w:p/>
-        </w:tc>
-        <w:tc>
-          <w:tcPr>
-            <w:tcW w:w="4200" w:type="dxa"/>
-            <w:vAlign w:val="center"/>
-          </w:tcPr>
-          <w:p>
-            <w:pPr>
-              <w:pStyle w:val="TableText"/>
-            </w:pPr>
-            <w:r>
-              <w:t>Notes 10 · Respiratory System</w:t>
-            </w:r>
-          </w:p>
-        </w:tc>
-        <w:tc>
-          <w:tcPr>
-            <w:tcW w:w="1100" w:type="dxa"/>
-            <w:vAlign w:val="center"/>
-          </w:tcPr>
-          <w:p>
-            <w:pPr>
-              <w:pStyle w:val="TableText"/>
-              <w:jc w:val="center"/>
-            </w:pPr>
-            <w:r>
-              <w:t>第</w:t>
-            </w:r>
-            <w:r>
-              <w:t xml:space="preserve"> 7 </w:t>
-            </w:r>
-            <w:r>
-              <w:t>次课</w:t>
-            </w:r>
-          </w:p>
-        </w:tc>
-        <w:tc>
-          <w:tcPr>
-            <w:tcW w:w="2760" w:type="dxa"/>
-            <w:vAlign w:val="center"/>
-          </w:tcPr>
-          <w:p>
-            <w:pPr>
-              <w:pStyle w:val="TableText"/>
-            </w:pPr>
-            <w:r>
-              <w:t>只联系吸入氧气与呼出二氧化碳</w:t>
-            </w:r>
-          </w:p>
-        </w:tc>
-      </w:tr>
-      <w:tr>
-        <w:trPr>
-          <w:cantSplit/>
-        </w:trPr>
-        <w:tc>
-          <w:tcPr>
-            <w:tcW w:w="1300" w:type="dxa"/>
-            <w:vMerge/>
-            <w:shd w:val="clear" w:color="auto" w:fill="F3EFF6"/>
-            <w:vAlign w:val="center"/>
-          </w:tcPr>
-          <w:p/>
-        </w:tc>
-        <w:tc>
-          <w:tcPr>
-            <w:tcW w:w="4200" w:type="dxa"/>
-            <w:vAlign w:val="center"/>
-          </w:tcPr>
-          <w:p>
-            <w:pPr>
-              <w:pStyle w:val="TableText"/>
-            </w:pPr>
-            <w:r>
-              <w:t>Homework 02 · Cell Vocabulary</w:t>
-            </w:r>
-          </w:p>
-        </w:tc>
-        <w:tc>
-          <w:tcPr>
-            <w:tcW w:w="1100" w:type="dxa"/>
-            <w:vAlign w:val="center"/>
-          </w:tcPr>
-          <w:p>
-            <w:pPr>
-              <w:pStyle w:val="TableText"/>
-              <w:jc w:val="center"/>
-            </w:pPr>
-            <w:r>
-              <w:t>第</w:t>
-            </w:r>
-            <w:r>
-              <w:t xml:space="preserve"> 8 </w:t>
-            </w:r>
-            <w:r>
-              <w:t>次课</w:t>
-            </w:r>
-          </w:p>
-        </w:tc>
-        <w:tc>
-          <w:tcPr>
-            <w:tcW w:w="2760" w:type="dxa"/>
-            <w:vAlign w:val="center"/>
-          </w:tcPr>
-          <w:p>
-            <w:pPr>
-              <w:pStyle w:val="TableText"/>
-            </w:pPr>
-            <w:r>
-              <w:t>结合观察图使用细胞结构词汇</w:t>
+              <w:t xml:space="preserve">结合观察图使用细胞结构词汇</w:t>
             </w:r>
           </w:p>
         </w:tc>
@@ -5601,10 +5436,10 @@
     </w:tbl>
     <w:p>
       <w:pPr>
-        <w:pStyle w:val="2"/>
-      </w:pPr>
-      <w:r>
-        <w:t>覆盖范围说明</w:t>
+        <w:pStyle w:val="1"/>
+      </w:pPr>
+      <w:r>
+        <w:t xml:space="preserve">覆盖范围说明</w:t>
       </w:r>
     </w:p>
     <w:p>
@@ -5614,38 +5449,10 @@
           <w:ilvl w:val="0"/>
           <w:numId w:val="1"/>
         </w:numPr>
-      </w:pPr>
-      <w:r>
-        <w:rPr>
-          <w:b/>
-          <w:bCs/>
-          <w:color w:val="0B2545"/>
-        </w:rPr>
-        <w:t>Unit 1</w:t>
-      </w:r>
-      <w:r>
-        <w:rPr>
-          <w:b/>
-          <w:bCs/>
-          <w:color w:val="0B2545"/>
-        </w:rPr>
-        <w:t>：</w:t>
-      </w:r>
-      <w:r>
-        <w:rPr>
-          <w:b/>
-          <w:bCs/>
-          <w:color w:val="0B2545"/>
-        </w:rPr>
-        <w:t xml:space="preserve">Notes 01–03 </w:t>
-      </w:r>
-      <w:r>
-        <w:rPr>
-          <w:b/>
-          <w:bCs/>
-          <w:color w:val="0B2545"/>
-        </w:rPr>
-        <w:t>的科学方法核心已经覆盖，并继续贯穿后续实验。</w:t>
+        <w:spacing w:after="40"/>
+      </w:pPr>
+      <w:r>
+        <w:t xml:space="preserve">Unit 1：Notes 01–03 的科学方法核心已经覆盖，并继续贯穿后续实验。</w:t>
       </w:r>
     </w:p>
     <w:p>
@@ -5655,58 +5462,10 @@
           <w:ilvl w:val="0"/>
           <w:numId w:val="1"/>
         </w:numPr>
-      </w:pPr>
-      <w:r>
-        <w:rPr>
-          <w:b/>
-          <w:bCs/>
-          <w:color w:val="0B2545"/>
-        </w:rPr>
-        <w:t>Unit 2</w:t>
-      </w:r>
-      <w:r>
-        <w:rPr>
-          <w:b/>
-          <w:bCs/>
-          <w:color w:val="0B2545"/>
-        </w:rPr>
-        <w:t>：</w:t>
-      </w:r>
-      <w:r>
-        <w:t>Notes 01</w:t>
-      </w:r>
-      <w:r>
-        <w:t>、</w:t>
-      </w:r>
-      <w:r>
-        <w:t xml:space="preserve">02 </w:t>
-      </w:r>
-      <w:r>
-        <w:t>的实验核心已经覆盖；</w:t>
-      </w:r>
-      <w:r>
-        <w:t xml:space="preserve">Notes 03 </w:t>
-      </w:r>
-      <w:r>
-        <w:t>目前只完成原子与元素等基础，</w:t>
-      </w:r>
-      <w:r>
-        <w:t>Period Square</w:t>
-      </w:r>
-      <w:r>
-        <w:t>、</w:t>
-      </w:r>
-      <w:r>
-        <w:t>Bohr model</w:t>
-      </w:r>
-      <w:r>
-        <w:t>、</w:t>
-      </w:r>
-      <w:r>
-        <w:t xml:space="preserve">ions/isotopes </w:t>
-      </w:r>
-      <w:r>
-        <w:t>等尚未计入本阶段。</w:t>
+        <w:spacing w:after="40"/>
+      </w:pPr>
+      <w:r>
+        <w:t xml:space="preserve">Unit 2：Notes 01、02 的实验核心已经覆盖；Notes 03 目前只完成原子与元素等基础，Period Square、Bohr model、ions/isotopes 等尚未计入本阶段。</w:t>
       </w:r>
     </w:p>
     <w:p>
@@ -5716,6 +5475,7 @@
           <w:ilvl w:val="0"/>
           <w:numId w:val="1"/>
         </w:numPr>
+        <w:spacing w:after="40"/>
       </w:pPr>
       <w:r>
         <w:t xml:space="preserve">Unit 3：Notes 01 完成能量转移/转化的入口，Notes 02 完成三种热传递核心，Notes 03 完成可见光及光与物质作用的重点；第 6 次课联系 Notes 04 的加速度与 Notes 07 的作用力、反作用力；Notes 06 得到力、质量影响加速度的两条变化规律，尚未通过完整计算建立 F＝ma 的定量关系；Notes 05 的第一定律仅作简要介绍。</w:t>
@@ -5728,119 +5488,10 @@
           <w:ilvl w:val="0"/>
           <w:numId w:val="1"/>
         </w:numPr>
-      </w:pPr>
-      <w:r>
-        <w:rPr>
-          <w:b/>
-          <w:bCs/>
-          <w:color w:val="0B2545"/>
-        </w:rPr>
-        <w:lastRenderedPageBreak/>
-        <w:t>Unit 4</w:t>
-      </w:r>
-      <w:r>
-        <w:rPr>
-          <w:b/>
-          <w:bCs/>
-          <w:color w:val="0B2545"/>
-        </w:rPr>
-        <w:t>：第</w:t>
-      </w:r>
-      <w:r>
-        <w:rPr>
-          <w:b/>
-          <w:bCs/>
-          <w:color w:val="0B2545"/>
-        </w:rPr>
-        <w:t xml:space="preserve"> 8 </w:t>
-      </w:r>
-      <w:r>
-        <w:rPr>
-          <w:b/>
-          <w:bCs/>
-          <w:color w:val="0B2545"/>
-        </w:rPr>
-        <w:t>节重点涉及</w:t>
-      </w:r>
-      <w:r>
-        <w:rPr>
-          <w:b/>
-          <w:bCs/>
-          <w:color w:val="0B2545"/>
-        </w:rPr>
-        <w:t xml:space="preserve"> Notes 01–03 </w:t>
-      </w:r>
-      <w:r>
-        <w:rPr>
-          <w:b/>
-          <w:bCs/>
-          <w:color w:val="0B2545"/>
-        </w:rPr>
-        <w:t>的生命特征、细胞结构与细胞学说；第</w:t>
-      </w:r>
-      <w:r>
-        <w:rPr>
-          <w:b/>
-          <w:bCs/>
-          <w:color w:val="0B2545"/>
-        </w:rPr>
-        <w:t xml:space="preserve"> 9 </w:t>
-      </w:r>
-      <w:r>
-        <w:rPr>
-          <w:b/>
-          <w:bCs/>
-          <w:color w:val="0B2545"/>
-        </w:rPr>
-        <w:t>节涉及</w:t>
-      </w:r>
-      <w:r>
-        <w:rPr>
-          <w:b/>
-          <w:bCs/>
-          <w:color w:val="0B2545"/>
-        </w:rPr>
-        <w:t xml:space="preserve"> Notes 06 </w:t>
-      </w:r>
-      <w:r>
-        <w:rPr>
-          <w:b/>
-          <w:bCs/>
-          <w:color w:val="0B2545"/>
-        </w:rPr>
-        <w:t>的植物运输；第</w:t>
-      </w:r>
-      <w:r>
-        <w:rPr>
-          <w:b/>
-          <w:bCs/>
-          <w:color w:val="0B2545"/>
-        </w:rPr>
-        <w:t xml:space="preserve"> 7 </w:t>
-      </w:r>
-      <w:r>
-        <w:rPr>
-          <w:b/>
-          <w:bCs/>
-          <w:color w:val="0B2545"/>
-        </w:rPr>
-        <w:t>节联系</w:t>
-      </w:r>
-      <w:r>
-        <w:rPr>
-          <w:b/>
-          <w:bCs/>
-          <w:color w:val="0B2545"/>
-        </w:rPr>
-        <w:t xml:space="preserve"> Notes 10 </w:t>
-      </w:r>
-      <w:r>
-        <w:rPr>
-          <w:b/>
-          <w:bCs/>
-          <w:color w:val="0B2545"/>
-        </w:rPr>
-        <w:t>的氧气与二氧化碳。其余分类、植物繁殖及人体系统内容未计为完整覆盖。</w:t>
+        <w:spacing w:after="40"/>
+      </w:pPr>
+      <w:r>
+        <w:t xml:space="preserve">Unit 4：第 8 节重点涉及 Notes 01–03 的生命特征、细胞结构与细胞学说；第 9 节涉及 Notes 06 的植物运输；第 7 节联系 Notes 10 的氧气与二氧化碳。其余分类、植物繁殖及人体系统内容未计为完整覆盖。</w:t>
       </w:r>
     </w:p>
     <w:p>
@@ -5850,20 +5501,18 @@
           <w:ilvl w:val="0"/>
           <w:numId w:val="1"/>
         </w:numPr>
-      </w:pPr>
-      <w:r>
-        <w:t>Unit 5</w:t>
-      </w:r>
-      <w:r>
-        <w:t>：空间科学尚未纳入这九次实验课。</w:t>
-      </w:r>
-    </w:p>
-    <w:p>
-      <w:pPr>
-        <w:pStyle w:val="2"/>
-      </w:pPr>
-      <w:r>
-        <w:t>本阶段形成的学习习惯</w:t>
+        <w:spacing w:after="40"/>
+      </w:pPr>
+      <w:r>
+        <w:t xml:space="preserve">Unit 5：空间科学尚未纳入这九次实验课。</w:t>
+      </w:r>
+    </w:p>
+    <w:p>
+      <w:pPr>
+        <w:pStyle w:val="1"/>
+      </w:pPr>
+      <w:r>
+        <w:t xml:space="preserve">本阶段形成的学习习惯</w:t>
       </w:r>
     </w:p>
     <w:p>
@@ -5873,20 +5522,10 @@
           <w:ilvl w:val="0"/>
           <w:numId w:val="1"/>
         </w:numPr>
-      </w:pPr>
-      <w:r>
-        <w:rPr>
-          <w:b/>
-          <w:bCs/>
-          <w:color w:val="80627D"/>
-        </w:rPr>
-        <w:t>先问清楚变量：</w:t>
-      </w:r>
-      <w:r>
-        <w:rPr>
-          <w:color w:val="80627D"/>
-        </w:rPr>
-        <w:t>能说出这次实验改变什么、测量什么、哪些条件必须保持不变。</w:t>
+        <w:spacing w:after="40"/>
+      </w:pPr>
+      <w:r>
+        <w:t xml:space="preserve">先问清楚变量：能说出这次实验改变什么、测量什么、哪些条件必须保持不变。</w:t>
       </w:r>
     </w:p>
     <w:p>
@@ -5896,20 +5535,10 @@
           <w:ilvl w:val="0"/>
           <w:numId w:val="1"/>
         </w:numPr>
-      </w:pPr>
-      <w:r>
-        <w:rPr>
-          <w:b/>
-          <w:bCs/>
-          <w:color w:val="80627D"/>
-        </w:rPr>
-        <w:t>把观察和解释分开：</w:t>
-      </w:r>
-      <w:r>
-        <w:rPr>
-          <w:color w:val="80627D"/>
-        </w:rPr>
-        <w:t>先记录看见的现象和数据，再说明这些证据支持什么结论。</w:t>
+        <w:spacing w:after="40"/>
+      </w:pPr>
+      <w:r>
+        <w:t xml:space="preserve">把观察和解释分开：先记录看见的现象和数据，再说明这些证据支持什么结论。</w:t>
       </w:r>
     </w:p>
     <w:p>
@@ -5919,20 +5548,10 @@
           <w:ilvl w:val="0"/>
           <w:numId w:val="1"/>
         </w:numPr>
-      </w:pPr>
-      <w:r>
-        <w:rPr>
-          <w:b/>
-          <w:bCs/>
-          <w:color w:val="80627D"/>
-        </w:rPr>
-        <w:t>允许数据修正猜想：</w:t>
-      </w:r>
-      <w:r>
-        <w:rPr>
-          <w:color w:val="80627D"/>
-        </w:rPr>
-        <w:t>当结果与直觉不一致时，不改记录，而是检查误差、补做测量或修改原来的判断。</w:t>
+        <w:spacing w:after="40"/>
+      </w:pPr>
+      <w:r>
+        <w:t xml:space="preserve">允许数据修正猜想：当结果与直觉不一致时，不改记录，而是检查误差、补做测量或修改原来的判断。</w:t>
       </w:r>
     </w:p>
     <w:p>
@@ -5942,32 +5561,10 @@
           <w:ilvl w:val="0"/>
           <w:numId w:val="1"/>
         </w:numPr>
-      </w:pPr>
-      <w:r>
-        <w:rPr>
-          <w:b/>
-          <w:bCs/>
-          <w:color w:val="80627D"/>
-        </w:rPr>
-        <w:t>建立中英文概念连接：</w:t>
-      </w:r>
-      <w:r>
-        <w:rPr>
-          <w:color w:val="80627D"/>
-        </w:rPr>
-        <w:t>在真实实验情境中使用</w:t>
-      </w:r>
-      <w:r>
-        <w:rPr>
-          <w:color w:val="80627D"/>
-        </w:rPr>
-        <w:t xml:space="preserve"> school notes </w:t>
-      </w:r>
-      <w:r>
-        <w:rPr>
-          <w:color w:val="80627D"/>
-        </w:rPr>
-        <w:t>里的关键词，而不是脱离现象单独背词。</w:t>
+        <w:spacing w:after="40"/>
+      </w:pPr>
+      <w:r>
+        <w:t xml:space="preserve">建立中英文概念连接：在真实实验情境中使用 school notes 里的关键词，而不是脱离现象单独背词。</w:t>
       </w:r>
     </w:p>
     <w:p>
@@ -5984,34 +5581,10 @@
           <w:b/>
           <w:bCs/>
         </w:rPr>
-        <w:t>给家长的一句话｜</w:t>
-      </w:r>
-      <w:r>
-        <w:t>在家中回顾时，可以少问</w:t>
-      </w:r>
-      <w:r>
-        <w:t>“</w:t>
-      </w:r>
-      <w:r>
-        <w:t>记住了哪个答案</w:t>
-      </w:r>
-      <w:r>
-        <w:t>”</w:t>
-      </w:r>
-      <w:r>
-        <w:t>，多问</w:t>
-      </w:r>
-      <w:r>
-        <w:t>“</w:t>
-      </w:r>
-      <w:r>
-        <w:t>你观察到了什么、怎样保证比较公平、哪条证据支持你的解释</w:t>
-      </w:r>
-      <w:r>
-        <w:t>”</w:t>
-      </w:r>
-      <w:r>
-        <w:t>。这正是这九次课反复练习的科学思维。</w:t>
+        <w:t xml:space="preserve">给家长的一句话｜</w:t>
+      </w:r>
+      <w:r>
+        <w:t xml:space="preserve">在家中回顾时，可以少问“记住了哪个答案”，多问“你观察到了什么、怎样保证比较公平、哪条证据支持你的解释”。这正是这九次课反复练习的科学思维。</w:t>
       </w:r>
     </w:p>
     <w:sectPr>

--- a/家长反馈/反馈1–9课.docx
+++ b/家长反馈/反馈1–9课.docx
@@ -7,7 +7,7 @@
         <w:pStyle w:val="ParentKicker"/>
       </w:pPr>
       <w:r>
-        <w:t xml:space="preserve">Learning Update</w:t>
+        <w:t>Learning Update</w:t>
       </w:r>
     </w:p>
     <w:p>
@@ -15,7 +15,13 @@
         <w:pStyle w:val="ParentTitle"/>
       </w:pPr>
       <w:r>
-        <w:t xml:space="preserve">暑假课程反馈｜第1–9课</w:t>
+        <w:t>暑假课程反馈｜第</w:t>
+      </w:r>
+      <w:r>
+        <w:t>1–9</w:t>
+      </w:r>
+      <w:r>
+        <w:t>课</w:t>
       </w:r>
     </w:p>
     <w:p>
@@ -23,7 +29,28 @@
         <w:pStyle w:val="ParentMeta"/>
       </w:pPr>
       <w:r>
-        <w:t xml:space="preserve">本阶段涉及：School Unit 1 · Nature of Science ｜ Unit 2 · Properties of Matter ｜ Unit 3 · Energy and Its Forms ｜ Unit 4 · Life Science</w:t>
+        <w:t>本阶段涉及：</w:t>
+      </w:r>
+      <w:r>
+        <w:t xml:space="preserve">School Unit 1 · Nature of Science </w:t>
+      </w:r>
+      <w:r>
+        <w:t>｜</w:t>
+      </w:r>
+      <w:r>
+        <w:t xml:space="preserve"> Unit 2 · Properties of Matter </w:t>
+      </w:r>
+      <w:r>
+        <w:t>｜</w:t>
+      </w:r>
+      <w:r>
+        <w:t xml:space="preserve"> Unit 3 · Energy and Its Forms </w:t>
+      </w:r>
+      <w:r>
+        <w:t>｜</w:t>
+      </w:r>
+      <w:r>
+        <w:t xml:space="preserve"> Unit 4 · Life Science</w:t>
       </w:r>
     </w:p>
     <w:p>
@@ -36,7 +63,7 @@
         <w:ind w:left="230" w:right="144"/>
       </w:pPr>
       <w:r>
-        <w:t xml:space="preserve">先用单摆实验建立科学探究方法，再用学到的方法研究物质、热、光，以及运动和力。先预测、再控制变量实验、并根据记录的结果修正原有想法，得出科学的结论。</w:t>
+        <w:t>先用单摆实验建立科学探究方法，再用学到的方法研究物质、热、光，以及运动和力。先预测、再控制变量实验、并根据记录的结果修正原有想法，得出科学的结论。</w:t>
       </w:r>
     </w:p>
     <w:p>
@@ -44,14 +71,48 @@
         <w:pStyle w:val="2"/>
       </w:pPr>
       <w:r>
-        <w:t xml:space="preserve">第 1 次课｜单摆周期</w:t>
+        <w:t>第</w:t>
+      </w:r>
+      <w:r>
+        <w:t xml:space="preserve"> 1 </w:t>
+      </w:r>
+      <w:r>
+        <w:t>次课｜单摆周期</w:t>
       </w:r>
       <w:r>
         <w:rPr>
           <w:sz w:val="21"/>
           <w:szCs w:val="21"/>
         </w:rPr>
-        <w:t xml:space="preserve">｜7月7日</w:t>
+        <w:t>｜</w:t>
+      </w:r>
+      <w:r>
+        <w:rPr>
+          <w:sz w:val="21"/>
+          <w:szCs w:val="21"/>
+        </w:rPr>
+        <w:t>7</w:t>
+      </w:r>
+      <w:r>
+        <w:rPr>
+          <w:sz w:val="21"/>
+          <w:szCs w:val="21"/>
+        </w:rPr>
+        <w:t>月</w:t>
+      </w:r>
+      <w:r>
+        <w:rPr>
+          <w:sz w:val="21"/>
+          <w:szCs w:val="21"/>
+        </w:rPr>
+        <w:t>7</w:t>
+      </w:r>
+      <w:r>
+        <w:rPr>
+          <w:sz w:val="21"/>
+          <w:szCs w:val="21"/>
+        </w:rPr>
+        <w:t>日</w:t>
       </w:r>
     </w:p>
     <w:p>
@@ -64,15 +125,33 @@
           <w:bCs/>
           <w:color w:val="0B2545"/>
         </w:rPr>
-        <w:t xml:space="preserve">研究问题：</w:t>
-      </w:r>
-      <w:r>
-        <w:t xml:space="preserve">什么会影响单摆的周期（period of a pendulum）？</w:t>
-      </w:r>
-    </w:p>
-    <w:p>
-      <w:r>
-        <w:t xml:space="preserve">在引导下，由元宝提出可能影响单摆周期的因素：摆长、摆锤质量、释放角度和摆的高度（其中“摆的高度”是她在教案之外自己提出的变量）。随后我们围绕提出的这四个因素进行对比实验。</w:t>
+        <w:t>研究问题：</w:t>
+      </w:r>
+      <w:r>
+        <w:t>什么会影响单摆的周期（</w:t>
+      </w:r>
+      <w:r>
+        <w:t>period of a pendulum</w:t>
+      </w:r>
+      <w:r>
+        <w:t>）？</w:t>
+      </w:r>
+    </w:p>
+    <w:p>
+      <w:r>
+        <w:t>在引导下，由元宝提出可能影响单摆周期的因素：摆长、摆锤质量、释放角度和摆的高度（其中</w:t>
+      </w:r>
+      <w:r>
+        <w:t>“</w:t>
+      </w:r>
+      <w:r>
+        <w:t>摆的高度</w:t>
+      </w:r>
+      <w:r>
+        <w:t>”</w:t>
+      </w:r>
+      <w:r>
+        <w:t>是她在教案之外自己提出的变量）。随后我们围绕提出的这四个因素进行对比实验。</w:t>
       </w:r>
     </w:p>
     <w:p>
@@ -84,7 +163,25 @@
         </w:numPr>
       </w:pPr>
       <w:r>
-        <w:t xml:space="preserve">实验前，先统一测量方法：每次只改变一个因素，其他条件保持不变。每次测 10 次完整摆动的总时间；同一条件重复 3 次，再取平均值（average），减小单次计时和操作带来的误差。</w:t>
+        <w:t>实验前，先统一测量方法：每次只改变一个因素，其他条件保持不变。每次测</w:t>
+      </w:r>
+      <w:r>
+        <w:t xml:space="preserve"> 10 </w:t>
+      </w:r>
+      <w:r>
+        <w:t>次完整摆动的总时间；同一条件重复</w:t>
+      </w:r>
+      <w:r>
+        <w:t xml:space="preserve"> 3 </w:t>
+      </w:r>
+      <w:r>
+        <w:t>次，再取平均值（</w:t>
+      </w:r>
+      <w:r>
+        <w:t>average</w:t>
+      </w:r>
+      <w:r>
+        <w:t>），减小单次计时和操作带来的误差。</w:t>
       </w:r>
     </w:p>
     <w:p>
@@ -101,10 +198,42 @@
           <w:bCs/>
           <w:color w:val="0B2545"/>
         </w:rPr>
-        <w:t xml:space="preserve">实验 1｜改变摆长length：</w:t>
-      </w:r>
-      <w:r>
-        <w:t xml:space="preserve">比较短、中、长三种摆长，其他条件保持不变。</w:t>
+        <w:t>实验</w:t>
+      </w:r>
+      <w:r>
+        <w:rPr>
+          <w:b/>
+          <w:bCs/>
+          <w:color w:val="0B2545"/>
+        </w:rPr>
+        <w:t xml:space="preserve"> 1</w:t>
+      </w:r>
+      <w:r>
+        <w:rPr>
+          <w:b/>
+          <w:bCs/>
+          <w:color w:val="0B2545"/>
+        </w:rPr>
+        <w:t>｜改变摆长</w:t>
+      </w:r>
+      <w:r>
+        <w:rPr>
+          <w:b/>
+          <w:bCs/>
+          <w:color w:val="0B2545"/>
+        </w:rPr>
+        <w:t>length</w:t>
+      </w:r>
+      <w:r>
+        <w:rPr>
+          <w:b/>
+          <w:bCs/>
+          <w:color w:val="0B2545"/>
+        </w:rPr>
+        <w:t>：</w:t>
+      </w:r>
+      <w:r>
+        <w:t>比较短、中、长三种摆长，其他条件保持不变。</w:t>
       </w:r>
     </w:p>
     <w:p>
@@ -121,10 +250,42 @@
           <w:bCs/>
           <w:color w:val="0B2545"/>
         </w:rPr>
-        <w:t xml:space="preserve">实验 2｜改变摆锤质量mass：</w:t>
-      </w:r>
-      <w:r>
-        <w:t xml:space="preserve">更换轻、中、重三个摆锤，其他条件保持不变。</w:t>
+        <w:t>实验</w:t>
+      </w:r>
+      <w:r>
+        <w:rPr>
+          <w:b/>
+          <w:bCs/>
+          <w:color w:val="0B2545"/>
+        </w:rPr>
+        <w:t xml:space="preserve"> 2</w:t>
+      </w:r>
+      <w:r>
+        <w:rPr>
+          <w:b/>
+          <w:bCs/>
+          <w:color w:val="0B2545"/>
+        </w:rPr>
+        <w:t>｜改变摆锤质量</w:t>
+      </w:r>
+      <w:r>
+        <w:rPr>
+          <w:b/>
+          <w:bCs/>
+          <w:color w:val="0B2545"/>
+        </w:rPr>
+        <w:t>mass</w:t>
+      </w:r>
+      <w:r>
+        <w:rPr>
+          <w:b/>
+          <w:bCs/>
+          <w:color w:val="0B2545"/>
+        </w:rPr>
+        <w:t>：</w:t>
+      </w:r>
+      <w:r>
+        <w:t>更换轻、中、重三个摆锤，其他条件保持不变。</w:t>
       </w:r>
     </w:p>
     <w:p>
@@ -141,10 +302,42 @@
           <w:bCs/>
           <w:color w:val="0B2545"/>
         </w:rPr>
-        <w:t xml:space="preserve">实验 3｜改变释放角度angle of release：</w:t>
-      </w:r>
-      <w:r>
-        <w:t xml:space="preserve">比较不同起始角度，其他条件保持不变。</w:t>
+        <w:t>实验</w:t>
+      </w:r>
+      <w:r>
+        <w:rPr>
+          <w:b/>
+          <w:bCs/>
+          <w:color w:val="0B2545"/>
+        </w:rPr>
+        <w:t xml:space="preserve"> 3</w:t>
+      </w:r>
+      <w:r>
+        <w:rPr>
+          <w:b/>
+          <w:bCs/>
+          <w:color w:val="0B2545"/>
+        </w:rPr>
+        <w:t>｜改变释放角度</w:t>
+      </w:r>
+      <w:r>
+        <w:rPr>
+          <w:b/>
+          <w:bCs/>
+          <w:color w:val="0B2545"/>
+        </w:rPr>
+        <w:t>angle of release</w:t>
+      </w:r>
+      <w:r>
+        <w:rPr>
+          <w:b/>
+          <w:bCs/>
+          <w:color w:val="0B2545"/>
+        </w:rPr>
+        <w:t>：</w:t>
+      </w:r>
+      <w:r>
+        <w:t>比较不同起始角度，其他条件保持不变。</w:t>
       </w:r>
     </w:p>
     <w:p>
@@ -161,10 +354,42 @@
           <w:bCs/>
           <w:color w:val="0B2545"/>
         </w:rPr>
-        <w:t xml:space="preserve">实验 4｜改变摆的高度height：</w:t>
-      </w:r>
-      <w:r>
-        <w:t xml:space="preserve">元宝自己提出的变量。把整个单摆装置调高或调低，其他条件保持不变。</w:t>
+        <w:t>实验</w:t>
+      </w:r>
+      <w:r>
+        <w:rPr>
+          <w:b/>
+          <w:bCs/>
+          <w:color w:val="0B2545"/>
+        </w:rPr>
+        <w:t xml:space="preserve"> 4</w:t>
+      </w:r>
+      <w:r>
+        <w:rPr>
+          <w:b/>
+          <w:bCs/>
+          <w:color w:val="0B2545"/>
+        </w:rPr>
+        <w:t>｜改变摆的高度</w:t>
+      </w:r>
+      <w:r>
+        <w:rPr>
+          <w:b/>
+          <w:bCs/>
+          <w:color w:val="0B2545"/>
+        </w:rPr>
+        <w:t>height</w:t>
+      </w:r>
+      <w:r>
+        <w:rPr>
+          <w:b/>
+          <w:bCs/>
+          <w:color w:val="0B2545"/>
+        </w:rPr>
+        <w:t>：</w:t>
+      </w:r>
+      <w:r>
+        <w:t>元宝自己提出的变量。把整个单摆装置调高或调低，其他条件保持不变。</w:t>
       </w:r>
     </w:p>
     <w:p>
@@ -176,7 +401,19 @@
         </w:numPr>
       </w:pPr>
       <w:r>
-        <w:t xml:space="preserve">怎样判断一个因素是否真的有影响：先看同一条件下 3 次测量本身有多大波动，再比较改变因素后的平均值差别。如果两组差别和组内波动差不多，甚至更小，就不能认为周期出现了明显变化；只有差别明显大于测量误差（measurement error），结论才比较可靠。</w:t>
+        <w:t>怎样判断一个因素是否真的有影响：先看同一条件下</w:t>
+      </w:r>
+      <w:r>
+        <w:t xml:space="preserve"> 3 </w:t>
+      </w:r>
+      <w:r>
+        <w:t>次测量本身有多大波动，再比较改变因素后的平均值差别。如果两组差别和组内波动差不多，甚至更小，就不能认为周期出现了明显变化；只有差别明显大于测量误差（</w:t>
+      </w:r>
+      <w:r>
+        <w:t>measurement error</w:t>
+      </w:r>
+      <w:r>
+        <w:t>），结论才比较可靠。</w:t>
       </w:r>
     </w:p>
     <w:p>
@@ -191,12 +428,11 @@
         <w:rPr>
           <w:b/>
           <w:bCs/>
-          <w:color w:val="0B2545"/>
-        </w:rPr>
-        <w:t xml:space="preserve">结论：</w:t>
-      </w:r>
-      <w:r>
-        <w:t xml:space="preserve">摆长越长，单摆周期越长。其他因素对单摆周期没有显著影响。</w:t>
+        </w:rPr>
+        <w:t>结论：</w:t>
+      </w:r>
+      <w:r>
+        <w:t>摆长越长，单摆周期越长。其他因素对单摆周期没有显著影响。</w:t>
       </w:r>
     </w:p>
     <w:p>
@@ -214,13 +450,51 @@
           <w:bCs/>
           <w:color w:val="0B2545"/>
         </w:rPr>
-        <w:t xml:space="preserve">School 对应｜</w:t>
-      </w:r>
-      <w:r>
-        <w:rPr>
-          <w:color w:val="0B2545"/>
-        </w:rPr>
-        <w:t xml:space="preserve">Unit 1 — Notes 01 Observation and Inference、Notes 02 Quantitative and Qualitative Data、Notes 03 Testable Questions。学会控制变量、控制误差，并建立科学的研究方法。</w:t>
+        <w:t xml:space="preserve">School </w:t>
+      </w:r>
+      <w:r>
+        <w:rPr>
+          <w:b/>
+          <w:bCs/>
+          <w:color w:val="0B2545"/>
+        </w:rPr>
+        <w:t>对应｜</w:t>
+      </w:r>
+      <w:r>
+        <w:rPr>
+          <w:color w:val="0B2545"/>
+        </w:rPr>
+        <w:t>Unit 1 — Notes 01 Observation and Inference</w:t>
+      </w:r>
+      <w:r>
+        <w:rPr>
+          <w:color w:val="0B2545"/>
+        </w:rPr>
+        <w:t>、</w:t>
+      </w:r>
+      <w:r>
+        <w:rPr>
+          <w:color w:val="0B2545"/>
+        </w:rPr>
+        <w:t>Notes 02 Quantitative and Qualitative Data</w:t>
+      </w:r>
+      <w:r>
+        <w:rPr>
+          <w:color w:val="0B2545"/>
+        </w:rPr>
+        <w:t>、</w:t>
+      </w:r>
+      <w:r>
+        <w:rPr>
+          <w:color w:val="0B2545"/>
+        </w:rPr>
+        <w:t>Notes 03 Testable Questions</w:t>
+      </w:r>
+      <w:r>
+        <w:rPr>
+          <w:color w:val="0B2545"/>
+        </w:rPr>
+        <w:t>。学会控制变量、控制误差，并建立科学的研究方法。</w:t>
       </w:r>
     </w:p>
     <w:p>
@@ -228,14 +502,49 @@
         <w:pStyle w:val="2"/>
       </w:pPr>
       <w:r>
-        <w:t xml:space="preserve">第 2 次课｜溶解调查</w:t>
+        <w:lastRenderedPageBreak/>
+        <w:t>第</w:t>
+      </w:r>
+      <w:r>
+        <w:t xml:space="preserve"> 2 </w:t>
+      </w:r>
+      <w:r>
+        <w:t>次课｜溶解调查</w:t>
       </w:r>
       <w:r>
         <w:rPr>
           <w:sz w:val="21"/>
           <w:szCs w:val="21"/>
         </w:rPr>
-        <w:t xml:space="preserve">｜7月13日</w:t>
+        <w:t>｜</w:t>
+      </w:r>
+      <w:r>
+        <w:rPr>
+          <w:sz w:val="21"/>
+          <w:szCs w:val="21"/>
+        </w:rPr>
+        <w:t>7</w:t>
+      </w:r>
+      <w:r>
+        <w:rPr>
+          <w:sz w:val="21"/>
+          <w:szCs w:val="21"/>
+        </w:rPr>
+        <w:t>月</w:t>
+      </w:r>
+      <w:r>
+        <w:rPr>
+          <w:sz w:val="21"/>
+          <w:szCs w:val="21"/>
+        </w:rPr>
+        <w:t>13</w:t>
+      </w:r>
+      <w:r>
+        <w:rPr>
+          <w:sz w:val="21"/>
+          <w:szCs w:val="21"/>
+        </w:rPr>
+        <w:t>日</w:t>
       </w:r>
     </w:p>
     <w:p>
@@ -248,15 +557,21 @@
           <w:bCs/>
           <w:color w:val="0B2545"/>
         </w:rPr>
-        <w:t xml:space="preserve">研究问题：</w:t>
-      </w:r>
-      <w:r>
-        <w:t xml:space="preserve">溶解（dissolving）有什么特点？</w:t>
-      </w:r>
-    </w:p>
-    <w:p>
-      <w:r>
-        <w:t xml:space="preserve">本节探究溶解的特点，比较可溶物与不溶物，并通过加热溶液观察蒸发和结晶。</w:t>
+        <w:t>研究问题：</w:t>
+      </w:r>
+      <w:r>
+        <w:t>溶解（</w:t>
+      </w:r>
+      <w:r>
+        <w:t>dissolving</w:t>
+      </w:r>
+      <w:r>
+        <w:t>）有什么特点？</w:t>
+      </w:r>
+    </w:p>
+    <w:p>
+      <w:r>
+        <w:t>本节探究溶解的特点，比较可溶物与不溶物，并通过加热溶液观察蒸发和结晶。</w:t>
       </w:r>
     </w:p>
     <w:p>
@@ -273,10 +588,32 @@
           <w:bCs/>
           <w:color w:val="0B2545"/>
         </w:rPr>
-        <w:t xml:space="preserve">实验 1｜溶解前后质量变化：</w:t>
-      </w:r>
-      <w:r>
-        <w:t xml:space="preserve">称量水和食盐（氯化钠sodium chloride, NaCl）溶解前后的总质量。前后读数接近（可能有液体溅出、电子秤波动等小误差），说明氯化钠虽然溶进水中、肉眼看不见了，但物质并没有消失。</w:t>
+        <w:t>实验</w:t>
+      </w:r>
+      <w:r>
+        <w:rPr>
+          <w:b/>
+          <w:bCs/>
+          <w:color w:val="0B2545"/>
+        </w:rPr>
+        <w:t xml:space="preserve"> 1</w:t>
+      </w:r>
+      <w:r>
+        <w:rPr>
+          <w:b/>
+          <w:bCs/>
+          <w:color w:val="0B2545"/>
+        </w:rPr>
+        <w:t>｜溶解前后质量变化：</w:t>
+      </w:r>
+      <w:r>
+        <w:t>称量水和食盐（氯化钠</w:t>
+      </w:r>
+      <w:r>
+        <w:t>sodium chloride, NaCl</w:t>
+      </w:r>
+      <w:r>
+        <w:t>）溶解前后的总质量。前后读数接近（可能有液体溅出、电子秤波动等小误差），说明氯化钠虽然溶进水中、肉眼看不见了，但物质并没有消失。</w:t>
       </w:r>
     </w:p>
     <w:p>
@@ -293,10 +630,38 @@
           <w:bCs/>
           <w:color w:val="0B2545"/>
         </w:rPr>
-        <w:t xml:space="preserve">实验 2｜溶解的性质：</w:t>
-      </w:r>
-      <w:r>
-        <w:t xml:space="preserve">把等量食盐和二氧化硅（silicon dioxide, SiO₂）分别加入水中，比较搅拌、静置和过滤（filtration）后的现象。</w:t>
+        <w:t>实验</w:t>
+      </w:r>
+      <w:r>
+        <w:rPr>
+          <w:b/>
+          <w:bCs/>
+          <w:color w:val="0B2545"/>
+        </w:rPr>
+        <w:t xml:space="preserve"> 2</w:t>
+      </w:r>
+      <w:r>
+        <w:rPr>
+          <w:b/>
+          <w:bCs/>
+          <w:color w:val="0B2545"/>
+        </w:rPr>
+        <w:t>｜溶解的性质：</w:t>
+      </w:r>
+      <w:r>
+        <w:t>把等量食盐和二氧化硅（</w:t>
+      </w:r>
+      <w:r>
+        <w:t>silicon dioxide, SiO₂</w:t>
+      </w:r>
+      <w:r>
+        <w:t>）分别加入水中，比较搅拌、静置和过滤（</w:t>
+      </w:r>
+      <w:r>
+        <w:t>filtration</w:t>
+      </w:r>
+      <w:r>
+        <w:t>）后的现象。</w:t>
       </w:r>
     </w:p>
     <w:p>
@@ -313,10 +678,10 @@
           <w:bCs/>
           <w:color w:val="0B2545"/>
         </w:rPr>
-        <w:t xml:space="preserve">比较：</w:t>
-      </w:r>
-      <w:r>
-        <w:t xml:space="preserve">是否形成透明澄清的均一溶液，以及能否通过过滤分离。</w:t>
+        <w:t>比较：</w:t>
+      </w:r>
+      <w:r>
+        <w:t>是否形成透明澄清的均一溶液，以及能否通过过滤分离。</w:t>
       </w:r>
     </w:p>
     <w:p>
@@ -333,10 +698,26 @@
           <w:bCs/>
           <w:color w:val="0B2545"/>
         </w:rPr>
-        <w:t xml:space="preserve">可溶物soluble：</w:t>
-      </w:r>
-      <w:r>
-        <w:t xml:space="preserve">氯化钠溶液透明澄清，普通滤纸过滤没有截留颗粒；</w:t>
+        <w:t>可溶物</w:t>
+      </w:r>
+      <w:r>
+        <w:rPr>
+          <w:b/>
+          <w:bCs/>
+          <w:color w:val="0B2545"/>
+        </w:rPr>
+        <w:t>soluble</w:t>
+      </w:r>
+      <w:r>
+        <w:rPr>
+          <w:b/>
+          <w:bCs/>
+          <w:color w:val="0B2545"/>
+        </w:rPr>
+        <w:t>：</w:t>
+      </w:r>
+      <w:r>
+        <w:t>氯化钠溶液透明澄清，普通滤纸过滤没有截留颗粒；</w:t>
       </w:r>
     </w:p>
     <w:p>
@@ -353,10 +734,26 @@
           <w:bCs/>
           <w:color w:val="0B2545"/>
         </w:rPr>
-        <w:t xml:space="preserve">不溶物insoluble：</w:t>
-      </w:r>
-      <w:r>
-        <w:t xml:space="preserve">二氧化硅不溶于水，混合后液体浑浊，静置后颗粒会沉降，并且可以被滤纸滤出。</w:t>
+        <w:t>不溶物</w:t>
+      </w:r>
+      <w:r>
+        <w:rPr>
+          <w:b/>
+          <w:bCs/>
+          <w:color w:val="0B2545"/>
+        </w:rPr>
+        <w:t>insoluble</w:t>
+      </w:r>
+      <w:r>
+        <w:rPr>
+          <w:b/>
+          <w:bCs/>
+          <w:color w:val="0B2545"/>
+        </w:rPr>
+        <w:t>：</w:t>
+      </w:r>
+      <w:r>
+        <w:t>二氧化硅不溶于水，混合后液体浑浊，静置后颗粒会沉降，并且可以被滤纸滤出。</w:t>
       </w:r>
     </w:p>
     <w:p>
@@ -373,19 +770,79 @@
           <w:bCs/>
           <w:color w:val="0B2545"/>
         </w:rPr>
-        <w:t xml:space="preserve">实验 3｜蒸发与结晶：</w:t>
-      </w:r>
-      <w:r>
-        <w:t xml:space="preserve">加热氯化钠溶液，让水蒸发（evaporation），观察溶质（solute）析出并结晶（crystallization）。实验说明：虽然溶液透明澄清，溶质仍然存在。氯化钠析出白色晶体。</w:t>
+        <w:t>实验</w:t>
+      </w:r>
+      <w:r>
+        <w:rPr>
+          <w:b/>
+          <w:bCs/>
+          <w:color w:val="0B2545"/>
+        </w:rPr>
+        <w:t xml:space="preserve"> 3</w:t>
+      </w:r>
+      <w:r>
+        <w:rPr>
+          <w:b/>
+          <w:bCs/>
+          <w:color w:val="0B2545"/>
+        </w:rPr>
+        <w:t>｜蒸发与结晶：</w:t>
+      </w:r>
+      <w:r>
+        <w:t>加热氯化钠溶液，让水蒸发（</w:t>
+      </w:r>
+      <w:r>
+        <w:t>evaporation</w:t>
+      </w:r>
+      <w:r>
+        <w:t>），观察溶质（</w:t>
+      </w:r>
+      <w:r>
+        <w:t>solute</w:t>
+      </w:r>
+      <w:r>
+        <w:t>）析出并结晶（</w:t>
+      </w:r>
+      <w:r>
+        <w:t>crystallization</w:t>
+      </w:r>
+      <w:r>
+        <w:t>）。实验说明：虽然溶液透明澄清，溶质仍然存在。氯化钠析出白色晶体。</w:t>
       </w:r>
       <w:r>
         <w:rPr>
           <w:color w:val="80627D"/>
         </w:rPr>
-        <w:t xml:space="preserve">元宝提问：蓝色的硫酸铜（copper sulfate, CuSO₄）溶液能否析出结晶？最终我们观察到硫酸铜溶液也析出了漂亮的蓝色结晶</w:t>
-      </w:r>
-      <w:r>
-        <w:t xml:space="preserve">。</w:t>
+        <w:t>元宝提问：蓝色的硫酸铜（</w:t>
+      </w:r>
+      <w:r>
+        <w:rPr>
+          <w:color w:val="80627D"/>
+        </w:rPr>
+        <w:t xml:space="preserve">copper sulfate, </w:t>
+      </w:r>
+      <w:proofErr w:type="spellStart"/>
+      <w:r>
+        <w:rPr>
+          <w:color w:val="80627D"/>
+        </w:rPr>
+        <w:t>CuSO</w:t>
+      </w:r>
+      <w:proofErr w:type="spellEnd"/>
+      <w:r>
+        <w:rPr>
+          <w:color w:val="80627D"/>
+        </w:rPr>
+        <w:t>₄</w:t>
+      </w:r>
+      <w:r>
+        <w:rPr>
+          <w:color w:val="80627D"/>
+        </w:rPr>
+        <w:t>）溶液能否析出结晶？最终我们观察到硫酸铜溶液也析出了漂亮的蓝色结晶</w:t>
+      </w:r>
+      <w:r>
+        <w:t>。</w:t>
       </w:r>
     </w:p>
     <w:p>
@@ -401,7 +858,31 @@
         <w:rPr>
           <w:color w:val="333333"/>
         </w:rPr>
-        <w:t xml:space="preserve">原计划使用酒精灯（alcohol burner）加热，但加入灯内的酒精浓度不够，无法正常燃烧，因此改用蜡烛（candle）完成加热。科学小贴士：真实实验中器材或材料有时不会按预期工作，我们可以根据现象判断原因，再在保证安全、可靠的前提下调整方案。</w:t>
+        <w:t>原计划使用酒精灯（</w:t>
+      </w:r>
+      <w:r>
+        <w:rPr>
+          <w:color w:val="333333"/>
+        </w:rPr>
+        <w:t>alcohol burner</w:t>
+      </w:r>
+      <w:r>
+        <w:rPr>
+          <w:color w:val="333333"/>
+        </w:rPr>
+        <w:t>）加热，但加入灯内的酒精浓度不够，无法正常燃烧，因此改用蜡烛（</w:t>
+      </w:r>
+      <w:r>
+        <w:rPr>
+          <w:color w:val="333333"/>
+        </w:rPr>
+        <w:t>candle</w:t>
+      </w:r>
+      <w:r>
+        <w:rPr>
+          <w:color w:val="333333"/>
+        </w:rPr>
+        <w:t>）完成加热。科学小贴士：真实实验中器材或材料有时不会按预期工作，我们可以根据现象判断原因，再在保证安全、可靠的前提下调整方案。</w:t>
       </w:r>
     </w:p>
     <w:p>
@@ -419,13 +900,27 @@
           <w:bCs/>
           <w:color w:val="0B2545"/>
         </w:rPr>
-        <w:t xml:space="preserve">School 对应｜</w:t>
-      </w:r>
-      <w:r>
-        <w:rPr>
-          <w:color w:val="0B2545"/>
-        </w:rPr>
-        <w:t xml:space="preserve">Unit 2 — Notes 02 Mixtures and Solutions。对应溶质、溶剂、溶液、可溶与不溶，以及过滤、蒸发和结晶等分离方法。</w:t>
+        <w:t xml:space="preserve">School </w:t>
+      </w:r>
+      <w:r>
+        <w:rPr>
+          <w:b/>
+          <w:bCs/>
+          <w:color w:val="0B2545"/>
+        </w:rPr>
+        <w:t>对应｜</w:t>
+      </w:r>
+      <w:r>
+        <w:rPr>
+          <w:color w:val="0B2545"/>
+        </w:rPr>
+        <w:t>Unit 2 — Notes 02 Mixtures and Solutions</w:t>
+      </w:r>
+      <w:r>
+        <w:rPr>
+          <w:color w:val="0B2545"/>
+        </w:rPr>
+        <w:t>。对应溶质、溶剂、溶液、可溶与不溶，以及过滤、蒸发和结晶等分离方法。</w:t>
       </w:r>
     </w:p>
     <w:p>
@@ -433,14 +928,48 @@
         <w:pStyle w:val="2"/>
       </w:pPr>
       <w:r>
-        <w:t xml:space="preserve">第 3 次课｜物理变化与化学变化</w:t>
+        <w:t>第</w:t>
+      </w:r>
+      <w:r>
+        <w:t xml:space="preserve"> 3 </w:t>
+      </w:r>
+      <w:r>
+        <w:t>次课｜物理变化与化学变化</w:t>
       </w:r>
       <w:r>
         <w:rPr>
           <w:sz w:val="21"/>
           <w:szCs w:val="21"/>
         </w:rPr>
-        <w:t xml:space="preserve">｜7月19日</w:t>
+        <w:t>｜</w:t>
+      </w:r>
+      <w:r>
+        <w:rPr>
+          <w:sz w:val="21"/>
+          <w:szCs w:val="21"/>
+        </w:rPr>
+        <w:t>7</w:t>
+      </w:r>
+      <w:r>
+        <w:rPr>
+          <w:sz w:val="21"/>
+          <w:szCs w:val="21"/>
+        </w:rPr>
+        <w:t>月</w:t>
+      </w:r>
+      <w:r>
+        <w:rPr>
+          <w:sz w:val="21"/>
+          <w:szCs w:val="21"/>
+        </w:rPr>
+        <w:t>19</w:t>
+      </w:r>
+      <w:r>
+        <w:rPr>
+          <w:sz w:val="21"/>
+          <w:szCs w:val="21"/>
+        </w:rPr>
+        <w:t>日</w:t>
       </w:r>
     </w:p>
     <w:p>
@@ -453,10 +982,22 @@
           <w:bCs/>
           <w:color w:val="0B2545"/>
         </w:rPr>
-        <w:t xml:space="preserve">研究问题：</w:t>
-      </w:r>
-      <w:r>
-        <w:t xml:space="preserve">物理变化（physical change）和化学变化（chemical change）有什么区别？</w:t>
+        <w:t>研究问题：</w:t>
+      </w:r>
+      <w:r>
+        <w:t>物理变化（</w:t>
+      </w:r>
+      <w:r>
+        <w:t>physical change</w:t>
+      </w:r>
+      <w:r>
+        <w:t>）和化学变化（</w:t>
+      </w:r>
+      <w:r>
+        <w:t>chemical change</w:t>
+      </w:r>
+      <w:r>
+        <w:t>）有什么区别？</w:t>
       </w:r>
     </w:p>
     <w:p>
@@ -473,10 +1014,10 @@
           <w:bCs/>
           <w:color w:val="0B2545"/>
         </w:rPr>
-        <w:t xml:space="preserve">第一部分｜物理变化：</w:t>
-      </w:r>
-      <w:r>
-        <w:t xml:space="preserve">回顾上节课的溶解与结晶，以及蜡烛的固液变化，再用水的凝结实验继续观察三态变化。</w:t>
+        <w:t>第一部分｜物理变化：</w:t>
+      </w:r>
+      <w:r>
+        <w:t>回顾上节课的溶解与结晶，以及蜡烛的固液变化，再用水的凝结实验继续观察三态变化。</w:t>
       </w:r>
     </w:p>
     <w:p>
@@ -493,10 +1034,11 @@
           <w:bCs/>
           <w:color w:val="0B2545"/>
         </w:rPr>
-        <w:t xml:space="preserve">回顾｜溶解与结晶：</w:t>
-      </w:r>
-      <w:r>
-        <w:t xml:space="preserve">食盐溶进水中后仍能通过蒸发重新结晶，前后仍是食盐，没有形成新物质。</w:t>
+        <w:lastRenderedPageBreak/>
+        <w:t>回顾｜溶解与结晶：</w:t>
+      </w:r>
+      <w:r>
+        <w:t>食盐溶进水中后仍能通过蒸发重新结晶，前后仍是食盐，没有形成新物质。</w:t>
       </w:r>
     </w:p>
     <w:p>
@@ -513,10 +1055,22 @@
           <w:bCs/>
           <w:color w:val="0B2545"/>
         </w:rPr>
-        <w:t xml:space="preserve">回顾｜蜡烛的固液变化：</w:t>
-      </w:r>
-      <w:r>
-        <w:t xml:space="preserve">蜡受热后由固态熔化（melting）成液态；冷却后又由液态凝固（freezing）成固态，固液态变化是物理变化。</w:t>
+        <w:t>回顾｜蜡烛的固液变化：</w:t>
+      </w:r>
+      <w:r>
+        <w:t>蜡受热后由固态熔化（</w:t>
+      </w:r>
+      <w:r>
+        <w:t>melting</w:t>
+      </w:r>
+      <w:r>
+        <w:t>）成液态；冷却后又由液态凝固（</w:t>
+      </w:r>
+      <w:r>
+        <w:t>freezing</w:t>
+      </w:r>
+      <w:r>
+        <w:t>）成固态，固液态变化是物理变化。</w:t>
       </w:r>
     </w:p>
     <w:p>
@@ -533,10 +1087,22 @@
           <w:bCs/>
           <w:color w:val="0B2545"/>
         </w:rPr>
-        <w:t xml:space="preserve">本节实验｜水的凝结：</w:t>
-      </w:r>
-      <w:r>
-        <w:t xml:space="preserve">在水面上方放置盛有冰块的容器，容器底部逐渐出现小水滴。下方的水先汽化（vaporization）进入空气，水蒸气遇到冷的容器底部后凝结（condensation）成液态水，这也是物理变化。</w:t>
+        <w:t>本节实验｜水的凝结：</w:t>
+      </w:r>
+      <w:r>
+        <w:t>在水面上方放置盛有冰块的容器，容器底部逐渐出现小水滴。下方的水先汽化（</w:t>
+      </w:r>
+      <w:r>
+        <w:t>vaporization</w:t>
+      </w:r>
+      <w:r>
+        <w:t>）进入空气，水蒸气遇到冷的容器底部后凝结（</w:t>
+      </w:r>
+      <w:r>
+        <w:t>condensation</w:t>
+      </w:r>
+      <w:r>
+        <w:t>）成液态水，这也是物理变化。</w:t>
       </w:r>
     </w:p>
     <w:p>
@@ -551,9 +1117,8 @@
         <w:rPr>
           <w:b/>
           <w:bCs/>
-          <w:color w:val="0B2545"/>
-        </w:rPr>
-        <w:t xml:space="preserve">三态变化</w:t>
+        </w:rPr>
+        <w:t>三态变化</w:t>
       </w:r>
     </w:p>
     <w:p>
@@ -2334,7 +2899,13 @@
     </w:p>
     <w:p>
       <w:r>
-        <w:t xml:space="preserve">同时用粒子模型（particle model）理解三态：固态粒子排列紧密、位置相对固定；液态粒子仍较紧密，但可以相互移动；气态粒子间距大、分布稀疏。</w:t>
+        <w:t>同时用粒子模型（</w:t>
+      </w:r>
+      <w:r>
+        <w:t>particle model</w:t>
+      </w:r>
+      <w:r>
+        <w:t>）理解三态：固态粒子排列紧密、位置相对固定；液态粒子仍较紧密，但可以相互移动；气态粒子间距大、分布稀疏。</w:t>
       </w:r>
     </w:p>
     <w:p>
@@ -2351,10 +2922,34 @@
           <w:bCs/>
           <w:color w:val="0B2545"/>
         </w:rPr>
-        <w:t xml:space="preserve">第二部分｜化学变化：</w:t>
-      </w:r>
-      <w:r>
-        <w:t xml:space="preserve">通过“产生气体”和“产生沉淀”寻找新物质形成的证据。</w:t>
+        <w:t>第二部分｜化学变化：</w:t>
+      </w:r>
+      <w:r>
+        <w:t>通过</w:t>
+      </w:r>
+      <w:r>
+        <w:t>“</w:t>
+      </w:r>
+      <w:r>
+        <w:t>产生气体</w:t>
+      </w:r>
+      <w:r>
+        <w:t>”</w:t>
+      </w:r>
+      <w:r>
+        <w:t>和</w:t>
+      </w:r>
+      <w:r>
+        <w:t>“</w:t>
+      </w:r>
+      <w:r>
+        <w:t>产生沉淀</w:t>
+      </w:r>
+      <w:r>
+        <w:t>”</w:t>
+      </w:r>
+      <w:r>
+        <w:t>寻找新物质形成的证据。</w:t>
       </w:r>
     </w:p>
     <w:p>
@@ -2371,10 +2966,58 @@
           <w:bCs/>
           <w:color w:val="0B2545"/>
         </w:rPr>
-        <w:t xml:space="preserve">实验 1｜产生气体：</w:t>
-      </w:r>
-      <w:r>
-        <w:t xml:space="preserve">碳酸钙（calcium carbonate, CaCO₃）与白醋（white vinegar，主要含醋酸 acetic acid, CH₃COOH）混合后产生气泡，生成了新的气态物质二氧化碳（carbon dioxide, CO₂）。</w:t>
+        <w:t>实验</w:t>
+      </w:r>
+      <w:r>
+        <w:rPr>
+          <w:b/>
+          <w:bCs/>
+          <w:color w:val="0B2545"/>
+        </w:rPr>
+        <w:t xml:space="preserve"> 1</w:t>
+      </w:r>
+      <w:r>
+        <w:rPr>
+          <w:b/>
+          <w:bCs/>
+          <w:color w:val="0B2545"/>
+        </w:rPr>
+        <w:t>｜产生气体：</w:t>
+      </w:r>
+      <w:r>
+        <w:t>碳酸钙（</w:t>
+      </w:r>
+      <w:r>
+        <w:t xml:space="preserve">calcium carbonate, </w:t>
+      </w:r>
+      <w:proofErr w:type="spellStart"/>
+      <w:r>
+        <w:t>CaCO</w:t>
+      </w:r>
+      <w:proofErr w:type="spellEnd"/>
+      <w:r>
+        <w:t>₃</w:t>
+      </w:r>
+      <w:r>
+        <w:t>）与白醋（</w:t>
+      </w:r>
+      <w:r>
+        <w:t>white vinegar</w:t>
+      </w:r>
+      <w:r>
+        <w:t>，主要含醋酸</w:t>
+      </w:r>
+      <w:r>
+        <w:t xml:space="preserve"> acetic acid, CH₃COOH</w:t>
+      </w:r>
+      <w:r>
+        <w:t>）混合后产生气泡，生成了新的气态物质二氧化碳（</w:t>
+      </w:r>
+      <w:r>
+        <w:t>carbon dioxide, CO₂</w:t>
+      </w:r>
+      <w:r>
+        <w:t>）。</w:t>
       </w:r>
     </w:p>
     <w:p>
@@ -2391,10 +3034,32 @@
           <w:bCs/>
           <w:color w:val="0B2545"/>
         </w:rPr>
-        <w:t xml:space="preserve">实验 2｜产生沉淀：</w:t>
-      </w:r>
-      <w:r>
-        <w:t xml:space="preserve">把上一实验得到的醋酸钙滤液与小苏打溶液混合，两种澄清溶液中出现了白色沉淀（precipitate），并有少量气泡。新形成的固体具有不同性质，说明产生了新物质。</w:t>
+        <w:t>实验</w:t>
+      </w:r>
+      <w:r>
+        <w:rPr>
+          <w:b/>
+          <w:bCs/>
+          <w:color w:val="0B2545"/>
+        </w:rPr>
+        <w:t xml:space="preserve"> 2</w:t>
+      </w:r>
+      <w:r>
+        <w:rPr>
+          <w:b/>
+          <w:bCs/>
+          <w:color w:val="0B2545"/>
+        </w:rPr>
+        <w:t>｜产生沉淀：</w:t>
+      </w:r>
+      <w:r>
+        <w:t>把上一实验得到的醋酸钙滤液与小苏打溶液混合，两种澄清溶液中出现了白色沉淀（</w:t>
+      </w:r>
+      <w:r>
+        <w:t>precipitate</w:t>
+      </w:r>
+      <w:r>
+        <w:t>），并有少量气泡。新形成的固体具有不同性质，说明产生了新物质。</w:t>
       </w:r>
     </w:p>
     <w:p>
@@ -2409,12 +3074,17 @@
         <w:rPr>
           <w:b/>
           <w:bCs/>
-          <w:color w:val="0B2545"/>
-        </w:rPr>
-        <w:t xml:space="preserve">结论：</w:t>
-      </w:r>
-      <w:r>
-        <w:t xml:space="preserve">物理变化只改变状态、形状或排列，没有形成新物质；化学变化中原子（atoms）重新组合，形成新的物质。气体和沉淀的产生是判断化学变化的重要证据（但不能只凭这些现象下结论）。</w:t>
+        </w:rPr>
+        <w:t>结论：</w:t>
+      </w:r>
+      <w:r>
+        <w:t>物理变化只改变状态、形状或排列，没有形成新物质；化学变化中原子（</w:t>
+      </w:r>
+      <w:r>
+        <w:t>atoms</w:t>
+      </w:r>
+      <w:r>
+        <w:t>）重新组合，形成新的物质。气体和沉淀的产生是判断化学变化的重要证据（但不能只凭这些现象下结论）。</w:t>
       </w:r>
     </w:p>
     <w:p>
@@ -2432,13 +3102,63 @@
           <w:bCs/>
           <w:color w:val="0B2545"/>
         </w:rPr>
-        <w:t xml:space="preserve">School 对应｜</w:t>
-      </w:r>
-      <w:r>
-        <w:rPr>
-          <w:color w:val="0B2545"/>
-        </w:rPr>
-        <w:t xml:space="preserve">Unit 2 — Notes 01 Phases of Matter 为核心覆盖；Notes 03 Atoms and Period Square 只完成原子、元素、分子/化合物和原子重组的基础衔接；同时回看 Notes 02 的溶解与结晶证据。</w:t>
+        <w:t xml:space="preserve">School </w:t>
+      </w:r>
+      <w:r>
+        <w:rPr>
+          <w:b/>
+          <w:bCs/>
+          <w:color w:val="0B2545"/>
+        </w:rPr>
+        <w:t>对应｜</w:t>
+      </w:r>
+      <w:r>
+        <w:rPr>
+          <w:color w:val="0B2545"/>
+        </w:rPr>
+        <w:t xml:space="preserve">Unit 2 — Notes 01 Phases of Matter </w:t>
+      </w:r>
+      <w:r>
+        <w:rPr>
+          <w:color w:val="0B2545"/>
+        </w:rPr>
+        <w:t>为核心覆盖；</w:t>
+      </w:r>
+      <w:r>
+        <w:rPr>
+          <w:color w:val="0B2545"/>
+        </w:rPr>
+        <w:t xml:space="preserve">Notes 03 Atoms and Period Square </w:t>
+      </w:r>
+      <w:r>
+        <w:rPr>
+          <w:color w:val="0B2545"/>
+        </w:rPr>
+        <w:t>只完成原子、元素、分子</w:t>
+      </w:r>
+      <w:r>
+        <w:rPr>
+          <w:color w:val="0B2545"/>
+        </w:rPr>
+        <w:t>/</w:t>
+      </w:r>
+      <w:r>
+        <w:rPr>
+          <w:color w:val="0B2545"/>
+        </w:rPr>
+        <w:t>化合物和原子重组的基础衔接；同时回看</w:t>
+      </w:r>
+      <w:r>
+        <w:rPr>
+          <w:color w:val="0B2545"/>
+        </w:rPr>
+        <w:t xml:space="preserve"> Notes 02 </w:t>
+      </w:r>
+      <w:r>
+        <w:rPr>
+          <w:color w:val="0B2545"/>
+        </w:rPr>
+        <w:t>的溶解与结晶证据。</w:t>
       </w:r>
     </w:p>
     <w:p>
@@ -2446,14 +3166,49 @@
         <w:pStyle w:val="2"/>
       </w:pPr>
       <w:r>
-        <w:t xml:space="preserve">第 4 次课｜热能传递</w:t>
+        <w:lastRenderedPageBreak/>
+        <w:t>第</w:t>
+      </w:r>
+      <w:r>
+        <w:t xml:space="preserve"> 4 </w:t>
+      </w:r>
+      <w:r>
+        <w:t>次课｜热能传递</w:t>
       </w:r>
       <w:r>
         <w:rPr>
           <w:sz w:val="21"/>
           <w:szCs w:val="21"/>
         </w:rPr>
-        <w:t xml:space="preserve">｜7月21日</w:t>
+        <w:t>｜</w:t>
+      </w:r>
+      <w:r>
+        <w:rPr>
+          <w:sz w:val="21"/>
+          <w:szCs w:val="21"/>
+        </w:rPr>
+        <w:t>7</w:t>
+      </w:r>
+      <w:r>
+        <w:rPr>
+          <w:sz w:val="21"/>
+          <w:szCs w:val="21"/>
+        </w:rPr>
+        <w:t>月</w:t>
+      </w:r>
+      <w:r>
+        <w:rPr>
+          <w:sz w:val="21"/>
+          <w:szCs w:val="21"/>
+        </w:rPr>
+        <w:t>21</w:t>
+      </w:r>
+      <w:r>
+        <w:rPr>
+          <w:sz w:val="21"/>
+          <w:szCs w:val="21"/>
+        </w:rPr>
+        <w:t>日</w:t>
       </w:r>
     </w:p>
     <w:p>
@@ -2466,10 +3221,10 @@
           <w:bCs/>
           <w:color w:val="0B2545"/>
         </w:rPr>
-        <w:t xml:space="preserve">研究问题：</w:t>
-      </w:r>
-      <w:r>
-        <w:t xml:space="preserve">热能是怎样传递的？</w:t>
+        <w:t>研究问题：</w:t>
+      </w:r>
+      <w:r>
+        <w:t>热能是怎样传递的？</w:t>
       </w:r>
     </w:p>
     <w:p>
@@ -2486,10 +3241,26 @@
           <w:bCs/>
           <w:color w:val="0B2545"/>
         </w:rPr>
-        <w:t xml:space="preserve">实验 1｜冷热水混合：</w:t>
-      </w:r>
-      <w:r>
-        <w:t xml:space="preserve">测量冷热水混合前后的温度，观察混合后水温落在两杯初温之间。由温度变化认识：热能从温度较高处传向较低处。</w:t>
+        <w:t>实验</w:t>
+      </w:r>
+      <w:r>
+        <w:rPr>
+          <w:b/>
+          <w:bCs/>
+          <w:color w:val="0B2545"/>
+        </w:rPr>
+        <w:t xml:space="preserve"> 1</w:t>
+      </w:r>
+      <w:r>
+        <w:rPr>
+          <w:b/>
+          <w:bCs/>
+          <w:color w:val="0B2545"/>
+        </w:rPr>
+        <w:t>｜冷热水混合：</w:t>
+      </w:r>
+      <w:r>
+        <w:t>测量冷热水混合前后的温度，观察混合后水温落在两杯初温之间。由温度变化认识：热能从温度较高处传向较低处。</w:t>
       </w:r>
     </w:p>
     <w:p>
@@ -2506,10 +3277,42 @@
           <w:bCs/>
           <w:color w:val="0B2545"/>
         </w:rPr>
-        <w:t xml:space="preserve">实验 2｜传导conduction：物体通过接触（至少一方是固体）传递热能的方式。三种材料热传导速度比较：</w:t>
-      </w:r>
-      <w:r>
-        <w:t xml:space="preserve">在金属黄油刀、木头积木和塑料尺子的相同高度，用等量黄油固定小纸片；下端同时放入同一杯温水。记录并比较黄油软化、纸片下落的时间。</w:t>
+        <w:t>实验</w:t>
+      </w:r>
+      <w:r>
+        <w:rPr>
+          <w:b/>
+          <w:bCs/>
+          <w:color w:val="0B2545"/>
+        </w:rPr>
+        <w:t xml:space="preserve"> 2</w:t>
+      </w:r>
+      <w:r>
+        <w:rPr>
+          <w:b/>
+          <w:bCs/>
+          <w:color w:val="0B2545"/>
+        </w:rPr>
+        <w:t>｜传导</w:t>
+      </w:r>
+      <w:r>
+        <w:rPr>
+          <w:b/>
+          <w:bCs/>
+          <w:color w:val="0B2545"/>
+        </w:rPr>
+        <w:t>conduction</w:t>
+      </w:r>
+      <w:r>
+        <w:rPr>
+          <w:b/>
+          <w:bCs/>
+          <w:color w:val="0B2545"/>
+        </w:rPr>
+        <w:t>：物体通过接触（至少一方是固体）传递热能的方式。三种材料热传导速度比较：</w:t>
+      </w:r>
+      <w:r>
+        <w:t>在金属黄油刀、木头积木和塑料尺子的相同高度，用等量黄油固定小纸片；下端同时放入同一杯温水。记录并比较黄油软化、纸片下落的时间。</w:t>
       </w:r>
     </w:p>
     <w:p>
@@ -2525,7 +3328,7 @@
         <w:rPr>
           <w:color w:val="333333"/>
         </w:rPr>
-        <w:t xml:space="preserve">因为黄油用量偏多，只有金属黄油刀上的黄油完全熔化并掉落；木头积木和塑料尺上的黄油变化较慢，没有完全掉落。由于三种材料的形状和粗细不同，本次实验只能说明金属传热明显较快，无法可靠比较木头和塑料的传热快慢。</w:t>
+        <w:t>因为黄油用量偏多，只有金属黄油刀上的黄油完全熔化并掉落；木头积木和塑料尺上的黄油变化较慢，没有完全掉落。由于三种材料的形状和粗细不同，本次实验只能说明金属传热明显较快，无法可靠比较木头和塑料的传热快慢。</w:t>
       </w:r>
     </w:p>
     <w:p>
@@ -2542,10 +3345,42 @@
           <w:bCs/>
           <w:color w:val="0B2545"/>
         </w:rPr>
-        <w:t xml:space="preserve">实验 3｜对流convection：通过流体（液体或气体）运动传递热能。冷热水的运动：</w:t>
-      </w:r>
-      <w:r>
-        <w:t xml:space="preserve">红色暖水和蓝色冷水分别轻轻滴入常温水后，红色暖水在水中上升，蓝色冷水在水中下沉。</w:t>
+        <w:t>实验</w:t>
+      </w:r>
+      <w:r>
+        <w:rPr>
+          <w:b/>
+          <w:bCs/>
+          <w:color w:val="0B2545"/>
+        </w:rPr>
+        <w:t xml:space="preserve"> 3</w:t>
+      </w:r>
+      <w:r>
+        <w:rPr>
+          <w:b/>
+          <w:bCs/>
+          <w:color w:val="0B2545"/>
+        </w:rPr>
+        <w:t>｜对流</w:t>
+      </w:r>
+      <w:r>
+        <w:rPr>
+          <w:b/>
+          <w:bCs/>
+          <w:color w:val="0B2545"/>
+        </w:rPr>
+        <w:t>convection</w:t>
+      </w:r>
+      <w:r>
+        <w:rPr>
+          <w:b/>
+          <w:bCs/>
+          <w:color w:val="0B2545"/>
+        </w:rPr>
+        <w:t>：通过流体（液体或气体）运动传递热能。冷热水的运动：</w:t>
+      </w:r>
+      <w:r>
+        <w:t>红色暖水和蓝色冷水分别轻轻滴入常温水后，红色暖水在水中上升，蓝色冷水在水中下沉。</w:t>
       </w:r>
     </w:p>
     <w:p>
@@ -2561,7 +3396,7 @@
         <w:rPr>
           <w:color w:val="80627D"/>
         </w:rPr>
-        <w:t xml:space="preserve">元宝提问：如果一起加入会怎么样？于是我们自由探索不同颜色的冷热水从底部、顶部、同时、分开加入常温水中会发生什么，红蓝颜色在水中画出了漂亮的图案。</w:t>
+        <w:t>元宝提问：如果一起加入会怎么样？于是我们自由探索不同颜色的冷热水从底部、顶部、同时、分开加入常温水中会发生什么，红蓝颜色在水中画出了漂亮的图案。</w:t>
       </w:r>
     </w:p>
     <w:p>
@@ -2578,10 +3413,58 @@
           <w:bCs/>
           <w:color w:val="0B2545"/>
         </w:rPr>
-        <w:t xml:space="preserve">实验 4｜辐射radiation：通过电磁波（electromagnetic wave）传递热能。黑白吸热比较：</w:t>
-      </w:r>
-      <w:r>
-        <w:t xml:space="preserve">让同一加热灯照射分别用黑、白卡纸包裹的纸杯，保持距离、角度和照射时间相同，记录并比较升温差异。</w:t>
+        <w:t>实验</w:t>
+      </w:r>
+      <w:r>
+        <w:rPr>
+          <w:b/>
+          <w:bCs/>
+          <w:color w:val="0B2545"/>
+        </w:rPr>
+        <w:t xml:space="preserve"> 4</w:t>
+      </w:r>
+      <w:r>
+        <w:rPr>
+          <w:b/>
+          <w:bCs/>
+          <w:color w:val="0B2545"/>
+        </w:rPr>
+        <w:t>｜辐射</w:t>
+      </w:r>
+      <w:r>
+        <w:rPr>
+          <w:b/>
+          <w:bCs/>
+          <w:color w:val="0B2545"/>
+        </w:rPr>
+        <w:t>radiation</w:t>
+      </w:r>
+      <w:r>
+        <w:rPr>
+          <w:b/>
+          <w:bCs/>
+          <w:color w:val="0B2545"/>
+        </w:rPr>
+        <w:t>：通过电磁波（</w:t>
+      </w:r>
+      <w:r>
+        <w:rPr>
+          <w:b/>
+          <w:bCs/>
+          <w:color w:val="0B2545"/>
+        </w:rPr>
+        <w:t>electromagnetic wave</w:t>
+      </w:r>
+      <w:r>
+        <w:rPr>
+          <w:b/>
+          <w:bCs/>
+          <w:color w:val="0B2545"/>
+        </w:rPr>
+        <w:t>）传递热能。黑白吸热比较：</w:t>
+      </w:r>
+      <w:r>
+        <w:t>让同一加热灯照射分别用黑、白卡纸包裹的纸杯，保持距离、角度和照射时间相同，记录并比较升温差异。</w:t>
       </w:r>
     </w:p>
     <w:p>
@@ -2597,7 +3480,7 @@
         <w:rPr>
           <w:color w:val="333333"/>
         </w:rPr>
-        <w:t xml:space="preserve">因为最后课堂剩余时间较短，这个实验没来得及得到明显的现象比较。</w:t>
+        <w:t>因为最后课堂剩余时间较短，这个实验没来得及得到明显的现象比较。</w:t>
       </w:r>
     </w:p>
     <w:p>
@@ -2615,13 +3498,39 @@
           <w:bCs/>
           <w:color w:val="0B2545"/>
         </w:rPr>
-        <w:t xml:space="preserve">School 对应｜</w:t>
-      </w:r>
-      <w:r>
-        <w:rPr>
-          <w:color w:val="0B2545"/>
-        </w:rPr>
-        <w:t xml:space="preserve">Unit 3 — Notes 01 Energy Forms and Transfers：能量转移与转化；Notes 02 Thermal Energy Transfer：传导、对流、辐射及热能传递方向。</w:t>
+        <w:t xml:space="preserve">School </w:t>
+      </w:r>
+      <w:r>
+        <w:rPr>
+          <w:b/>
+          <w:bCs/>
+          <w:color w:val="0B2545"/>
+        </w:rPr>
+        <w:t>对应｜</w:t>
+      </w:r>
+      <w:r>
+        <w:rPr>
+          <w:color w:val="0B2545"/>
+        </w:rPr>
+        <w:t>Unit 3 — Notes 01 Energy Forms and Transfers</w:t>
+      </w:r>
+      <w:r>
+        <w:rPr>
+          <w:color w:val="0B2545"/>
+        </w:rPr>
+        <w:t>：能量转移与转化；</w:t>
+      </w:r>
+      <w:r>
+        <w:rPr>
+          <w:color w:val="0B2545"/>
+        </w:rPr>
+        <w:t>Notes 02 Thermal Energy Transfer</w:t>
+      </w:r>
+      <w:r>
+        <w:rPr>
+          <w:color w:val="0B2545"/>
+        </w:rPr>
+        <w:t>：传导、对流、辐射及热能传递方向。</w:t>
       </w:r>
     </w:p>
     <w:p>
@@ -2629,14 +3538,48 @@
         <w:pStyle w:val="2"/>
       </w:pPr>
       <w:r>
-        <w:t xml:space="preserve">第 5 次课｜光遇到物质后去了哪里</w:t>
+        <w:t>第</w:t>
+      </w:r>
+      <w:r>
+        <w:t xml:space="preserve"> 5 </w:t>
+      </w:r>
+      <w:r>
+        <w:t>次课｜光遇到物质后去了哪里</w:t>
       </w:r>
       <w:r>
         <w:rPr>
           <w:sz w:val="21"/>
           <w:szCs w:val="21"/>
         </w:rPr>
-        <w:t xml:space="preserve">｜7月28日</w:t>
+        <w:t>｜</w:t>
+      </w:r>
+      <w:r>
+        <w:rPr>
+          <w:sz w:val="21"/>
+          <w:szCs w:val="21"/>
+        </w:rPr>
+        <w:t>7</w:t>
+      </w:r>
+      <w:r>
+        <w:rPr>
+          <w:sz w:val="21"/>
+          <w:szCs w:val="21"/>
+        </w:rPr>
+        <w:t>月</w:t>
+      </w:r>
+      <w:r>
+        <w:rPr>
+          <w:sz w:val="21"/>
+          <w:szCs w:val="21"/>
+        </w:rPr>
+        <w:t>28</w:t>
+      </w:r>
+      <w:r>
+        <w:rPr>
+          <w:sz w:val="21"/>
+          <w:szCs w:val="21"/>
+        </w:rPr>
+        <w:t>日</w:t>
       </w:r>
     </w:p>
     <w:p>
@@ -2649,10 +3592,10 @@
           <w:bCs/>
           <w:color w:val="0B2545"/>
         </w:rPr>
-        <w:t xml:space="preserve">研究问题：</w:t>
-      </w:r>
-      <w:r>
-        <w:t xml:space="preserve">光遇到物质会发生什么？</w:t>
+        <w:t>研究问题：</w:t>
+      </w:r>
+      <w:r>
+        <w:t>光遇到物质会发生什么？</w:t>
       </w:r>
     </w:p>
     <w:p>
@@ -2669,10 +3612,38 @@
           <w:bCs/>
           <w:color w:val="0B2545"/>
         </w:rPr>
-        <w:t xml:space="preserve">实验 1｜三棱镜色散：</w:t>
-      </w:r>
-      <w:r>
-        <w:t xml:space="preserve">让窄白光带通过三棱镜，观察展开的彩色光谱（spectrum）。白光包含多种颜色的光，它们通过三棱镜时偏折程度不同，因此分开，称为色散（dispersion）。</w:t>
+        <w:t>实验</w:t>
+      </w:r>
+      <w:r>
+        <w:rPr>
+          <w:b/>
+          <w:bCs/>
+          <w:color w:val="0B2545"/>
+        </w:rPr>
+        <w:t xml:space="preserve"> 1</w:t>
+      </w:r>
+      <w:r>
+        <w:rPr>
+          <w:b/>
+          <w:bCs/>
+          <w:color w:val="0B2545"/>
+        </w:rPr>
+        <w:t>｜三棱镜色散：</w:t>
+      </w:r>
+      <w:r>
+        <w:t>让窄白光带通过三棱镜，观察展开的彩色光谱（</w:t>
+      </w:r>
+      <w:r>
+        <w:t>spectrum</w:t>
+      </w:r>
+      <w:r>
+        <w:t>）。白光包含多种颜色的光，它们通过三棱镜时偏折程度不同，因此分开，称为色散（</w:t>
+      </w:r>
+      <w:r>
+        <w:t>dispersion</w:t>
+      </w:r>
+      <w:r>
+        <w:t>）。</w:t>
       </w:r>
     </w:p>
     <w:p>
@@ -2689,10 +3660,28 @@
           <w:bCs/>
           <w:color w:val="0B2545"/>
         </w:rPr>
-        <w:t xml:space="preserve">光的知识：</w:t>
-      </w:r>
-      <w:r>
-        <w:t xml:space="preserve">可见光（visible light）只是电磁波谱的一小段。不同颜色的光有不同的波长（wavelength）和频率（frequency）；在真空中，波长越短，频率越高。</w:t>
+        <w:t>光的知识：</w:t>
+      </w:r>
+      <w:r>
+        <w:t>可见光（</w:t>
+      </w:r>
+      <w:r>
+        <w:t>visible light</w:t>
+      </w:r>
+      <w:r>
+        <w:t>）只是电磁波谱的一小段。不同颜色的光有不同的波长（</w:t>
+      </w:r>
+      <w:r>
+        <w:t>wavelength</w:t>
+      </w:r>
+      <w:r>
+        <w:t>）和频率（</w:t>
+      </w:r>
+      <w:r>
+        <w:t>frequency</w:t>
+      </w:r>
+      <w:r>
+        <w:t>）；在真空中，波长越短，频率越高。</w:t>
       </w:r>
     </w:p>
     <w:p>
@@ -2709,10 +3698,27 @@
           <w:bCs/>
           <w:color w:val="0B2545"/>
         </w:rPr>
-        <w:t xml:space="preserve">实验 2｜彩纸与透明片：</w:t>
-      </w:r>
-      <w:r>
-        <w:t xml:space="preserve">让白光透过不同颜色的透明片，观察透过的光是什么颜色；再用这些光照不同颜色的彩纸，观察彩纸反射什么颜色的光。</w:t>
+        <w:lastRenderedPageBreak/>
+        <w:t>实验</w:t>
+      </w:r>
+      <w:r>
+        <w:rPr>
+          <w:b/>
+          <w:bCs/>
+          <w:color w:val="0B2545"/>
+        </w:rPr>
+        <w:t xml:space="preserve"> 2</w:t>
+      </w:r>
+      <w:r>
+        <w:rPr>
+          <w:b/>
+          <w:bCs/>
+          <w:color w:val="0B2545"/>
+        </w:rPr>
+        <w:t>｜彩纸与透明片：</w:t>
+      </w:r>
+      <w:r>
+        <w:t>让白光透过不同颜色的透明片，观察透过的光是什么颜色；再用这些光照不同颜色的彩纸，观察彩纸反射什么颜色的光。</w:t>
       </w:r>
     </w:p>
     <w:p>
@@ -2729,10 +3735,22 @@
           <w:bCs/>
           <w:color w:val="0B2545"/>
         </w:rPr>
-        <w:t xml:space="preserve">透明片：</w:t>
-      </w:r>
-      <w:r>
-        <w:t xml:space="preserve">让部分颜色的光透过，称为透射（transmission）；其余光主要被吸收（absorption）。</w:t>
+        <w:t>透明片：</w:t>
+      </w:r>
+      <w:r>
+        <w:t>让部分颜色的光透过，称为透射（</w:t>
+      </w:r>
+      <w:r>
+        <w:t>transmission</w:t>
+      </w:r>
+      <w:r>
+        <w:t>）；其余光主要被吸收（</w:t>
+      </w:r>
+      <w:r>
+        <w:t>absorption</w:t>
+      </w:r>
+      <w:r>
+        <w:t>）。</w:t>
       </w:r>
     </w:p>
     <w:p>
@@ -2749,10 +3767,16 @@
           <w:bCs/>
           <w:color w:val="0B2545"/>
         </w:rPr>
-        <w:t xml:space="preserve">彩纸：</w:t>
-      </w:r>
-      <w:r>
-        <w:t xml:space="preserve">反射（reflection）部分光，其余光主要被吸收。反射的光进入眼睛，让我们看到彩纸的颜色。</w:t>
+        <w:t>彩纸：</w:t>
+      </w:r>
+      <w:r>
+        <w:t>反射（</w:t>
+      </w:r>
+      <w:r>
+        <w:t>reflection</w:t>
+      </w:r>
+      <w:r>
+        <w:t>）部分光，其余光主要被吸收。反射的光进入眼睛，让我们看到彩纸的颜色。</w:t>
       </w:r>
     </w:p>
     <w:p>
@@ -2769,10 +3793,56 @@
           <w:bCs/>
           <w:color w:val="0B2545"/>
         </w:rPr>
-        <w:t xml:space="preserve">实验 3｜反射定律：</w:t>
-      </w:r>
-      <w:r>
-        <w:t xml:space="preserve">让光以不同入射角（angle of incidence）照射平面镜，测量反射角（angle of reflection），检验“反射角等于入射角”。两个角都从垂直镜面的法线（normal）量起。</w:t>
+        <w:t>实验</w:t>
+      </w:r>
+      <w:r>
+        <w:rPr>
+          <w:b/>
+          <w:bCs/>
+          <w:color w:val="0B2545"/>
+        </w:rPr>
+        <w:t xml:space="preserve"> 3</w:t>
+      </w:r>
+      <w:r>
+        <w:rPr>
+          <w:b/>
+          <w:bCs/>
+          <w:color w:val="0B2545"/>
+        </w:rPr>
+        <w:t>｜反射定律：</w:t>
+      </w:r>
+      <w:r>
+        <w:t>让光以不同入射角（</w:t>
+      </w:r>
+      <w:r>
+        <w:t>angle of incidence</w:t>
+      </w:r>
+      <w:r>
+        <w:t>）照射平面镜，测量反射角（</w:t>
+      </w:r>
+      <w:r>
+        <w:t>angle of reflection</w:t>
+      </w:r>
+      <w:r>
+        <w:t>），检验</w:t>
+      </w:r>
+      <w:r>
+        <w:t>“</w:t>
+      </w:r>
+      <w:r>
+        <w:t>反射角等于入射角</w:t>
+      </w:r>
+      <w:r>
+        <w:t>”</w:t>
+      </w:r>
+      <w:r>
+        <w:t>。两个角都从垂直镜面的法线（</w:t>
+      </w:r>
+      <w:r>
+        <w:t>normal</w:t>
+      </w:r>
+      <w:r>
+        <w:t>）量起。</w:t>
       </w:r>
     </w:p>
     <w:p>
@@ -2788,7 +3858,19 @@
         <w:rPr>
           <w:color w:val="333333"/>
         </w:rPr>
-        <w:t xml:space="preserve">反射和折射实验使用激光笔。因为室内较亮，我们拉上窗帘，再向光路附近喷少量水雾。小水滴把光散射进眼睛，让光路变得清楚，这就是丁达尔效应（Tyndall effect）。</w:t>
+        <w:t>反射和折射实验使用激光笔。因为室内较亮，我们拉上窗帘，再向光路附近喷少量水雾。小水滴把光散射进眼睛，让光路变得清楚，这就是丁达尔效应（</w:t>
+      </w:r>
+      <w:r>
+        <w:rPr>
+          <w:color w:val="333333"/>
+        </w:rPr>
+        <w:t>Tyndall effect</w:t>
+      </w:r>
+      <w:r>
+        <w:rPr>
+          <w:color w:val="333333"/>
+        </w:rPr>
+        <w:t>）。</w:t>
       </w:r>
     </w:p>
     <w:p>
@@ -2805,10 +3887,26 @@
           <w:bCs/>
           <w:color w:val="0B2545"/>
         </w:rPr>
-        <w:t xml:space="preserve">实验 4｜折射与全反射：</w:t>
-      </w:r>
-      <w:r>
-        <w:t xml:space="preserve">比较光进入水中和沿水流传播时的光路。</w:t>
+        <w:t>实验</w:t>
+      </w:r>
+      <w:r>
+        <w:rPr>
+          <w:b/>
+          <w:bCs/>
+          <w:color w:val="0B2545"/>
+        </w:rPr>
+        <w:t xml:space="preserve"> 4</w:t>
+      </w:r>
+      <w:r>
+        <w:rPr>
+          <w:b/>
+          <w:bCs/>
+          <w:color w:val="0B2545"/>
+        </w:rPr>
+        <w:t>｜折射与全反射：</w:t>
+      </w:r>
+      <w:r>
+        <w:t>比较光进入水中和沿水流传播时的光路。</w:t>
       </w:r>
     </w:p>
     <w:p>
@@ -2825,10 +3923,26 @@
           <w:bCs/>
           <w:color w:val="0B2545"/>
         </w:rPr>
-        <w:t xml:space="preserve">折射（refraction）：</w:t>
-      </w:r>
-      <w:r>
-        <w:t xml:space="preserve">让光从空气斜射入水，观察光在水面处改变方向，向法线偏折。</w:t>
+        <w:t>折射（</w:t>
+      </w:r>
+      <w:r>
+        <w:rPr>
+          <w:b/>
+          <w:bCs/>
+          <w:color w:val="0B2545"/>
+        </w:rPr>
+        <w:t>refraction</w:t>
+      </w:r>
+      <w:r>
+        <w:rPr>
+          <w:b/>
+          <w:bCs/>
+          <w:color w:val="0B2545"/>
+        </w:rPr>
+        <w:t>）：</w:t>
+      </w:r>
+      <w:r>
+        <w:t>让光从空气斜射入水，观察光在水面处改变方向，向法线偏折。</w:t>
       </w:r>
     </w:p>
     <w:p>
@@ -2845,10 +3959,26 @@
           <w:bCs/>
           <w:color w:val="0B2545"/>
         </w:rPr>
-        <w:t xml:space="preserve">全反射（total internal reflection）：</w:t>
-      </w:r>
-      <w:r>
-        <w:t xml:space="preserve">在水瓶靠近底部的侧面开一个小孔，装水后，水从孔中流出，形成向下弯曲的水流。从瓶子另一侧让激光穿过水、对准小孔，观察到光沿水流传播。光从水中射向空气时，入射角足够大，就会全部反射回水中；反复反射使光沿着水流传播。</w:t>
+        <w:t>全反射（</w:t>
+      </w:r>
+      <w:r>
+        <w:rPr>
+          <w:b/>
+          <w:bCs/>
+          <w:color w:val="0B2545"/>
+        </w:rPr>
+        <w:t>total internal reflection</w:t>
+      </w:r>
+      <w:r>
+        <w:rPr>
+          <w:b/>
+          <w:bCs/>
+          <w:color w:val="0B2545"/>
+        </w:rPr>
+        <w:t>）：</w:t>
+      </w:r>
+      <w:r>
+        <w:t>在水瓶靠近底部的侧面开一个小孔，装水后，水从孔中流出，形成向下弯曲的水流。从瓶子另一侧让激光穿过水、对准小孔，观察到光沿水流传播。光从水中射向空气时，入射角足够大，就会全部反射回水中；反复反射使光沿着水流传播。</w:t>
       </w:r>
     </w:p>
     <w:p>
@@ -2863,12 +3993,29 @@
         <w:rPr>
           <w:b/>
           <w:bCs/>
-          <w:color w:val="0B2545"/>
-        </w:rPr>
-        <w:t xml:space="preserve">小结：</w:t>
-      </w:r>
-      <w:r>
-        <w:t xml:space="preserve">光遇到物质，可以被反射（reflection，返回）、透射（transmission，穿过）或吸收（absorption）。</w:t>
+        </w:rPr>
+        <w:t>小结：</w:t>
+      </w:r>
+      <w:r>
+        <w:t>光遇到物质，可以被反射（</w:t>
+      </w:r>
+      <w:r>
+        <w:t>reflection</w:t>
+      </w:r>
+      <w:r>
+        <w:t>，返回）、透射（</w:t>
+      </w:r>
+      <w:r>
+        <w:t>transmission</w:t>
+      </w:r>
+      <w:r>
+        <w:t>，穿过）或吸收（</w:t>
+      </w:r>
+      <w:r>
+        <w:t>absorption</w:t>
+      </w:r>
+      <w:r>
+        <w:t>）。</w:t>
       </w:r>
     </w:p>
     <w:p>
@@ -2885,10 +4032,10 @@
           <w:bCs/>
           <w:color w:val="0B2545"/>
         </w:rPr>
-        <w:t xml:space="preserve">课末｜显微镜操作：</w:t>
-      </w:r>
-      <w:r>
-        <w:t xml:space="preserve">我们观察了现成样片，练习切换物镜倍数、粗调对焦，并移动玻片寻找观察区域。</w:t>
+        <w:t>课末｜显微镜操作：</w:t>
+      </w:r>
+      <w:r>
+        <w:t>我们观察了现成样片，练习切换物镜倍数、粗调对焦，并移动玻片寻找观察区域。</w:t>
       </w:r>
     </w:p>
     <w:p>
@@ -2906,13 +4053,39 @@
           <w:bCs/>
           <w:color w:val="0B2545"/>
         </w:rPr>
-        <w:t xml:space="preserve">School 对应｜</w:t>
-      </w:r>
-      <w:r>
-        <w:rPr>
-          <w:color w:val="0B2545"/>
-        </w:rPr>
-        <w:t xml:space="preserve">Unit 3 — Notes 03 Electromagnetic Spectrum：可见光、波长与频率；Homework 02 Light Energy Book：色散、物体颜色、反射和折射。</w:t>
+        <w:t xml:space="preserve">School </w:t>
+      </w:r>
+      <w:r>
+        <w:rPr>
+          <w:b/>
+          <w:bCs/>
+          <w:color w:val="0B2545"/>
+        </w:rPr>
+        <w:t>对应｜</w:t>
+      </w:r>
+      <w:r>
+        <w:rPr>
+          <w:color w:val="0B2545"/>
+        </w:rPr>
+        <w:t>Unit 3 — Notes 03 Electromagnetic Spectrum</w:t>
+      </w:r>
+      <w:r>
+        <w:rPr>
+          <w:color w:val="0B2545"/>
+        </w:rPr>
+        <w:t>：可见光、波长与频率；</w:t>
+      </w:r>
+      <w:r>
+        <w:rPr>
+          <w:color w:val="0B2545"/>
+        </w:rPr>
+        <w:t>Homework 02 Light Energy Book</w:t>
+      </w:r>
+      <w:r>
+        <w:rPr>
+          <w:color w:val="0B2545"/>
+        </w:rPr>
+        <w:t>：色散、物体颜色、反射和折射。</w:t>
       </w:r>
     </w:p>
     <w:p>
@@ -2920,14 +4093,48 @@
         <w:pStyle w:val="2"/>
       </w:pPr>
       <w:r>
-        <w:t xml:space="preserve">第 6 次课｜运动与力</w:t>
+        <w:t>第</w:t>
+      </w:r>
+      <w:r>
+        <w:t xml:space="preserve"> 6 </w:t>
+      </w:r>
+      <w:r>
+        <w:t>次课｜运动与力</w:t>
       </w:r>
       <w:r>
         <w:rPr>
           <w:sz w:val="21"/>
           <w:szCs w:val="21"/>
         </w:rPr>
-        <w:t xml:space="preserve">｜8月2日</w:t>
+        <w:t>｜</w:t>
+      </w:r>
+      <w:r>
+        <w:rPr>
+          <w:sz w:val="21"/>
+          <w:szCs w:val="21"/>
+        </w:rPr>
+        <w:t>8</w:t>
+      </w:r>
+      <w:r>
+        <w:rPr>
+          <w:sz w:val="21"/>
+          <w:szCs w:val="21"/>
+        </w:rPr>
+        <w:t>月</w:t>
+      </w:r>
+      <w:r>
+        <w:rPr>
+          <w:sz w:val="21"/>
+          <w:szCs w:val="21"/>
+        </w:rPr>
+        <w:t>2</w:t>
+      </w:r>
+      <w:r>
+        <w:rPr>
+          <w:sz w:val="21"/>
+          <w:szCs w:val="21"/>
+        </w:rPr>
+        <w:t>日</w:t>
       </w:r>
     </w:p>
     <w:p>
@@ -2940,10 +4147,10 @@
           <w:bCs/>
           <w:color w:val="0B2545"/>
         </w:rPr>
-        <w:t xml:space="preserve">研究问题：</w:t>
-      </w:r>
-      <w:r>
-        <w:t xml:space="preserve">力怎样改变物体的运动？</w:t>
+        <w:t>研究问题：</w:t>
+      </w:r>
+      <w:r>
+        <w:t>力怎样改变物体的运动？</w:t>
       </w:r>
     </w:p>
     <w:p>
@@ -2960,10 +4167,10 @@
           <w:bCs/>
           <w:color w:val="0B2545"/>
         </w:rPr>
-        <w:t xml:space="preserve">制作｜空瓶小车：</w:t>
-      </w:r>
-      <w:r>
-        <w:t xml:space="preserve">用空饮料瓶做车身，把竹签穿过两根平行吸管，作为前后车轴。将瓶盖固定在竹签两端做车轮，再调整间距，让车轮能自由转动。</w:t>
+        <w:t>制作｜空瓶小车：</w:t>
+      </w:r>
+      <w:r>
+        <w:t>用空饮料瓶做车身，把竹签穿过两根平行吸管，作为前后车轴。将瓶盖固定在竹签两端做车轮，再调整间距，让车轮能自由转动。</w:t>
       </w:r>
     </w:p>
     <w:p>
@@ -2980,10 +4187,43 @@
           <w:bCs/>
           <w:color w:val="0B2545"/>
         </w:rPr>
-        <w:t xml:space="preserve">实验 1｜牛顿第三定律（Newton’s Third Law）：</w:t>
-      </w:r>
-      <w:r>
-        <w:t xml:space="preserve">两个物体相互作用时，会同时受到大小相等、方向相反的力。</w:t>
+        <w:lastRenderedPageBreak/>
+        <w:t>实验</w:t>
+      </w:r>
+      <w:r>
+        <w:rPr>
+          <w:b/>
+          <w:bCs/>
+          <w:color w:val="0B2545"/>
+        </w:rPr>
+        <w:t xml:space="preserve"> 1</w:t>
+      </w:r>
+      <w:r>
+        <w:rPr>
+          <w:b/>
+          <w:bCs/>
+          <w:color w:val="0B2545"/>
+        </w:rPr>
+        <w:t>｜牛顿第三定律（</w:t>
+      </w:r>
+      <w:r>
+        <w:rPr>
+          <w:b/>
+          <w:bCs/>
+          <w:color w:val="0B2545"/>
+        </w:rPr>
+        <w:t>Newton’s Third Law</w:t>
+      </w:r>
+      <w:r>
+        <w:rPr>
+          <w:b/>
+          <w:bCs/>
+          <w:color w:val="0B2545"/>
+        </w:rPr>
+        <w:t>）：</w:t>
+      </w:r>
+      <w:r>
+        <w:t>两个物体相互作用时，会同时受到大小相等、方向相反的力。</w:t>
       </w:r>
     </w:p>
     <w:p>
@@ -3000,10 +4240,10 @@
           <w:bCs/>
           <w:color w:val="0B2545"/>
         </w:rPr>
-        <w:t xml:space="preserve">气球动力车：</w:t>
-      </w:r>
-      <w:r>
-        <w:t xml:space="preserve">把气球粘在小车上，充气后松开气口，观察喷气怎样推动小车。气球向后推空气，空气向前推气球，带动小车。</w:t>
+        <w:t>气球动力车：</w:t>
+      </w:r>
+      <w:r>
+        <w:t>把气球粘在小车上，充气后松开气口，观察喷气怎样推动小车。气球向后推空气，空气向前推气球，带动小车。</w:t>
       </w:r>
     </w:p>
     <w:p>
@@ -3019,13 +4259,13 @@
         <w:rPr>
           <w:color w:val="80627D"/>
         </w:rPr>
-        <w:t xml:space="preserve">元宝对气球很感兴趣，不断尝试吹气球。</w:t>
+        <w:t>元宝对气球很感兴趣，不断尝试吹气球。</w:t>
       </w:r>
       <w:r>
         <w:rPr>
           <w:color w:val="333333"/>
         </w:rPr>
-        <w:t xml:space="preserve">这次实验中小车大多在原地转圈，只有少数几次能成功前进，因为气球喷气方向不稳定，空气对气球的反作用力方向也随之改变。</w:t>
+        <w:t>这次实验中小车大多在原地转圈，只有少数几次能成功前进，因为气球喷气方向不稳定，空气对气球的反作用力方向也随之改变。</w:t>
       </w:r>
     </w:p>
     <w:p>
@@ -3042,10 +4282,72 @@
           <w:bCs/>
           <w:color w:val="0B2545"/>
         </w:rPr>
-        <w:t xml:space="preserve">实验 2｜牛顿第二定律（Newton’s Second Law）：</w:t>
-      </w:r>
-      <w:r>
-        <w:t xml:space="preserve">物体受到的合力（net force）等于质量（mass）乘以加速度（acceleration），即 F＝ma；加速度方向与物体所受的各力的合力相同。</w:t>
+        <w:t>实验</w:t>
+      </w:r>
+      <w:r>
+        <w:rPr>
+          <w:b/>
+          <w:bCs/>
+          <w:color w:val="0B2545"/>
+        </w:rPr>
+        <w:t xml:space="preserve"> 2</w:t>
+      </w:r>
+      <w:r>
+        <w:rPr>
+          <w:b/>
+          <w:bCs/>
+          <w:color w:val="0B2545"/>
+        </w:rPr>
+        <w:t>｜牛顿第二定律（</w:t>
+      </w:r>
+      <w:r>
+        <w:rPr>
+          <w:b/>
+          <w:bCs/>
+          <w:color w:val="0B2545"/>
+        </w:rPr>
+        <w:t>Newton’s Second Law</w:t>
+      </w:r>
+      <w:r>
+        <w:rPr>
+          <w:b/>
+          <w:bCs/>
+          <w:color w:val="0B2545"/>
+        </w:rPr>
+        <w:t>）：</w:t>
+      </w:r>
+      <w:r>
+        <w:t>物体受到的合力（</w:t>
+      </w:r>
+      <w:r>
+        <w:t>net force</w:t>
+      </w:r>
+      <w:r>
+        <w:t>）等于质量（</w:t>
+      </w:r>
+      <w:r>
+        <w:t>mass</w:t>
+      </w:r>
+      <w:r>
+        <w:t>）乘以加速度（</w:t>
+      </w:r>
+      <w:r>
+        <w:t>acceleration</w:t>
+      </w:r>
+      <w:r>
+        <w:t>），即</w:t>
+      </w:r>
+      <w:r>
+        <w:t xml:space="preserve"> F</w:t>
+      </w:r>
+      <w:r>
+        <w:t>＝</w:t>
+      </w:r>
+      <w:r>
+        <w:t>ma</w:t>
+      </w:r>
+      <w:r>
+        <w:t>；加速度方向与物体所受的各力的合力相同。</w:t>
       </w:r>
     </w:p>
     <w:p>
@@ -3062,10 +4364,10 @@
           <w:bCs/>
           <w:color w:val="0B2545"/>
         </w:rPr>
-        <w:t xml:space="preserve">牵引小车与加速度：</w:t>
-      </w:r>
-      <w:r>
-        <w:t xml:space="preserve">用滑板车玩具连接细绳，绳子绕过桌边，另一端挂装硬币的小杯。小杯下落时拉动小车。我们用这套装置比较：增加牵引作用或小车质量会如何影响小车加速度。</w:t>
+        <w:t>牵引小车与加速度：</w:t>
+      </w:r>
+      <w:r>
+        <w:t>用滑板车玩具连接细绳，绳子绕过桌边，另一端挂装硬币的小杯。小杯下落时拉动小车。我们用这套装置比较：增加牵引作用或小车质量会如何影响小车加速度。</w:t>
       </w:r>
     </w:p>
     <w:p>
@@ -3082,10 +4384,10 @@
           <w:bCs/>
           <w:color w:val="0B2545"/>
         </w:rPr>
-        <w:t xml:space="preserve">记录与观察：</w:t>
-      </w:r>
-      <w:r>
-        <w:t xml:space="preserve">拼接纸带，沿整条路线标出距离刻度，用慢动作录像同时记录小车、标尺和计时画面。回放时按相同时间间隔读取小车位置，并计算速度。速度变化的快慢叫加速度。随后做两次比较：</w:t>
+        <w:t>记录与观察：</w:t>
+      </w:r>
+      <w:r>
+        <w:t>拼接纸带，沿整条路线标出距离刻度，用慢动作录像同时记录小车、标尺和计时画面。回放时按相同时间间隔读取小车位置，并计算速度。速度变化的快慢叫加速度。随后做两次比较：</w:t>
       </w:r>
     </w:p>
     <w:p>
@@ -3102,10 +4404,10 @@
           <w:bCs/>
           <w:color w:val="0B2545"/>
         </w:rPr>
-        <w:t xml:space="preserve">增加牵引作用：</w:t>
-      </w:r>
-      <w:r>
-        <w:t xml:space="preserve">小车质量不变，只增加小杯里的硬币。观察到牵引作用越强，小车的加速度越大。</w:t>
+        <w:t>增加牵引作用：</w:t>
+      </w:r>
+      <w:r>
+        <w:t>小车质量不变，只增加小杯里的硬币。观察到牵引作用越强，小车的加速度越大。</w:t>
       </w:r>
     </w:p>
     <w:p>
@@ -3122,10 +4424,10 @@
           <w:bCs/>
           <w:color w:val="0B2545"/>
         </w:rPr>
-        <w:t xml:space="preserve">增加小车质量：</w:t>
-      </w:r>
-      <w:r>
-        <w:t xml:space="preserve">小杯里的硬币不变，只在小车上加硬币。观察到在相同牵引设置下，小车质量越大，加速度越小。</w:t>
+        <w:t>增加小车质量：</w:t>
+      </w:r>
+      <w:r>
+        <w:t>小杯里的硬币不变，只在小车上加硬币。观察到在相同牵引设置下，小车质量越大，加速度越小。</w:t>
       </w:r>
     </w:p>
     <w:p>
@@ -3141,7 +4443,7 @@
         <w:rPr>
           <w:color w:val="333333"/>
         </w:rPr>
-        <w:t xml:space="preserve">因为制作小车、调整标尺纸带、调试慢动作录像用了较多时间，所以最后仅简要介绍</w:t>
+        <w:t>因为制作小车、调整标尺纸带、调试慢动作录像用了较多时间，所以最后仅简要介绍</w:t>
       </w:r>
       <w:r>
         <w:rPr>
@@ -3149,13 +4451,41 @@
           <w:bCs/>
           <w:color w:val="333333"/>
         </w:rPr>
-        <w:t xml:space="preserve">牛顿第一定律（Newton’s First Law）</w:t>
-      </w:r>
-      <w:r>
-        <w:rPr>
+        <w:t>牛顿第一定律（</w:t>
+      </w:r>
+      <w:r>
+        <w:rPr>
+          <w:b/>
+          <w:bCs/>
           <w:color w:val="333333"/>
         </w:rPr>
-        <w:t xml:space="preserve">：物体所受的力平衡时，会保持静止或沿直线匀速运动；保持原有运动状态的性质叫惯性（inertia）。</w:t>
+        <w:t>Newton’s First Law</w:t>
+      </w:r>
+      <w:r>
+        <w:rPr>
+          <w:b/>
+          <w:bCs/>
+          <w:color w:val="333333"/>
+        </w:rPr>
+        <w:t>）</w:t>
+      </w:r>
+      <w:r>
+        <w:rPr>
+          <w:color w:val="333333"/>
+        </w:rPr>
+        <w:t>：物体所受的力平衡时，会保持静止或沿直线匀速运动；保持原有运动状态的性质叫惯性（</w:t>
+      </w:r>
+      <w:r>
+        <w:rPr>
+          <w:color w:val="333333"/>
+        </w:rPr>
+        <w:t>inertia</w:t>
+      </w:r>
+      <w:r>
+        <w:rPr>
+          <w:color w:val="333333"/>
+        </w:rPr>
+        <w:t>）。</w:t>
       </w:r>
     </w:p>
     <w:p>
@@ -3173,13 +4503,63 @@
           <w:bCs/>
           <w:color w:val="0B2545"/>
         </w:rPr>
-        <w:t xml:space="preserve">School 对应｜</w:t>
-      </w:r>
-      <w:r>
-        <w:rPr>
-          <w:color w:val="0B2545"/>
-        </w:rPr>
-        <w:t xml:space="preserve">Unit 3 — Notes 04 Vectors, Velocity, Acceleration：位置、时间与加速度；Notes 06 Newton’s Second Law：力、质量影响加速度的两条变化规律；Notes 07 Newton’s Third Law：作用力与反作用力；Notes 05 Newton’s First Law：简要介绍惯性与第一定律。</w:t>
+        <w:t xml:space="preserve">School </w:t>
+      </w:r>
+      <w:r>
+        <w:rPr>
+          <w:b/>
+          <w:bCs/>
+          <w:color w:val="0B2545"/>
+        </w:rPr>
+        <w:t>对应｜</w:t>
+      </w:r>
+      <w:r>
+        <w:rPr>
+          <w:color w:val="0B2545"/>
+        </w:rPr>
+        <w:t>Unit 3 — Notes 04 Vectors, Velocity, Acceleration</w:t>
+      </w:r>
+      <w:r>
+        <w:rPr>
+          <w:color w:val="0B2545"/>
+        </w:rPr>
+        <w:t>：位置、时间与加速度；</w:t>
+      </w:r>
+      <w:r>
+        <w:rPr>
+          <w:color w:val="0B2545"/>
+        </w:rPr>
+        <w:t>Notes 06 Newton’s Second Law</w:t>
+      </w:r>
+      <w:r>
+        <w:rPr>
+          <w:color w:val="0B2545"/>
+        </w:rPr>
+        <w:t>：力、质量影响加速度的两条变化规律；</w:t>
+      </w:r>
+      <w:r>
+        <w:rPr>
+          <w:color w:val="0B2545"/>
+        </w:rPr>
+        <w:t>Notes 07 Newton’s Third Law</w:t>
+      </w:r>
+      <w:r>
+        <w:rPr>
+          <w:color w:val="0B2545"/>
+        </w:rPr>
+        <w:t>：作用力与反作用力；</w:t>
+      </w:r>
+      <w:r>
+        <w:rPr>
+          <w:color w:val="0B2545"/>
+        </w:rPr>
+        <w:t>Notes 05 Newton’s First Law</w:t>
+      </w:r>
+      <w:r>
+        <w:rPr>
+          <w:color w:val="0B2545"/>
+        </w:rPr>
+        <w:t>：简要介绍惯性与第一定律。</w:t>
       </w:r>
     </w:p>
     <w:p>
@@ -3187,14 +4567,49 @@
         <w:pStyle w:val="2"/>
       </w:pPr>
       <w:r>
-        <w:t xml:space="preserve">第 7 次课｜看不见的空气，怎样留下证据？</w:t>
+        <w:lastRenderedPageBreak/>
+        <w:t>第</w:t>
+      </w:r>
+      <w:r>
+        <w:t xml:space="preserve"> 7 </w:t>
+      </w:r>
+      <w:r>
+        <w:t>次课｜看不见的空气，怎样留下证据？</w:t>
       </w:r>
       <w:r>
         <w:rPr>
           <w:sz w:val="21"/>
           <w:szCs w:val="21"/>
         </w:rPr>
-        <w:t xml:space="preserve">｜8月4日</w:t>
+        <w:t>｜</w:t>
+      </w:r>
+      <w:r>
+        <w:rPr>
+          <w:sz w:val="21"/>
+          <w:szCs w:val="21"/>
+        </w:rPr>
+        <w:t>8</w:t>
+      </w:r>
+      <w:r>
+        <w:rPr>
+          <w:sz w:val="21"/>
+          <w:szCs w:val="21"/>
+        </w:rPr>
+        <w:t>月</w:t>
+      </w:r>
+      <w:r>
+        <w:rPr>
+          <w:sz w:val="21"/>
+          <w:szCs w:val="21"/>
+        </w:rPr>
+        <w:t>4</w:t>
+      </w:r>
+      <w:r>
+        <w:rPr>
+          <w:sz w:val="21"/>
+          <w:szCs w:val="21"/>
+        </w:rPr>
+        <w:t>日</w:t>
       </w:r>
     </w:p>
     <w:p>
@@ -3207,10 +4622,10 @@
           <w:bCs/>
           <w:color w:val="0B2545"/>
         </w:rPr>
-        <w:t xml:space="preserve">研究问题：</w:t>
-      </w:r>
-      <w:r>
-        <w:t xml:space="preserve">空气有哪些性质？</w:t>
+        <w:t>研究问题：</w:t>
+      </w:r>
+      <w:r>
+        <w:t>空气有哪些性质？</w:t>
       </w:r>
     </w:p>
     <w:p>
@@ -3227,10 +4642,32 @@
           <w:bCs/>
           <w:color w:val="0B2545"/>
         </w:rPr>
-        <w:t xml:space="preserve">实验 1｜空气占据空间：</w:t>
-      </w:r>
-      <w:r>
-        <w:t xml:space="preserve">把纸巾放在杯底，杯子竖直倒扣进水中，纸巾没有变湿。杯内空气占据空间（takes up space），挡住了水。</w:t>
+        <w:t>实验</w:t>
+      </w:r>
+      <w:r>
+        <w:rPr>
+          <w:b/>
+          <w:bCs/>
+          <w:color w:val="0B2545"/>
+        </w:rPr>
+        <w:t xml:space="preserve"> 1</w:t>
+      </w:r>
+      <w:r>
+        <w:rPr>
+          <w:b/>
+          <w:bCs/>
+          <w:color w:val="0B2545"/>
+        </w:rPr>
+        <w:t>｜空气占据空间：</w:t>
+      </w:r>
+      <w:r>
+        <w:t>把纸巾放在杯底，杯子竖直倒扣进水中，纸巾没有变湿。杯内空气占据空间（</w:t>
+      </w:r>
+      <w:r>
+        <w:t>takes up space</w:t>
+      </w:r>
+      <w:r>
+        <w:t>），挡住了水。</w:t>
       </w:r>
     </w:p>
     <w:p>
@@ -3247,10 +4684,32 @@
           <w:bCs/>
           <w:color w:val="0B2545"/>
         </w:rPr>
-        <w:t xml:space="preserve">实验 2｜空气具有质量：</w:t>
-      </w:r>
-      <w:r>
-        <w:t xml:space="preserve">衣架两端的气球原本平衡；吹大其中一个并挂回后，充气的一侧下沉，说明空气有质量（mass）。</w:t>
+        <w:t>实验</w:t>
+      </w:r>
+      <w:r>
+        <w:rPr>
+          <w:b/>
+          <w:bCs/>
+          <w:color w:val="0B2545"/>
+        </w:rPr>
+        <w:t xml:space="preserve"> 2</w:t>
+      </w:r>
+      <w:r>
+        <w:rPr>
+          <w:b/>
+          <w:bCs/>
+          <w:color w:val="0B2545"/>
+        </w:rPr>
+        <w:t>｜空气具有质量：</w:t>
+      </w:r>
+      <w:r>
+        <w:t>衣架两端的气球原本平衡；吹大其中一个并挂回后，充气的一侧下沉，说明空气有质量（</w:t>
+      </w:r>
+      <w:r>
+        <w:t>mass</w:t>
+      </w:r>
+      <w:r>
+        <w:t>）。</w:t>
       </w:r>
     </w:p>
     <w:p>
@@ -3267,10 +4726,32 @@
           <w:bCs/>
           <w:color w:val="0B2545"/>
         </w:rPr>
-        <w:t xml:space="preserve">实验 3｜大气压托住卡片：</w:t>
-      </w:r>
-      <w:r>
-        <w:t xml:space="preserve">将盖着卡片的满水杯倒扣，卡片和水没有掉落。外界大气压（atmospheric pressure）向上作用，托住了卡片和水。</w:t>
+        <w:t>实验</w:t>
+      </w:r>
+      <w:r>
+        <w:rPr>
+          <w:b/>
+          <w:bCs/>
+          <w:color w:val="0B2545"/>
+        </w:rPr>
+        <w:t xml:space="preserve"> 3</w:t>
+      </w:r>
+      <w:r>
+        <w:rPr>
+          <w:b/>
+          <w:bCs/>
+          <w:color w:val="0B2545"/>
+        </w:rPr>
+        <w:t>｜大气压托住卡片：</w:t>
+      </w:r>
+      <w:r>
+        <w:t>将盖着卡片的满水杯倒扣，卡片和水没有掉落。外界大气压（</w:t>
+      </w:r>
+      <w:r>
+        <w:t>atmospheric pressure</w:t>
+      </w:r>
+      <w:r>
+        <w:t>）向上作用，托住了卡片和水。</w:t>
       </w:r>
     </w:p>
     <w:p>
@@ -3278,7 +4759,7 @@
         <w:rPr>
           <w:color w:val="80627D"/>
         </w:rPr>
-        <w:t xml:space="preserve">元宝觉得现象很神奇，又试了水没装满的杯子，发现水流了下来。杯口如果没有封严，空气进入后，内外气压差就托不住水。</w:t>
+        <w:t>元宝觉得现象很神奇，又试了水没装满的杯子，发现水流了下来。杯口如果没有封严，空气进入后，内外气压差就托不住水。</w:t>
       </w:r>
     </w:p>
     <w:p>
@@ -3295,10 +4776,32 @@
           <w:bCs/>
           <w:color w:val="0B2545"/>
         </w:rPr>
-        <w:t xml:space="preserve">实验 4｜气压差使瓶壁变形：</w:t>
-      </w:r>
-      <w:r>
-        <w:t xml:space="preserve">将装有热水的塑料瓶密封、冷却，观察瓶壁变瘪。瓶内气体冷却，部分水蒸气凝结，内外形成压强差（pressure difference），外界空气把瓶壁向内压瘪。</w:t>
+        <w:t>实验</w:t>
+      </w:r>
+      <w:r>
+        <w:rPr>
+          <w:b/>
+          <w:bCs/>
+          <w:color w:val="0B2545"/>
+        </w:rPr>
+        <w:t xml:space="preserve"> 4</w:t>
+      </w:r>
+      <w:r>
+        <w:rPr>
+          <w:b/>
+          <w:bCs/>
+          <w:color w:val="0B2545"/>
+        </w:rPr>
+        <w:t>｜气压差使瓶壁变形：</w:t>
+      </w:r>
+      <w:r>
+        <w:t>将装有热水的塑料瓶密封、冷却，观察瓶壁变瘪。瓶内气体冷却，部分水蒸气凝结，内外形成压强差（</w:t>
+      </w:r>
+      <w:r>
+        <w:t>pressure difference</w:t>
+      </w:r>
+      <w:r>
+        <w:t>），外界空气把瓶壁向内压瘪。</w:t>
       </w:r>
     </w:p>
     <w:p>
@@ -3315,10 +4818,32 @@
           <w:bCs/>
           <w:color w:val="0B2545"/>
         </w:rPr>
-        <w:t xml:space="preserve">实验 5｜气流产生升力：</w:t>
-      </w:r>
-      <w:r>
-        <w:t xml:space="preserve">用吹风机吹过弧形纸翼，观察它会升起。机翼周围的压力不均、气流方向改变，共同产生向上的升力（lift）。</w:t>
+        <w:t>实验</w:t>
+      </w:r>
+      <w:r>
+        <w:rPr>
+          <w:b/>
+          <w:bCs/>
+          <w:color w:val="0B2545"/>
+        </w:rPr>
+        <w:t xml:space="preserve"> 5</w:t>
+      </w:r>
+      <w:r>
+        <w:rPr>
+          <w:b/>
+          <w:bCs/>
+          <w:color w:val="0B2545"/>
+        </w:rPr>
+        <w:t>｜气流产生升力：</w:t>
+      </w:r>
+      <w:r>
+        <w:t>用吹风机吹过弧形纸翼，观察它会升起。机翼周围的压力不均、气流方向改变，共同产生向上的升力（</w:t>
+      </w:r>
+      <w:r>
+        <w:t>lift</w:t>
+      </w:r>
+      <w:r>
+        <w:t>）。</w:t>
       </w:r>
     </w:p>
     <w:p>
@@ -3335,10 +4860,32 @@
           <w:bCs/>
           <w:color w:val="0B2545"/>
         </w:rPr>
-        <w:t xml:space="preserve">实验 6｜空气中含有氧气：</w:t>
-      </w:r>
-      <w:r>
-        <w:t xml:space="preserve">把燃着的蜡烛放在水盘里，用透明罩倒扣住，罩口浸在水中。预期火焰熄灭、罩内水面上升：蜡烛消耗罩内氧气（oxygen），内压下降，外界空气把水推入罩内。</w:t>
+        <w:t>实验</w:t>
+      </w:r>
+      <w:r>
+        <w:rPr>
+          <w:b/>
+          <w:bCs/>
+          <w:color w:val="0B2545"/>
+        </w:rPr>
+        <w:t xml:space="preserve"> 6</w:t>
+      </w:r>
+      <w:r>
+        <w:rPr>
+          <w:b/>
+          <w:bCs/>
+          <w:color w:val="0B2545"/>
+        </w:rPr>
+        <w:t>｜空气中含有氧气：</w:t>
+      </w:r>
+      <w:r>
+        <w:t>把燃着的蜡烛放在水盘里，用透明罩倒扣住，罩口浸在水中。预期火焰熄灭、罩内水面上升：蜡烛消耗罩内氧气（</w:t>
+      </w:r>
+      <w:r>
+        <w:t>oxygen</w:t>
+      </w:r>
+      <w:r>
+        <w:t>），内压下降，外界空气把水推入罩内。</w:t>
       </w:r>
     </w:p>
     <w:p>
@@ -3354,7 +4901,7 @@
         <w:rPr>
           <w:color w:val="333333"/>
         </w:rPr>
-        <w:t xml:space="preserve">这个实验蜡烛熄灭了，但水面没有观察到明显变化。可能因为水盆大且浅，罩子浮在水面上密封不严，蜡烛很浅且所剩不多。换合适的水盆、罩子和蜡烛后可以重新尝试。</w:t>
+        <w:t>这个实验蜡烛熄灭了，但水面没有观察到明显变化。可能因为水盆大且浅，罩子浮在水面上密封不严，蜡烛很浅且所剩不多。换合适的水盆、罩子和蜡烛后可以重新尝试。</w:t>
       </w:r>
     </w:p>
     <w:p>
@@ -3371,10 +4918,32 @@
           <w:bCs/>
           <w:color w:val="0B2545"/>
         </w:rPr>
-        <w:t xml:space="preserve">实验 7｜酸碱指示剂显示酸碱变化：</w:t>
-      </w:r>
-      <w:r>
-        <w:t xml:space="preserve">紫甘蓝汁是酸碱指示剂（acid–base indicator）：酸性时偏红或粉色，接近中性时偏紫色，碱性时偏蓝绿。</w:t>
+        <w:t>实验</w:t>
+      </w:r>
+      <w:r>
+        <w:rPr>
+          <w:b/>
+          <w:bCs/>
+          <w:color w:val="0B2545"/>
+        </w:rPr>
+        <w:t xml:space="preserve"> 7</w:t>
+      </w:r>
+      <w:r>
+        <w:rPr>
+          <w:b/>
+          <w:bCs/>
+          <w:color w:val="0B2545"/>
+        </w:rPr>
+        <w:t>｜酸碱指示剂显示酸碱变化：</w:t>
+      </w:r>
+      <w:r>
+        <w:t>紫甘蓝汁是酸碱指示剂（</w:t>
+      </w:r>
+      <w:r>
+        <w:t>acid–base indicator</w:t>
+      </w:r>
+      <w:r>
+        <w:t>）：酸性时偏红或粉色，接近中性时偏紫色，碱性时偏蓝绿。</w:t>
       </w:r>
     </w:p>
     <w:p>
@@ -3391,10 +4960,10 @@
           <w:bCs/>
           <w:color w:val="0B2545"/>
         </w:rPr>
-        <w:t xml:space="preserve">液体对比：</w:t>
-      </w:r>
-      <w:r>
-        <w:t xml:space="preserve">用紫甘蓝汁比较五种液体。下表为预期颜色。</w:t>
+        <w:t>液体对比：</w:t>
+      </w:r>
+      <w:r>
+        <w:t>用紫甘蓝汁比较五种液体。下表为预期颜色。</w:t>
       </w:r>
     </w:p>
     <w:tbl>
@@ -3447,7 +5016,7 @@
                 <w:bCs/>
                 <w:color w:val="0B2545"/>
               </w:rPr>
-              <w:t xml:space="preserve">糖水</w:t>
+              <w:t>糖水</w:t>
             </w:r>
           </w:p>
         </w:tc>
@@ -3468,7 +5037,7 @@
                 <w:bCs/>
                 <w:color w:val="0B2545"/>
               </w:rPr>
-              <w:t xml:space="preserve">小苏打水</w:t>
+              <w:t>小苏打水</w:t>
             </w:r>
           </w:p>
         </w:tc>
@@ -3489,7 +5058,7 @@
                 <w:bCs/>
                 <w:color w:val="0B2545"/>
               </w:rPr>
-              <w:t xml:space="preserve">白醋</w:t>
+              <w:t>白醋</w:t>
             </w:r>
           </w:p>
         </w:tc>
@@ -3510,7 +5079,7 @@
                 <w:bCs/>
                 <w:color w:val="0B2545"/>
               </w:rPr>
-              <w:t xml:space="preserve">肥皂水</w:t>
+              <w:t>肥皂水</w:t>
             </w:r>
           </w:p>
         </w:tc>
@@ -3531,7 +5100,7 @@
                 <w:bCs/>
                 <w:color w:val="0B2545"/>
               </w:rPr>
-              <w:t xml:space="preserve">雪碧</w:t>
+              <w:t>雪碧</w:t>
             </w:r>
           </w:p>
         </w:tc>
@@ -3550,7 +5119,7 @@
               <w:pStyle w:val="TableText"/>
             </w:pPr>
             <w:r>
-              <w:t xml:space="preserve">接近紫色</w:t>
+              <w:t>接近紫色</w:t>
             </w:r>
           </w:p>
         </w:tc>
@@ -3564,7 +5133,7 @@
               <w:pStyle w:val="TableText"/>
             </w:pPr>
             <w:r>
-              <w:t xml:space="preserve">蓝或蓝绿</w:t>
+              <w:t>蓝或蓝绿</w:t>
             </w:r>
           </w:p>
         </w:tc>
@@ -3578,7 +5147,7 @@
               <w:pStyle w:val="TableText"/>
             </w:pPr>
             <w:r>
-              <w:t xml:space="preserve">红或粉紫</w:t>
+              <w:t>红或粉紫</w:t>
             </w:r>
           </w:p>
         </w:tc>
@@ -3592,7 +5161,7 @@
               <w:pStyle w:val="TableText"/>
             </w:pPr>
             <w:r>
-              <w:t xml:space="preserve">蓝绿或绿</w:t>
+              <w:t>蓝绿或绿</w:t>
             </w:r>
           </w:p>
         </w:tc>
@@ -3606,7 +5175,7 @@
               <w:pStyle w:val="TableText"/>
             </w:pPr>
             <w:r>
-              <w:t xml:space="preserve">红或粉紫</w:t>
+              <w:t>红或粉紫</w:t>
             </w:r>
           </w:p>
         </w:tc>
@@ -3626,10 +5195,16 @@
           <w:bCs/>
           <w:color w:val="0B2545"/>
         </w:rPr>
-        <w:t xml:space="preserve">呼气对照：</w:t>
-      </w:r>
-      <w:r>
-        <w:t xml:space="preserve">向一杯紫甘蓝汁中吹气，呼出的二氧化碳（carbon dioxide）溶于水，使水偏酸，在指示剂下变粉红。</w:t>
+        <w:t>呼气对照：</w:t>
+      </w:r>
+      <w:r>
+        <w:t>向一杯紫甘蓝汁中吹气，呼出的二氧化碳（</w:t>
+      </w:r>
+      <w:r>
+        <w:t>carbon dioxide</w:t>
+      </w:r>
+      <w:r>
+        <w:t>）溶于水，使水偏酸，在指示剂下变粉红。</w:t>
       </w:r>
     </w:p>
     <w:p>
@@ -3645,7 +5220,8 @@
         <w:rPr>
           <w:color w:val="333333"/>
         </w:rPr>
-        <w:t xml:space="preserve">这次只看到一点点颜色变化，变浅红紫，变化不太明显。</w:t>
+        <w:lastRenderedPageBreak/>
+        <w:t>这次只看到一点点颜色变化，变浅红紫，变化不太明显。</w:t>
       </w:r>
     </w:p>
     <w:p>
@@ -3660,12 +5236,17 @@
         <w:rPr>
           <w:b/>
           <w:bCs/>
-          <w:color w:val="0B2545"/>
-        </w:rPr>
-        <w:t xml:space="preserve">小结：</w:t>
-      </w:r>
-      <w:r>
-        <w:t xml:space="preserve">空气占据空间、有质量，也能对物体施加压力。空气是多种气体组成的均一混合物（homogeneous mixture），其中氧气支持燃烧。</w:t>
+        </w:rPr>
+        <w:t>小结：</w:t>
+      </w:r>
+      <w:r>
+        <w:t>空气占据空间、有质量，也能对物体施加压力。空气是多种气体组成的均一混合物（</w:t>
+      </w:r>
+      <w:r>
+        <w:t>homogeneous mixture</w:t>
+      </w:r>
+      <w:r>
+        <w:t>），其中氧气支持燃烧。</w:t>
       </w:r>
     </w:p>
     <w:p>
@@ -3683,13 +5264,51 @@
           <w:bCs/>
           <w:color w:val="0B2545"/>
         </w:rPr>
-        <w:t xml:space="preserve">School 对应｜</w:t>
-      </w:r>
-      <w:r>
-        <w:rPr>
-          <w:color w:val="0B2545"/>
-        </w:rPr>
-        <w:t xml:space="preserve">Unit 2 — Notes 01 Phases of Matter、Notes 02 Mixtures and Solutions：空气的性质与混合物；Unit 4 — Notes 10 Respiratory System：联系吸入氧气、呼出二氧化碳。</w:t>
+        <w:t xml:space="preserve">School </w:t>
+      </w:r>
+      <w:r>
+        <w:rPr>
+          <w:b/>
+          <w:bCs/>
+          <w:color w:val="0B2545"/>
+        </w:rPr>
+        <w:t>对应｜</w:t>
+      </w:r>
+      <w:r>
+        <w:rPr>
+          <w:color w:val="0B2545"/>
+        </w:rPr>
+        <w:t>Unit 2 — Notes 01 Phases of Matter</w:t>
+      </w:r>
+      <w:r>
+        <w:rPr>
+          <w:color w:val="0B2545"/>
+        </w:rPr>
+        <w:t>、</w:t>
+      </w:r>
+      <w:r>
+        <w:rPr>
+          <w:color w:val="0B2545"/>
+        </w:rPr>
+        <w:t>Notes 02 Mixtures and Solutions</w:t>
+      </w:r>
+      <w:r>
+        <w:rPr>
+          <w:color w:val="0B2545"/>
+        </w:rPr>
+        <w:t>：空气的性质与混合物；</w:t>
+      </w:r>
+      <w:r>
+        <w:rPr>
+          <w:color w:val="0B2545"/>
+        </w:rPr>
+        <w:t>Unit 4 — Notes 10 Respiratory System</w:t>
+      </w:r>
+      <w:r>
+        <w:rPr>
+          <w:color w:val="0B2545"/>
+        </w:rPr>
+        <w:t>：联系吸入氧气、呼出二氧化碳。</w:t>
       </w:r>
     </w:p>
     <w:p>
@@ -3697,14 +5316,48 @@
         <w:pStyle w:val="2"/>
       </w:pPr>
       <w:r>
-        <w:t xml:space="preserve">第 8 次课｜显微镜下的细胞</w:t>
+        <w:t>第</w:t>
+      </w:r>
+      <w:r>
+        <w:t xml:space="preserve"> 8 </w:t>
+      </w:r>
+      <w:r>
+        <w:t>次课｜显微镜下的细胞</w:t>
       </w:r>
       <w:r>
         <w:rPr>
           <w:sz w:val="21"/>
           <w:szCs w:val="21"/>
         </w:rPr>
-        <w:t xml:space="preserve">｜8月11日</w:t>
+        <w:t>｜</w:t>
+      </w:r>
+      <w:r>
+        <w:rPr>
+          <w:sz w:val="21"/>
+          <w:szCs w:val="21"/>
+        </w:rPr>
+        <w:t>8</w:t>
+      </w:r>
+      <w:r>
+        <w:rPr>
+          <w:sz w:val="21"/>
+          <w:szCs w:val="21"/>
+        </w:rPr>
+        <w:t>月</w:t>
+      </w:r>
+      <w:r>
+        <w:rPr>
+          <w:sz w:val="21"/>
+          <w:szCs w:val="21"/>
+        </w:rPr>
+        <w:t>11</w:t>
+      </w:r>
+      <w:r>
+        <w:rPr>
+          <w:sz w:val="21"/>
+          <w:szCs w:val="21"/>
+        </w:rPr>
+        <w:t>日</w:t>
       </w:r>
     </w:p>
     <w:p>
@@ -3717,22 +5370,28 @@
           <w:bCs/>
           <w:color w:val="0B2545"/>
         </w:rPr>
-        <w:t xml:space="preserve">研究问题：</w:t>
-      </w:r>
-      <w:r>
-        <w:t xml:space="preserve">细胞有哪些结构和功能？</w:t>
-      </w:r>
-    </w:p>
-    <w:p>
-      <w:r>
-        <w:rPr>
-          <w:b/>
-          <w:bCs/>
-        </w:rPr>
-        <w:t xml:space="preserve">装片制作：</w:t>
-      </w:r>
-      <w:r>
-        <w:t xml:space="preserve">在洋葱鳞片内侧划出约 5 毫米见方的小口，从边缘撕下一小片透明表皮，铺平在载玻片的水滴中，再盖上盖玻片。染色时，从盖玻片一侧滴入染液，用纸从另一侧吸引。</w:t>
+        <w:t>研究问题：</w:t>
+      </w:r>
+      <w:r>
+        <w:t>细胞有哪些结构和功能？</w:t>
+      </w:r>
+    </w:p>
+    <w:p>
+      <w:r>
+        <w:rPr>
+          <w:b/>
+          <w:bCs/>
+        </w:rPr>
+        <w:t>装片制作：</w:t>
+      </w:r>
+      <w:r>
+        <w:t>在洋葱鳞片内侧划出约</w:t>
+      </w:r>
+      <w:r>
+        <w:t xml:space="preserve"> 5 </w:t>
+      </w:r>
+      <w:r>
+        <w:t>毫米见方的小口，从边缘撕下一小片透明表皮，铺平在载玻片的水滴中，再盖上盖玻片。染色时，从盖玻片一侧滴入染液，用纸从另一侧吸引。</w:t>
       </w:r>
     </w:p>
     <w:p>
@@ -3740,7 +5399,7 @@
         <w:rPr>
           <w:color w:val="80627D"/>
         </w:rPr>
-        <w:t xml:space="preserve">元宝很喜欢装片，接连做了三四张洋葱表皮片。她自己摸索出染色方法，每次效果都很好。元宝还当场拍死了一只小虫做成装片观察。</w:t>
+        <w:t>元宝很喜欢装片，接连做了三四张洋葱表皮片。她自己摸索出染色方法，每次效果都很好。元宝还当场拍死了一只小虫做成装片观察。</w:t>
       </w:r>
     </w:p>
     <w:p>
@@ -3757,10 +5416,38 @@
           <w:bCs/>
           <w:color w:val="0B2545"/>
         </w:rPr>
-        <w:t xml:space="preserve">实验 1｜观察洋葱表皮细胞：</w:t>
-      </w:r>
-      <w:r>
-        <w:t xml:space="preserve">显微镜（microscope）下可见排列整齐的方格状细胞；清楚的边界主要是细胞壁（cell wall）。</w:t>
+        <w:t>实验</w:t>
+      </w:r>
+      <w:r>
+        <w:rPr>
+          <w:b/>
+          <w:bCs/>
+          <w:color w:val="0B2545"/>
+        </w:rPr>
+        <w:t xml:space="preserve"> 1</w:t>
+      </w:r>
+      <w:r>
+        <w:rPr>
+          <w:b/>
+          <w:bCs/>
+          <w:color w:val="0B2545"/>
+        </w:rPr>
+        <w:t>｜观察洋葱表皮细胞：</w:t>
+      </w:r>
+      <w:r>
+        <w:t>显微镜（</w:t>
+      </w:r>
+      <w:r>
+        <w:t>microscope</w:t>
+      </w:r>
+      <w:r>
+        <w:t>）下可见排列整齐的方格状细胞；清楚的边界主要是细胞壁（</w:t>
+      </w:r>
+      <w:r>
+        <w:t>cell wall</w:t>
+      </w:r>
+      <w:r>
+        <w:t>）。</w:t>
       </w:r>
     </w:p>
     <w:p>
@@ -3777,10 +5464,26 @@
           <w:bCs/>
           <w:color w:val="0B2545"/>
         </w:rPr>
-        <w:t xml:space="preserve">实验 2｜口腔上皮细胞：</w:t>
-      </w:r>
-      <w:r>
-        <w:t xml:space="preserve">原计划制作口腔上皮装片，与洋葱表皮细胞比较，观察动物细胞和植物细胞的差异。</w:t>
+        <w:t>实验</w:t>
+      </w:r>
+      <w:r>
+        <w:rPr>
+          <w:b/>
+          <w:bCs/>
+          <w:color w:val="0B2545"/>
+        </w:rPr>
+        <w:t xml:space="preserve"> 2</w:t>
+      </w:r>
+      <w:r>
+        <w:rPr>
+          <w:b/>
+          <w:bCs/>
+          <w:color w:val="0B2545"/>
+        </w:rPr>
+        <w:t>｜口腔上皮细胞：</w:t>
+      </w:r>
+      <w:r>
+        <w:t>原计划制作口腔上皮装片，与洋葱表皮细胞比较，观察动物细胞和植物细胞的差异。</w:t>
       </w:r>
     </w:p>
     <w:p>
@@ -3796,7 +5499,7 @@
         <w:rPr>
           <w:color w:val="333333"/>
         </w:rPr>
-        <w:t xml:space="preserve">课堂上先后用棉签和牙签取样。棉签沾水后吸水，细胞难以转移到玻片上；牙签也没能做出可观察的装片。因此最后没有观察到口腔上皮细胞，但我们画了示意图比较动植物细胞。</w:t>
+        <w:t>课堂上先后用棉签和牙签取样。棉签沾水后吸水，细胞难以转移到玻片上；牙签也没能做出可观察的装片。因此最后没有观察到口腔上皮细胞，但我们画了示意图比较动植物细胞。</w:t>
       </w:r>
     </w:p>
     <w:p>
@@ -3813,15 +5516,61 @@
           <w:bCs/>
           <w:color w:val="0B2545"/>
         </w:rPr>
-        <w:t xml:space="preserve">实验 3｜洋葱质壁分离及复原：</w:t>
-      </w:r>
-      <w:r>
-        <w:t xml:space="preserve">让盐水进入洋葱装片，我们可以看到有色内容物缩离细胞壁；这是细胞因渗透作用（osmosis）失水后发生的质壁分离（plasmolysis）。随后多次从一侧滴入清水、另一侧吸走盐水，继续观察同一组细胞，有色内容物重新贴近细胞壁。</w:t>
-      </w:r>
-    </w:p>
-    <w:p>
-      <w:r>
-        <w:t xml:space="preserve">这几个实验围绕细胞的结构与功能：洋葱片看见细胞壁（cell wall），质壁分离结合模型区分细胞壁与细胞膜（cell membrane）。细胞膜控制物质进出，细胞核（nucleus）控制细胞活动。</w:t>
+        <w:t>实验</w:t>
+      </w:r>
+      <w:r>
+        <w:rPr>
+          <w:b/>
+          <w:bCs/>
+          <w:color w:val="0B2545"/>
+        </w:rPr>
+        <w:t xml:space="preserve"> 3</w:t>
+      </w:r>
+      <w:r>
+        <w:rPr>
+          <w:b/>
+          <w:bCs/>
+          <w:color w:val="0B2545"/>
+        </w:rPr>
+        <w:t>｜洋葱质壁分离及复原：</w:t>
+      </w:r>
+      <w:r>
+        <w:t>让盐水进入洋葱装片，我们可以看到有色内容物缩离细胞壁；这是细胞因渗透作用（</w:t>
+      </w:r>
+      <w:r>
+        <w:t>osmosis</w:t>
+      </w:r>
+      <w:r>
+        <w:t>）失水后发生的质壁分离（</w:t>
+      </w:r>
+      <w:r>
+        <w:t>plasmolysis</w:t>
+      </w:r>
+      <w:r>
+        <w:t>）。随后多次从一侧滴入清水、另一侧吸走盐水，继续观察同一组细胞，有色内容物重新贴近细胞壁。</w:t>
+      </w:r>
+    </w:p>
+    <w:p>
+      <w:r>
+        <w:t>这几个实验围绕细胞的结构与功能：洋葱片看见细胞壁（</w:t>
+      </w:r>
+      <w:r>
+        <w:t>cell wall</w:t>
+      </w:r>
+      <w:r>
+        <w:t>），质壁分离结合模型区分细胞壁与细胞膜（</w:t>
+      </w:r>
+      <w:r>
+        <w:t>cell membrane</w:t>
+      </w:r>
+      <w:r>
+        <w:t>）。细胞膜控制物质进出，细胞核（</w:t>
+      </w:r>
+      <w:r>
+        <w:t>nucleus</w:t>
+      </w:r>
+      <w:r>
+        <w:t>）控制细胞活动。</w:t>
       </w:r>
     </w:p>
     <w:p>
@@ -3838,22 +5587,58 @@
           <w:bCs/>
           <w:color w:val="0B2545"/>
         </w:rPr>
-        <w:t xml:space="preserve">实验 4｜观察绿豆萌发：</w:t>
-      </w:r>
-      <w:r>
-        <w:t xml:space="preserve">四杯都保持湿润。元宝做的两杯把绿豆放在杯底纸巾上；我做的两杯放在杯壁旁，一杯罩起来遮光，一杯见光。后来绿豆都发了芽，说明绿豆萌发（germination）初期可以在黑暗中长根。</w:t>
-      </w:r>
-    </w:p>
-    <w:p>
-      <w:r>
-        <w:rPr>
-          <w:b/>
-          <w:bCs/>
-        </w:rPr>
-        <w:t xml:space="preserve">细胞学说（cell theory）：</w:t>
-      </w:r>
-      <w:r>
-        <w:t xml:space="preserve">生物由细胞组成；细胞是生命的基本单位；新细胞来自已有细胞。</w:t>
+        <w:t>实验</w:t>
+      </w:r>
+      <w:r>
+        <w:rPr>
+          <w:b/>
+          <w:bCs/>
+          <w:color w:val="0B2545"/>
+        </w:rPr>
+        <w:t xml:space="preserve"> 4</w:t>
+      </w:r>
+      <w:r>
+        <w:rPr>
+          <w:b/>
+          <w:bCs/>
+          <w:color w:val="0B2545"/>
+        </w:rPr>
+        <w:t>｜观察绿豆萌发：</w:t>
+      </w:r>
+      <w:r>
+        <w:t>四杯都保持湿润。元宝做的两杯把绿豆放在杯底纸巾上；我做的两杯放在杯壁旁，一杯罩起来遮光，一杯见光。后来绿豆都发了芽，说明绿豆萌发（</w:t>
+      </w:r>
+      <w:r>
+        <w:t>germination</w:t>
+      </w:r>
+      <w:r>
+        <w:t>）初期可以在黑暗中长根。</w:t>
+      </w:r>
+    </w:p>
+    <w:p>
+      <w:r>
+        <w:rPr>
+          <w:b/>
+          <w:bCs/>
+        </w:rPr>
+        <w:t>细胞学说（</w:t>
+      </w:r>
+      <w:r>
+        <w:rPr>
+          <w:b/>
+          <w:bCs/>
+        </w:rPr>
+        <w:t>cell theory</w:t>
+      </w:r>
+      <w:r>
+        <w:rPr>
+          <w:b/>
+          <w:bCs/>
+        </w:rPr>
+        <w:t>）：</w:t>
+      </w:r>
+      <w:r>
+        <w:t>生物由细胞组成；细胞是生命的基本单位；新细胞来自已有细胞。</w:t>
       </w:r>
     </w:p>
     <w:p>
@@ -3871,13 +5656,64 @@
           <w:bCs/>
           <w:color w:val="0B2545"/>
         </w:rPr>
-        <w:t xml:space="preserve">School 对应｜</w:t>
-      </w:r>
-      <w:r>
-        <w:rPr>
-          <w:color w:val="0B2545"/>
-        </w:rPr>
-        <w:t xml:space="preserve">Unit 4 — Notes 01 Characteristics of Living Things、Notes 02 Cell Structure、Notes 03 Cell Supplementary，以及 Homework 02 Cell Vocabulary：细胞结构与功能、动植物细胞差异和细胞学说。</w:t>
+        <w:lastRenderedPageBreak/>
+        <w:t xml:space="preserve">School </w:t>
+      </w:r>
+      <w:r>
+        <w:rPr>
+          <w:b/>
+          <w:bCs/>
+          <w:color w:val="0B2545"/>
+        </w:rPr>
+        <w:t>对应｜</w:t>
+      </w:r>
+      <w:r>
+        <w:rPr>
+          <w:color w:val="0B2545"/>
+        </w:rPr>
+        <w:t>Unit 4 — Notes 01 Characteristics of Living Things</w:t>
+      </w:r>
+      <w:r>
+        <w:rPr>
+          <w:color w:val="0B2545"/>
+        </w:rPr>
+        <w:t>、</w:t>
+      </w:r>
+      <w:r>
+        <w:rPr>
+          <w:color w:val="0B2545"/>
+        </w:rPr>
+        <w:t>Notes 02 Cell Structure</w:t>
+      </w:r>
+      <w:r>
+        <w:rPr>
+          <w:color w:val="0B2545"/>
+        </w:rPr>
+        <w:t>、</w:t>
+      </w:r>
+      <w:r>
+        <w:rPr>
+          <w:color w:val="0B2545"/>
+        </w:rPr>
+        <w:t>Notes 03 Cell Supplementary</w:t>
+      </w:r>
+      <w:r>
+        <w:rPr>
+          <w:color w:val="0B2545"/>
+        </w:rPr>
+        <w:t>，以及</w:t>
+      </w:r>
+      <w:r>
+        <w:rPr>
+          <w:color w:val="0B2545"/>
+        </w:rPr>
+        <w:t xml:space="preserve"> Homework 02 Cell Vocabulary</w:t>
+      </w:r>
+      <w:r>
+        <w:rPr>
+          <w:color w:val="0B2545"/>
+        </w:rPr>
+        <w:t>：细胞结构与功能、动植物细胞差异和细胞学说。</w:t>
       </w:r>
     </w:p>
     <w:p>
@@ -3885,14 +5721,48 @@
         <w:pStyle w:val="2"/>
       </w:pPr>
       <w:r>
-        <w:t xml:space="preserve">第 9 次课｜植物怎样运输水？</w:t>
+        <w:t>第</w:t>
+      </w:r>
+      <w:r>
+        <w:t xml:space="preserve"> 9 </w:t>
+      </w:r>
+      <w:r>
+        <w:t>次课｜植物怎样运输水？</w:t>
       </w:r>
       <w:r>
         <w:rPr>
           <w:sz w:val="21"/>
           <w:szCs w:val="21"/>
         </w:rPr>
-        <w:t xml:space="preserve">｜8月25日</w:t>
+        <w:t>｜</w:t>
+      </w:r>
+      <w:r>
+        <w:rPr>
+          <w:sz w:val="21"/>
+          <w:szCs w:val="21"/>
+        </w:rPr>
+        <w:t>8</w:t>
+      </w:r>
+      <w:r>
+        <w:rPr>
+          <w:sz w:val="21"/>
+          <w:szCs w:val="21"/>
+        </w:rPr>
+        <w:t>月</w:t>
+      </w:r>
+      <w:r>
+        <w:rPr>
+          <w:sz w:val="21"/>
+          <w:szCs w:val="21"/>
+        </w:rPr>
+        <w:t>25</w:t>
+      </w:r>
+      <w:r>
+        <w:rPr>
+          <w:sz w:val="21"/>
+          <w:szCs w:val="21"/>
+        </w:rPr>
+        <w:t>日</w:t>
       </w:r>
     </w:p>
     <w:p>
@@ -3905,10 +5775,10 @@
           <w:bCs/>
           <w:color w:val="0B2545"/>
         </w:rPr>
-        <w:t xml:space="preserve">研究问题：</w:t>
-      </w:r>
-      <w:r>
-        <w:t xml:space="preserve">植物怎样运输水？</w:t>
+        <w:t>研究问题：</w:t>
+      </w:r>
+      <w:r>
+        <w:t>植物怎样运输水？</w:t>
       </w:r>
     </w:p>
     <w:p>
@@ -3925,10 +5795,38 @@
           <w:bCs/>
           <w:color w:val="0B2545"/>
         </w:rPr>
-        <w:t xml:space="preserve">实验 1｜西芹与白花染色：</w:t>
-      </w:r>
-      <w:r>
-        <w:t xml:space="preserve">观察提前染色的西芹，切面上清楚看到蓝色的维管束（vascular bundles）；再做薄片，用显微镜观察蓝色束区。蓝色显示水沿木质部（xylem）向上运输。将白色康乃馨放入染色水，观察花瓣是否变色。</w:t>
+        <w:t>实验</w:t>
+      </w:r>
+      <w:r>
+        <w:rPr>
+          <w:b/>
+          <w:bCs/>
+          <w:color w:val="0B2545"/>
+        </w:rPr>
+        <w:t xml:space="preserve"> 1</w:t>
+      </w:r>
+      <w:r>
+        <w:rPr>
+          <w:b/>
+          <w:bCs/>
+          <w:color w:val="0B2545"/>
+        </w:rPr>
+        <w:t>｜西芹与白花染色：</w:t>
+      </w:r>
+      <w:r>
+        <w:t>观察提前染色的西芹，切面上清楚看到蓝色的维管束（</w:t>
+      </w:r>
+      <w:r>
+        <w:t>vascular bundles</w:t>
+      </w:r>
+      <w:r>
+        <w:t>）；再做薄片，用显微镜观察蓝色束区。蓝色显示水沿木质部（</w:t>
+      </w:r>
+      <w:r>
+        <w:t>xylem</w:t>
+      </w:r>
+      <w:r>
+        <w:t>）向上运输。将白色康乃馨放入染色水，观察花瓣是否变色。</w:t>
       </w:r>
     </w:p>
     <w:p>
@@ -3944,7 +5842,7 @@
         <w:rPr>
           <w:color w:val="80627D"/>
         </w:rPr>
-        <w:t xml:space="preserve">元宝用红、绿两种染色水给白花染色。下周上课时，整朵花都染上了颜色。</w:t>
+        <w:t>元宝用红、绿两种染色水给白花染色。下周上课时，整朵花都染上了颜色。</w:t>
       </w:r>
     </w:p>
     <w:p>
@@ -3961,10 +5859,32 @@
           <w:bCs/>
           <w:color w:val="0B2545"/>
         </w:rPr>
-        <w:t xml:space="preserve">实验 2｜叶片气孔观察：</w:t>
-      </w:r>
-      <w:r>
-        <w:t xml:space="preserve">制作叶片上、下表面的装片，用显微镜寻找气孔（stomata）。气孔是叶片上供气体进出、水蒸气散失的小开口。</w:t>
+        <w:t>实验</w:t>
+      </w:r>
+      <w:r>
+        <w:rPr>
+          <w:b/>
+          <w:bCs/>
+          <w:color w:val="0B2545"/>
+        </w:rPr>
+        <w:t xml:space="preserve"> 2</w:t>
+      </w:r>
+      <w:r>
+        <w:rPr>
+          <w:b/>
+          <w:bCs/>
+          <w:color w:val="0B2545"/>
+        </w:rPr>
+        <w:t>｜叶片气孔观察：</w:t>
+      </w:r>
+      <w:r>
+        <w:t>制作叶片上、下表面的装片，用显微镜寻找气孔（</w:t>
+      </w:r>
+      <w:r>
+        <w:t>stomata</w:t>
+      </w:r>
+      <w:r>
+        <w:t>）。气孔是叶片上供气体进出、水蒸气散失的小开口。</w:t>
       </w:r>
     </w:p>
     <w:p>
@@ -3981,10 +5901,32 @@
           <w:bCs/>
           <w:color w:val="0B2545"/>
         </w:rPr>
-        <w:t xml:space="preserve">实验 3｜蒸腾套袋：</w:t>
-      </w:r>
-      <w:r>
-        <w:t xml:space="preserve">准备有叶袋和空袋，比较袋壁是否出现水滴。叶片通过气孔散失水蒸气，称为蒸腾作用（transpiration）；水蒸气遇到袋壁可能凝成水滴。</w:t>
+        <w:t>实验</w:t>
+      </w:r>
+      <w:r>
+        <w:rPr>
+          <w:b/>
+          <w:bCs/>
+          <w:color w:val="0B2545"/>
+        </w:rPr>
+        <w:t xml:space="preserve"> 3</w:t>
+      </w:r>
+      <w:r>
+        <w:rPr>
+          <w:b/>
+          <w:bCs/>
+          <w:color w:val="0B2545"/>
+        </w:rPr>
+        <w:t>｜蒸腾套袋：</w:t>
+      </w:r>
+      <w:r>
+        <w:t>准备有叶袋和空袋，比较袋壁是否出现水滴。叶片通过气孔散失水蒸气，称为蒸腾作用（</w:t>
+      </w:r>
+      <w:r>
+        <w:t>transpiration</w:t>
+      </w:r>
+      <w:r>
+        <w:t>）；水蒸气遇到袋壁可能凝成水滴。</w:t>
       </w:r>
     </w:p>
     <w:p>
@@ -4000,7 +5942,7 @@
         <w:rPr>
           <w:color w:val="333333"/>
         </w:rPr>
-        <w:t xml:space="preserve">课堂时间紧，一小时内没有看到明显水滴，我们便简单结束了观察。</w:t>
+        <w:t>课堂时间紧，一小时内没有看到明显水滴，我们便简单结束了观察。</w:t>
       </w:r>
     </w:p>
     <w:p>
@@ -4015,12 +5957,29 @@
         <w:rPr>
           <w:b/>
           <w:bCs/>
-          <w:color w:val="0B2545"/>
-        </w:rPr>
-        <w:t xml:space="preserve">小结：</w:t>
-      </w:r>
-      <w:r>
-        <w:t xml:space="preserve">染色显示水沿木质部向上到达花瓣；叶片经气孔散失水蒸气，蒸腾作用（transpiration）又帮助更多水上行。维管植物（vascular plants）有木质部等维管组织。非维管植物（non-vascular plants）没有这些组织。</w:t>
+        </w:rPr>
+        <w:t>小结：</w:t>
+      </w:r>
+      <w:r>
+        <w:t>染色显示水沿木质部向上到达花瓣；叶片经气孔散失水蒸气，蒸腾作用（</w:t>
+      </w:r>
+      <w:r>
+        <w:t>transpiration</w:t>
+      </w:r>
+      <w:r>
+        <w:t>）又帮助更多水上行。维管植物（</w:t>
+      </w:r>
+      <w:r>
+        <w:t>vascular plants</w:t>
+      </w:r>
+      <w:r>
+        <w:t>）有木质部等维管组织。非维管植物（</w:t>
+      </w:r>
+      <w:r>
+        <w:t>non-vascular plants</w:t>
+      </w:r>
+      <w:r>
+        <w:t>）没有这些组织。</w:t>
       </w:r>
     </w:p>
     <w:p>
@@ -4038,13 +5997,27 @@
           <w:bCs/>
           <w:color w:val="0B2545"/>
         </w:rPr>
-        <w:t xml:space="preserve">School 对应｜</w:t>
-      </w:r>
-      <w:r>
-        <w:rPr>
-          <w:color w:val="0B2545"/>
-        </w:rPr>
-        <w:t xml:space="preserve">Unit 4 — Notes 06 Vascular and Non Vascular Plants：木质部的水路、气孔与蒸腾，维管植物与非维管植物。</w:t>
+        <w:t xml:space="preserve">School </w:t>
+      </w:r>
+      <w:r>
+        <w:rPr>
+          <w:b/>
+          <w:bCs/>
+          <w:color w:val="0B2545"/>
+        </w:rPr>
+        <w:t>对应｜</w:t>
+      </w:r>
+      <w:r>
+        <w:rPr>
+          <w:color w:val="0B2545"/>
+        </w:rPr>
+        <w:t>Unit 4 — Notes 06 Vascular and Non Vascular Plants</w:t>
+      </w:r>
+      <w:r>
+        <w:rPr>
+          <w:color w:val="0B2545"/>
+        </w:rPr>
+        <w:t>：木质部的水路、气孔与蒸腾，维管植物与非维管植物。</w:t>
       </w:r>
     </w:p>
     <w:p>
@@ -4052,12 +6025,30 @@
         <w:pStyle w:val="1"/>
       </w:pPr>
       <w:r>
-        <w:t xml:space="preserve">与 School 课程的对应总表</w:t>
-      </w:r>
-    </w:p>
-    <w:p>
-      <w:r>
-        <w:t xml:space="preserve">暑假九次课涉及 School 的 Unit 1–4。下表列出对应的学校材料与实验内容；只涉及部分概念的条目单独注明。</w:t>
+        <w:t>与</w:t>
+      </w:r>
+      <w:r>
+        <w:t xml:space="preserve"> School </w:t>
+      </w:r>
+      <w:r>
+        <w:t>课程的对应总表</w:t>
+      </w:r>
+    </w:p>
+    <w:p>
+      <w:r>
+        <w:t>暑假九次课涉及</w:t>
+      </w:r>
+      <w:r>
+        <w:t xml:space="preserve"> School </w:t>
+      </w:r>
+      <w:r>
+        <w:t>的</w:t>
+      </w:r>
+      <w:r>
+        <w:t xml:space="preserve"> Unit 1–4</w:t>
+      </w:r>
+      <w:r>
+        <w:t>。下表列出对应的学校材料与实验内容；只涉及部分概念的条目单独注明。</w:t>
       </w:r>
     </w:p>
     <w:tbl>
@@ -4109,7 +6100,7 @@
                 <w:bCs/>
                 <w:color w:val="0B2545"/>
               </w:rPr>
-              <w:t xml:space="preserve">School Unit</w:t>
+              <w:t>School Unit</w:t>
             </w:r>
           </w:p>
         </w:tc>
@@ -4130,34 +6121,21 @@
                 <w:bCs/>
                 <w:color w:val="0B2545"/>
               </w:rPr>
-              <w:t xml:space="preserve">School 材料（哪一节）</w:t>
-            </w:r>
-          </w:p>
-        </w:tc>
-        <w:tc>
-          <w:tcPr>
-            <w:tcW w:w="1100" w:type="dxa"/>
-            <w:shd w:val="clear" w:color="auto" w:fill="F2F4F7"/>
-            <w:vAlign w:val="center"/>
-          </w:tcPr>
-          <w:p>
-            <w:pPr>
-              <w:pStyle w:val="TableText"/>
-              <w:jc w:val="center"/>
-            </w:pPr>
+              <w:t xml:space="preserve">School </w:t>
+            </w:r>
             <w:r>
               <w:rPr>
                 <w:b/>
                 <w:bCs/>
                 <w:color w:val="0B2545"/>
               </w:rPr>
-              <w:t xml:space="preserve">对应课次</w:t>
-            </w:r>
-          </w:p>
-        </w:tc>
-        <w:tc>
-          <w:tcPr>
-            <w:tcW w:w="2760" w:type="dxa"/>
+              <w:t>材料（哪一节）</w:t>
+            </w:r>
+          </w:p>
+        </w:tc>
+        <w:tc>
+          <w:tcPr>
+            <w:tcW w:w="1100" w:type="dxa"/>
             <w:shd w:val="clear" w:color="auto" w:fill="F2F4F7"/>
             <w:vAlign w:val="center"/>
           </w:tcPr>
@@ -4172,7 +6150,28 @@
                 <w:bCs/>
                 <w:color w:val="0B2545"/>
               </w:rPr>
-              <w:t xml:space="preserve">覆盖说明</w:t>
+              <w:t>对应课次</w:t>
+            </w:r>
+          </w:p>
+        </w:tc>
+        <w:tc>
+          <w:tcPr>
+            <w:tcW w:w="2760" w:type="dxa"/>
+            <w:shd w:val="clear" w:color="auto" w:fill="F2F4F7"/>
+            <w:vAlign w:val="center"/>
+          </w:tcPr>
+          <w:p>
+            <w:pPr>
+              <w:pStyle w:val="TableText"/>
+              <w:jc w:val="center"/>
+            </w:pPr>
+            <w:r>
+              <w:rPr>
+                <w:b/>
+                <w:bCs/>
+                <w:color w:val="0B2545"/>
+              </w:rPr>
+              <w:t>覆盖说明</w:t>
             </w:r>
           </w:p>
         </w:tc>
@@ -4199,7 +6198,7 @@
                 <w:bCs/>
                 <w:color w:val="0B2545"/>
               </w:rPr>
-              <w:t xml:space="preserve">Unit 1</w:t>
+              <w:t>Unit 1</w:t>
             </w:r>
           </w:p>
         </w:tc>
@@ -4213,7 +6212,7 @@
               <w:pStyle w:val="TableText"/>
             </w:pPr>
             <w:r>
-              <w:t xml:space="preserve">Notes 01 · Observation and Inference</w:t>
+              <w:t>Notes 01 · Observation and Inference</w:t>
             </w:r>
           </w:p>
         </w:tc>
@@ -4228,7 +6227,13 @@
               <w:jc w:val="center"/>
             </w:pPr>
             <w:r>
-              <w:t xml:space="preserve">第 1 次课</w:t>
+              <w:t>第</w:t>
+            </w:r>
+            <w:r>
+              <w:t xml:space="preserve"> 1 </w:t>
+            </w:r>
+            <w:r>
+              <w:t>次课</w:t>
             </w:r>
           </w:p>
         </w:tc>
@@ -4242,7 +6247,7 @@
               <w:pStyle w:val="TableText"/>
             </w:pPr>
             <w:r>
-              <w:t xml:space="preserve">核心覆盖；后续实验持续使用</w:t>
+              <w:t>核心覆盖；后续实验持续使用</w:t>
             </w:r>
           </w:p>
         </w:tc>
@@ -4260,7 +6265,7 @@
           </w:tcPr>
           <w:p>
             <w:r>
-              <w:t xml:space="preserve">Unit 1</w:t>
+              <w:t>Unit 1</w:t>
             </w:r>
           </w:p>
         </w:tc>
@@ -4274,7 +6279,7 @@
               <w:pStyle w:val="TableText"/>
             </w:pPr>
             <w:r>
-              <w:t xml:space="preserve">Notes 02 · Quantitative and Qualitative Data</w:t>
+              <w:t>Notes 02 · Quantitative and Qualitative Data</w:t>
             </w:r>
           </w:p>
         </w:tc>
@@ -4289,7 +6294,13 @@
               <w:jc w:val="center"/>
             </w:pPr>
             <w:r>
-              <w:t xml:space="preserve">第 1 次课</w:t>
+              <w:t>第</w:t>
+            </w:r>
+            <w:r>
+              <w:t xml:space="preserve"> 1 </w:t>
+            </w:r>
+            <w:r>
+              <w:t>次课</w:t>
             </w:r>
           </w:p>
         </w:tc>
@@ -4303,7 +6314,7 @@
               <w:pStyle w:val="TableText"/>
             </w:pPr>
             <w:r>
-              <w:t xml:space="preserve">核心覆盖；定性观察与定量测量</w:t>
+              <w:t>核心覆盖；定性观察与定量测量</w:t>
             </w:r>
           </w:p>
         </w:tc>
@@ -4321,7 +6332,8 @@
           </w:tcPr>
           <w:p>
             <w:r>
-              <w:t xml:space="preserve">Unit 1</w:t>
+              <w:lastRenderedPageBreak/>
+              <w:t>Unit 1</w:t>
             </w:r>
           </w:p>
         </w:tc>
@@ -4335,7 +6347,7 @@
               <w:pStyle w:val="TableText"/>
             </w:pPr>
             <w:r>
-              <w:t xml:space="preserve">Notes 03 · Testable Questions</w:t>
+              <w:t>Notes 03 · Testable Questions</w:t>
             </w:r>
           </w:p>
         </w:tc>
@@ -4350,7 +6362,13 @@
               <w:jc w:val="center"/>
             </w:pPr>
             <w:r>
-              <w:t xml:space="preserve">第 1 次课</w:t>
+              <w:t>第</w:t>
+            </w:r>
+            <w:r>
+              <w:t xml:space="preserve"> 1 </w:t>
+            </w:r>
+            <w:r>
+              <w:t>次课</w:t>
             </w:r>
           </w:p>
         </w:tc>
@@ -4364,7 +6382,7 @@
               <w:pStyle w:val="TableText"/>
             </w:pPr>
             <w:r>
-              <w:t xml:space="preserve">核心覆盖；变量与公平实验</w:t>
+              <w:t>核心覆盖；变量与公平实验</w:t>
             </w:r>
           </w:p>
         </w:tc>
@@ -4391,7 +6409,7 @@
                 <w:bCs/>
                 <w:color w:val="0B2545"/>
               </w:rPr>
-              <w:t xml:space="preserve">Unit 2</w:t>
+              <w:t>Unit 2</w:t>
             </w:r>
           </w:p>
         </w:tc>
@@ -4405,7 +6423,7 @@
               <w:pStyle w:val="TableText"/>
             </w:pPr>
             <w:r>
-              <w:t xml:space="preserve">Notes 01 · Phases of Matter</w:t>
+              <w:t>Notes 01 · Phases of Matter</w:t>
             </w:r>
           </w:p>
         </w:tc>
@@ -4420,7 +6438,19 @@
               <w:jc w:val="center"/>
             </w:pPr>
             <w:r>
-              <w:t xml:space="preserve">第 3、7 次课</w:t>
+              <w:t>第</w:t>
+            </w:r>
+            <w:r>
+              <w:t xml:space="preserve"> 3</w:t>
+            </w:r>
+            <w:r>
+              <w:t>、</w:t>
+            </w:r>
+            <w:r>
+              <w:t xml:space="preserve">7 </w:t>
+            </w:r>
+            <w:r>
+              <w:t>次课</w:t>
             </w:r>
           </w:p>
         </w:tc>
@@ -4434,7 +6464,19 @@
               <w:pStyle w:val="TableText"/>
             </w:pPr>
             <w:r>
-              <w:t xml:space="preserve">第3课：三态、相变及变化判断；第7课：空气具有质量、占据空间</w:t>
+              <w:t>第</w:t>
+            </w:r>
+            <w:r>
+              <w:t>3</w:t>
+            </w:r>
+            <w:r>
+              <w:t>课：三态、相变及变化判断；第</w:t>
+            </w:r>
+            <w:r>
+              <w:t>7</w:t>
+            </w:r>
+            <w:r>
+              <w:t>课：空气具有质量、占据空间</w:t>
             </w:r>
           </w:p>
         </w:tc>
@@ -4452,7 +6494,7 @@
           </w:tcPr>
           <w:p>
             <w:r>
-              <w:t xml:space="preserve">Unit 2</w:t>
+              <w:t>Unit 2</w:t>
             </w:r>
           </w:p>
         </w:tc>
@@ -4466,7 +6508,7 @@
               <w:pStyle w:val="TableText"/>
             </w:pPr>
             <w:r>
-              <w:t xml:space="preserve">Notes 02 · Mixtures and Solutions</w:t>
+              <w:t>Notes 02 · Mixtures and Solutions</w:t>
             </w:r>
           </w:p>
         </w:tc>
@@ -4481,7 +6523,25 @@
               <w:jc w:val="center"/>
             </w:pPr>
             <w:r>
-              <w:t xml:space="preserve">第 2、3、7 次课</w:t>
+              <w:t>第</w:t>
+            </w:r>
+            <w:r>
+              <w:t xml:space="preserve"> 2</w:t>
+            </w:r>
+            <w:r>
+              <w:t>、</w:t>
+            </w:r>
+            <w:r>
+              <w:t>3</w:t>
+            </w:r>
+            <w:r>
+              <w:t>、</w:t>
+            </w:r>
+            <w:r>
+              <w:t xml:space="preserve">7 </w:t>
+            </w:r>
+            <w:r>
+              <w:t>次课</w:t>
             </w:r>
           </w:p>
         </w:tc>
@@ -4495,7 +6555,25 @@
               <w:pStyle w:val="TableText"/>
             </w:pPr>
             <w:r>
-              <w:t xml:space="preserve">第2课：溶解与分离；第3课：回看溶解与结晶证据；第7课：空气是均一混合物</w:t>
+              <w:t>第</w:t>
+            </w:r>
+            <w:r>
+              <w:t>2</w:t>
+            </w:r>
+            <w:r>
+              <w:t>课：溶解与分离；第</w:t>
+            </w:r>
+            <w:r>
+              <w:t>3</w:t>
+            </w:r>
+            <w:r>
+              <w:t>课：回看溶解与结晶证据；第</w:t>
+            </w:r>
+            <w:r>
+              <w:t>7</w:t>
+            </w:r>
+            <w:r>
+              <w:t>课：空气是均一混合物</w:t>
             </w:r>
           </w:p>
         </w:tc>
@@ -4513,7 +6591,7 @@
           </w:tcPr>
           <w:p>
             <w:r>
-              <w:t xml:space="preserve">Unit 2</w:t>
+              <w:t>Unit 2</w:t>
             </w:r>
           </w:p>
         </w:tc>
@@ -4527,7 +6605,7 @@
               <w:pStyle w:val="TableText"/>
             </w:pPr>
             <w:r>
-              <w:t xml:space="preserve">Notes 03 · Atoms and Period Square</w:t>
+              <w:t>Notes 03 · Atoms and Period Square</w:t>
             </w:r>
           </w:p>
         </w:tc>
@@ -4542,7 +6620,13 @@
               <w:jc w:val="center"/>
             </w:pPr>
             <w:r>
-              <w:t xml:space="preserve">第 3 次课</w:t>
+              <w:t>第</w:t>
+            </w:r>
+            <w:r>
+              <w:t xml:space="preserve"> 3 </w:t>
+            </w:r>
+            <w:r>
+              <w:t>次课</w:t>
             </w:r>
           </w:p>
         </w:tc>
@@ -4556,7 +6640,7 @@
               <w:pStyle w:val="TableText"/>
             </w:pPr>
             <w:r>
-              <w:t xml:space="preserve">基础衔接；原子、元素与原子重组</w:t>
+              <w:t>基础衔接；原子、元素与原子重组</w:t>
             </w:r>
           </w:p>
         </w:tc>
@@ -4583,7 +6667,7 @@
                 <w:bCs/>
                 <w:color w:val="0B2545"/>
               </w:rPr>
-              <w:t xml:space="preserve">Unit 3</w:t>
+              <w:t>Unit 3</w:t>
             </w:r>
           </w:p>
         </w:tc>
@@ -4597,7 +6681,7 @@
               <w:pStyle w:val="TableText"/>
             </w:pPr>
             <w:r>
-              <w:t xml:space="preserve">Notes 01 · Energy Forms and Transfers</w:t>
+              <w:t>Notes 01 · Energy Forms and Transfers</w:t>
             </w:r>
           </w:p>
         </w:tc>
@@ -4612,7 +6696,13 @@
               <w:jc w:val="center"/>
             </w:pPr>
             <w:r>
-              <w:t xml:space="preserve">第 4 次课</w:t>
+              <w:t>第</w:t>
+            </w:r>
+            <w:r>
+              <w:t xml:space="preserve"> 4 </w:t>
+            </w:r>
+            <w:r>
+              <w:t>次课</w:t>
             </w:r>
           </w:p>
         </w:tc>
@@ -4626,7 +6716,7 @@
               <w:pStyle w:val="TableText"/>
             </w:pPr>
             <w:r>
-              <w:t xml:space="preserve">入门覆盖；能量转移与转化</w:t>
+              <w:t>入门覆盖；能量转移与转化</w:t>
             </w:r>
           </w:p>
         </w:tc>
@@ -4644,7 +6734,7 @@
           </w:tcPr>
           <w:p>
             <w:r>
-              <w:t xml:space="preserve">Unit 3</w:t>
+              <w:t>Unit 3</w:t>
             </w:r>
           </w:p>
         </w:tc>
@@ -4658,7 +6748,7 @@
               <w:pStyle w:val="TableText"/>
             </w:pPr>
             <w:r>
-              <w:t xml:space="preserve">Notes 02 · Thermal Energy Transfer</w:t>
+              <w:t>Notes 02 · Thermal Energy Transfer</w:t>
             </w:r>
           </w:p>
         </w:tc>
@@ -4673,7 +6763,13 @@
               <w:jc w:val="center"/>
             </w:pPr>
             <w:r>
-              <w:t xml:space="preserve">第 4 次课</w:t>
+              <w:t>第</w:t>
+            </w:r>
+            <w:r>
+              <w:t xml:space="preserve"> 4 </w:t>
+            </w:r>
+            <w:r>
+              <w:t>次课</w:t>
             </w:r>
           </w:p>
         </w:tc>
@@ -4687,7 +6783,7 @@
               <w:pStyle w:val="TableText"/>
             </w:pPr>
             <w:r>
-              <w:t xml:space="preserve">核心覆盖；传导、对流、辐射</w:t>
+              <w:t>核心覆盖；传导、对流、辐射</w:t>
             </w:r>
           </w:p>
         </w:tc>
@@ -4705,7 +6801,7 @@
           </w:tcPr>
           <w:p>
             <w:r>
-              <w:t xml:space="preserve">Unit 3</w:t>
+              <w:t>Unit 3</w:t>
             </w:r>
           </w:p>
         </w:tc>
@@ -4719,7 +6815,7 @@
               <w:pStyle w:val="TableText"/>
             </w:pPr>
             <w:r>
-              <w:t xml:space="preserve">Notes 03 · Electromagnetic Spectrum</w:t>
+              <w:t>Notes 03 · Electromagnetic Spectrum</w:t>
             </w:r>
           </w:p>
         </w:tc>
@@ -4734,7 +6830,13 @@
               <w:jc w:val="center"/>
             </w:pPr>
             <w:r>
-              <w:t xml:space="preserve">第 5 次课</w:t>
+              <w:t>第</w:t>
+            </w:r>
+            <w:r>
+              <w:t xml:space="preserve"> 5 </w:t>
+            </w:r>
+            <w:r>
+              <w:t>次课</w:t>
             </w:r>
           </w:p>
         </w:tc>
@@ -4748,7 +6850,7 @@
               <w:pStyle w:val="TableText"/>
             </w:pPr>
             <w:r>
-              <w:t xml:space="preserve">聚焦可见光及光与物质作用</w:t>
+              <w:t>聚焦可见光及光与物质作用</w:t>
             </w:r>
           </w:p>
         </w:tc>
@@ -4766,7 +6868,7 @@
           </w:tcPr>
           <w:p>
             <w:r>
-              <w:t xml:space="preserve">Unit 3</w:t>
+              <w:t>Unit 3</w:t>
             </w:r>
           </w:p>
         </w:tc>
@@ -4780,7 +6882,7 @@
               <w:pStyle w:val="TableText"/>
             </w:pPr>
             <w:r>
-              <w:t xml:space="preserve">Notes 04 · Vectors, Velocity, Acceleration</w:t>
+              <w:t>Notes 04 · Vectors, Velocity, Acceleration</w:t>
             </w:r>
           </w:p>
         </w:tc>
@@ -4795,7 +6897,13 @@
               <w:jc w:val="center"/>
             </w:pPr>
             <w:r>
-              <w:t xml:space="preserve">第 6 次课</w:t>
+              <w:t>第</w:t>
+            </w:r>
+            <w:r>
+              <w:t xml:space="preserve"> 6 </w:t>
+            </w:r>
+            <w:r>
+              <w:t>次课</w:t>
             </w:r>
           </w:p>
         </w:tc>
@@ -4809,7 +6917,7 @@
               <w:pStyle w:val="TableText"/>
             </w:pPr>
             <w:r>
-              <w:t xml:space="preserve">标尺纸带、慢动作录像与等时位置比较；认识加速度</w:t>
+              <w:t>标尺纸带、慢动作录像与等时位置比较；认识加速度</w:t>
             </w:r>
           </w:p>
         </w:tc>
@@ -4827,7 +6935,7 @@
           </w:tcPr>
           <w:p>
             <w:r>
-              <w:t xml:space="preserve">Unit 3</w:t>
+              <w:t>Unit 3</w:t>
             </w:r>
           </w:p>
         </w:tc>
@@ -4841,7 +6949,7 @@
               <w:pStyle w:val="TableText"/>
             </w:pPr>
             <w:r>
-              <w:t xml:space="preserve">Notes 05 · Newton’s First Law</w:t>
+              <w:t>Notes 05 · Newton’s First Law</w:t>
             </w:r>
           </w:p>
         </w:tc>
@@ -4856,7 +6964,13 @@
               <w:jc w:val="center"/>
             </w:pPr>
             <w:r>
-              <w:t xml:space="preserve">第 6 次课</w:t>
+              <w:t>第</w:t>
+            </w:r>
+            <w:r>
+              <w:t xml:space="preserve"> 6 </w:t>
+            </w:r>
+            <w:r>
+              <w:t>次课</w:t>
             </w:r>
           </w:p>
         </w:tc>
@@ -4870,7 +6984,7 @@
               <w:pStyle w:val="TableText"/>
             </w:pPr>
             <w:r>
-              <w:t xml:space="preserve">简要介绍惯性与第一定律</w:t>
+              <w:t>简要介绍惯性与第一定律</w:t>
             </w:r>
           </w:p>
         </w:tc>
@@ -4888,7 +7002,7 @@
           </w:tcPr>
           <w:p>
             <w:r>
-              <w:t xml:space="preserve">Unit 3</w:t>
+              <w:t>Unit 3</w:t>
             </w:r>
           </w:p>
         </w:tc>
@@ -4902,7 +7016,7 @@
               <w:pStyle w:val="TableText"/>
             </w:pPr>
             <w:r>
-              <w:t xml:space="preserve">Notes 06 · Newton’s Second Law</w:t>
+              <w:t>Notes 06 · Newton’s Second Law</w:t>
             </w:r>
           </w:p>
         </w:tc>
@@ -4917,7 +7031,13 @@
               <w:jc w:val="center"/>
             </w:pPr>
             <w:r>
-              <w:t xml:space="preserve">第 6 次课</w:t>
+              <w:t>第</w:t>
+            </w:r>
+            <w:r>
+              <w:t xml:space="preserve"> 6 </w:t>
+            </w:r>
+            <w:r>
+              <w:t>次课</w:t>
             </w:r>
           </w:p>
         </w:tc>
@@ -4931,7 +7051,16 @@
               <w:pStyle w:val="TableText"/>
             </w:pPr>
             <w:r>
-              <w:t xml:space="preserve">得到力、质量影响加速度的两条变化规律；尚未通过完整计算建立 F＝ma</w:t>
+              <w:t>得到力、质量影响加速度的两条变化规律；尚未通过完整计算建立</w:t>
+            </w:r>
+            <w:r>
+              <w:t xml:space="preserve"> F</w:t>
+            </w:r>
+            <w:r>
+              <w:t>＝</w:t>
+            </w:r>
+            <w:r>
+              <w:t>ma</w:t>
             </w:r>
           </w:p>
         </w:tc>
@@ -4949,7 +7078,7 @@
           </w:tcPr>
           <w:p>
             <w:r>
-              <w:t xml:space="preserve">Unit 3</w:t>
+              <w:t>Unit 3</w:t>
             </w:r>
           </w:p>
         </w:tc>
@@ -4963,7 +7092,7 @@
               <w:pStyle w:val="TableText"/>
             </w:pPr>
             <w:r>
-              <w:t xml:space="preserve">Notes 07 · Newton’s Third Law</w:t>
+              <w:t>Notes 07 · Newton’s Third Law</w:t>
             </w:r>
           </w:p>
         </w:tc>
@@ -4978,7 +7107,13 @@
               <w:jc w:val="center"/>
             </w:pPr>
             <w:r>
-              <w:t xml:space="preserve">第 6 次课</w:t>
+              <w:t>第</w:t>
+            </w:r>
+            <w:r>
+              <w:t xml:space="preserve"> 6 </w:t>
+            </w:r>
+            <w:r>
+              <w:t>次课</w:t>
             </w:r>
           </w:p>
         </w:tc>
@@ -4992,7 +7127,7 @@
               <w:pStyle w:val="TableText"/>
             </w:pPr>
             <w:r>
-              <w:t xml:space="preserve">气球动力车与作用力、反作用力</w:t>
+              <w:t>气球动力车与作用力、反作用力</w:t>
             </w:r>
           </w:p>
         </w:tc>
@@ -5010,7 +7145,7 @@
           </w:tcPr>
           <w:p>
             <w:r>
-              <w:t xml:space="preserve">Unit 3</w:t>
+              <w:t>Unit 3</w:t>
             </w:r>
           </w:p>
         </w:tc>
@@ -5024,7 +7159,7 @@
               <w:pStyle w:val="TableText"/>
             </w:pPr>
             <w:r>
-              <w:t xml:space="preserve">Homework 02 · Light Energy Book</w:t>
+              <w:t>Homework 02 · Light Energy Book</w:t>
             </w:r>
           </w:p>
         </w:tc>
@@ -5039,7 +7174,13 @@
               <w:jc w:val="center"/>
             </w:pPr>
             <w:r>
-              <w:t xml:space="preserve">第 5 次课</w:t>
+              <w:t>第</w:t>
+            </w:r>
+            <w:r>
+              <w:t xml:space="preserve"> 5 </w:t>
+            </w:r>
+            <w:r>
+              <w:t>次课</w:t>
             </w:r>
           </w:p>
         </w:tc>
@@ -5053,7 +7194,7 @@
               <w:pStyle w:val="TableText"/>
             </w:pPr>
             <w:r>
-              <w:t xml:space="preserve">用四组实验完成应用与解释</w:t>
+              <w:t>用四组实验完成应用与解释</w:t>
             </w:r>
           </w:p>
         </w:tc>
@@ -5080,7 +7221,7 @@
                 <w:bCs/>
                 <w:color w:val="0B2545"/>
               </w:rPr>
-              <w:t xml:space="preserve">Unit 4</w:t>
+              <w:t>Unit 4</w:t>
             </w:r>
           </w:p>
         </w:tc>
@@ -5094,7 +7235,7 @@
               <w:pStyle w:val="TableText"/>
             </w:pPr>
             <w:r>
-              <w:t xml:space="preserve">Notes 01 · Characteristics of Living Things</w:t>
+              <w:t>Notes 01 · Characteristics of Living Things</w:t>
             </w:r>
           </w:p>
         </w:tc>
@@ -5109,7 +7250,13 @@
               <w:jc w:val="center"/>
             </w:pPr>
             <w:r>
-              <w:t xml:space="preserve">第 8 次课</w:t>
+              <w:t>第</w:t>
+            </w:r>
+            <w:r>
+              <w:t xml:space="preserve"> 8 </w:t>
+            </w:r>
+            <w:r>
+              <w:t>次课</w:t>
             </w:r>
           </w:p>
         </w:tc>
@@ -5123,7 +7270,7 @@
               <w:pStyle w:val="TableText"/>
             </w:pPr>
             <w:r>
-              <w:t xml:space="preserve">细胞组成与生长；种豆启动后缺少连续观察数据</w:t>
+              <w:t>细胞组成与生长；种豆启动后缺少连续观察数据</w:t>
             </w:r>
           </w:p>
         </w:tc>
@@ -5141,7 +7288,7 @@
           </w:tcPr>
           <w:p>
             <w:r>
-              <w:t xml:space="preserve">Unit 4</w:t>
+              <w:t>Unit 4</w:t>
             </w:r>
           </w:p>
         </w:tc>
@@ -5155,7 +7302,7 @@
               <w:pStyle w:val="TableText"/>
             </w:pPr>
             <w:r>
-              <w:t xml:space="preserve">Notes 02 · Cell Structure</w:t>
+              <w:t>Notes 02 · Cell Structure</w:t>
             </w:r>
           </w:p>
         </w:tc>
@@ -5170,7 +7317,13 @@
               <w:jc w:val="center"/>
             </w:pPr>
             <w:r>
-              <w:t xml:space="preserve">第 8 次课</w:t>
+              <w:t>第</w:t>
+            </w:r>
+            <w:r>
+              <w:t xml:space="preserve"> 8 </w:t>
+            </w:r>
+            <w:r>
+              <w:t>次课</w:t>
             </w:r>
           </w:p>
         </w:tc>
@@ -5184,7 +7337,7 @@
               <w:pStyle w:val="TableText"/>
             </w:pPr>
             <w:r>
-              <w:t xml:space="preserve">动植物细胞、主要结构及功能、细胞学说</w:t>
+              <w:t>动植物细胞、主要结构及功能、细胞学说</w:t>
             </w:r>
           </w:p>
         </w:tc>
@@ -5202,7 +7355,7 @@
           </w:tcPr>
           <w:p>
             <w:r>
-              <w:t xml:space="preserve">Unit 4</w:t>
+              <w:t>Unit 4</w:t>
             </w:r>
           </w:p>
         </w:tc>
@@ -5216,7 +7369,7 @@
               <w:pStyle w:val="TableText"/>
             </w:pPr>
             <w:r>
-              <w:t xml:space="preserve">Notes 03 · Cell Supplementary</w:t>
+              <w:t>Notes 03 · Cell Supplementary</w:t>
             </w:r>
           </w:p>
         </w:tc>
@@ -5231,7 +7384,13 @@
               <w:jc w:val="center"/>
             </w:pPr>
             <w:r>
-              <w:t xml:space="preserve">第 8 次课</w:t>
+              <w:t>第</w:t>
+            </w:r>
+            <w:r>
+              <w:t xml:space="preserve"> 8 </w:t>
+            </w:r>
+            <w:r>
+              <w:t>次课</w:t>
             </w:r>
           </w:p>
         </w:tc>
@@ -5245,7 +7404,7 @@
               <w:pStyle w:val="TableText"/>
             </w:pPr>
             <w:r>
-              <w:t xml:space="preserve">配合已讲结构理解功能，未逐项覆盖全部细胞器</w:t>
+              <w:t>配合已讲结构理解功能，未逐项覆盖全部细胞器</w:t>
             </w:r>
           </w:p>
         </w:tc>
@@ -5263,7 +7422,8 @@
           </w:tcPr>
           <w:p>
             <w:r>
-              <w:t xml:space="preserve">Unit 4</w:t>
+              <w:lastRenderedPageBreak/>
+              <w:t>Unit 4</w:t>
             </w:r>
           </w:p>
         </w:tc>
@@ -5277,7 +7437,15 @@
               <w:pStyle w:val="TableText"/>
             </w:pPr>
             <w:r>
-              <w:t xml:space="preserve">Notes 06 · Vascular and Non Vascular Plants</w:t>
+              <w:t xml:space="preserve">Notes 06 · Vascular and </w:t>
+            </w:r>
+            <w:proofErr w:type="gramStart"/>
+            <w:r>
+              <w:t>Non Vascular</w:t>
+            </w:r>
+            <w:proofErr w:type="gramEnd"/>
+            <w:r>
+              <w:t xml:space="preserve"> Plants</w:t>
             </w:r>
           </w:p>
         </w:tc>
@@ -5292,7 +7460,13 @@
               <w:jc w:val="center"/>
             </w:pPr>
             <w:r>
-              <w:t xml:space="preserve">第 9 次课</w:t>
+              <w:t>第</w:t>
+            </w:r>
+            <w:r>
+              <w:t xml:space="preserve"> 9 </w:t>
+            </w:r>
+            <w:r>
+              <w:t>次课</w:t>
             </w:r>
           </w:p>
         </w:tc>
@@ -5306,7 +7480,7 @@
               <w:pStyle w:val="TableText"/>
             </w:pPr>
             <w:r>
-              <w:t xml:space="preserve">木质部的水路、气孔与蒸腾；维管与非维管植物</w:t>
+              <w:t>木质部的水路、气孔与蒸腾；维管与非维管植物</w:t>
             </w:r>
           </w:p>
         </w:tc>
@@ -5324,7 +7498,7 @@
           </w:tcPr>
           <w:p>
             <w:r>
-              <w:t xml:space="preserve">Unit 4</w:t>
+              <w:t>Unit 4</w:t>
             </w:r>
           </w:p>
         </w:tc>
@@ -5338,7 +7512,7 @@
               <w:pStyle w:val="TableText"/>
             </w:pPr>
             <w:r>
-              <w:t xml:space="preserve">Notes 10 · Respiratory System</w:t>
+              <w:t>Notes 10 · Respiratory System</w:t>
             </w:r>
           </w:p>
         </w:tc>
@@ -5353,7 +7527,13 @@
               <w:jc w:val="center"/>
             </w:pPr>
             <w:r>
-              <w:t xml:space="preserve">第 7 次课</w:t>
+              <w:t>第</w:t>
+            </w:r>
+            <w:r>
+              <w:t xml:space="preserve"> 7 </w:t>
+            </w:r>
+            <w:r>
+              <w:t>次课</w:t>
             </w:r>
           </w:p>
         </w:tc>
@@ -5367,7 +7547,7 @@
               <w:pStyle w:val="TableText"/>
             </w:pPr>
             <w:r>
-              <w:t xml:space="preserve">只联系吸入氧气与呼出二氧化碳</w:t>
+              <w:t>只联系吸入氧气与呼出二氧化碳</w:t>
             </w:r>
           </w:p>
         </w:tc>
@@ -5385,7 +7565,7 @@
           </w:tcPr>
           <w:p>
             <w:r>
-              <w:t xml:space="preserve">Unit 4</w:t>
+              <w:t>Unit 4</w:t>
             </w:r>
           </w:p>
         </w:tc>
@@ -5399,7 +7579,7 @@
               <w:pStyle w:val="TableText"/>
             </w:pPr>
             <w:r>
-              <w:t xml:space="preserve">Homework 02 · Cell Vocabulary</w:t>
+              <w:t>Homework 02 · Cell Vocabulary</w:t>
             </w:r>
           </w:p>
         </w:tc>
@@ -5414,7 +7594,13 @@
               <w:jc w:val="center"/>
             </w:pPr>
             <w:r>
-              <w:t xml:space="preserve">第 8 次课</w:t>
+              <w:t>第</w:t>
+            </w:r>
+            <w:r>
+              <w:t xml:space="preserve"> 8 </w:t>
+            </w:r>
+            <w:r>
+              <w:t>次课</w:t>
             </w:r>
           </w:p>
         </w:tc>
@@ -5428,7 +7614,7 @@
               <w:pStyle w:val="TableText"/>
             </w:pPr>
             <w:r>
-              <w:t xml:space="preserve">结合观察图使用细胞结构词汇</w:t>
+              <w:t>结合观察图使用细胞结构词汇</w:t>
             </w:r>
           </w:p>
         </w:tc>
@@ -5439,7 +7625,7 @@
         <w:pStyle w:val="1"/>
       </w:pPr>
       <w:r>
-        <w:t xml:space="preserve">覆盖范围说明</w:t>
+        <w:t>覆盖范围说明</w:t>
       </w:r>
     </w:p>
     <w:p>
@@ -5452,7 +7638,16 @@
         <w:spacing w:after="40"/>
       </w:pPr>
       <w:r>
-        <w:t xml:space="preserve">Unit 1：Notes 01–03 的科学方法核心已经覆盖，并继续贯穿后续实验。</w:t>
+        <w:t>Unit 1</w:t>
+      </w:r>
+      <w:r>
+        <w:t>：</w:t>
+      </w:r>
+      <w:r>
+        <w:t xml:space="preserve">Notes 01–03 </w:t>
+      </w:r>
+      <w:r>
+        <w:t>的科学方法核心已经覆盖，并继续贯穿后续实验。</w:t>
       </w:r>
     </w:p>
     <w:p>
@@ -5465,7 +7660,46 @@
         <w:spacing w:after="40"/>
       </w:pPr>
       <w:r>
-        <w:t xml:space="preserve">Unit 2：Notes 01、02 的实验核心已经覆盖；Notes 03 目前只完成原子与元素等基础，Period Square、Bohr model、ions/isotopes 等尚未计入本阶段。</w:t>
+        <w:t>Unit 2</w:t>
+      </w:r>
+      <w:r>
+        <w:t>：</w:t>
+      </w:r>
+      <w:r>
+        <w:t>Notes 01</w:t>
+      </w:r>
+      <w:r>
+        <w:t>、</w:t>
+      </w:r>
+      <w:r>
+        <w:t xml:space="preserve">02 </w:t>
+      </w:r>
+      <w:r>
+        <w:t>的实验核心已经覆盖；</w:t>
+      </w:r>
+      <w:r>
+        <w:t xml:space="preserve">Notes 03 </w:t>
+      </w:r>
+      <w:r>
+        <w:t>目前只完成原子与元素等基础，</w:t>
+      </w:r>
+      <w:r>
+        <w:t>Period Square</w:t>
+      </w:r>
+      <w:r>
+        <w:t>、</w:t>
+      </w:r>
+      <w:r>
+        <w:t>Bohr model</w:t>
+      </w:r>
+      <w:r>
+        <w:t>、</w:t>
+      </w:r>
+      <w:r>
+        <w:t xml:space="preserve">ions/isotopes </w:t>
+      </w:r>
+      <w:r>
+        <w:t>等尚未计入本阶段。</w:t>
       </w:r>
     </w:p>
     <w:p>
@@ -5478,7 +7712,76 @@
         <w:spacing w:after="40"/>
       </w:pPr>
       <w:r>
-        <w:t xml:space="preserve">Unit 3：Notes 01 完成能量转移/转化的入口，Notes 02 完成三种热传递核心，Notes 03 完成可见光及光与物质作用的重点；第 6 次课联系 Notes 04 的加速度与 Notes 07 的作用力、反作用力；Notes 06 得到力、质量影响加速度的两条变化规律，尚未通过完整计算建立 F＝ma 的定量关系；Notes 05 的第一定律仅作简要介绍。</w:t>
+        <w:t>Unit 3</w:t>
+      </w:r>
+      <w:r>
+        <w:t>：</w:t>
+      </w:r>
+      <w:r>
+        <w:t xml:space="preserve">Notes 01 </w:t>
+      </w:r>
+      <w:r>
+        <w:t>完成能量转移</w:t>
+      </w:r>
+      <w:r>
+        <w:t>/</w:t>
+      </w:r>
+      <w:r>
+        <w:t>转化的入口，</w:t>
+      </w:r>
+      <w:r>
+        <w:t xml:space="preserve">Notes 02 </w:t>
+      </w:r>
+      <w:r>
+        <w:t>完成三种热传递核心，</w:t>
+      </w:r>
+      <w:r>
+        <w:t xml:space="preserve">Notes 03 </w:t>
+      </w:r>
+      <w:r>
+        <w:t>完成可见光及光与物质作用的重点；第</w:t>
+      </w:r>
+      <w:r>
+        <w:t xml:space="preserve"> 6 </w:t>
+      </w:r>
+      <w:r>
+        <w:t>次课联系</w:t>
+      </w:r>
+      <w:r>
+        <w:t xml:space="preserve"> Notes 04 </w:t>
+      </w:r>
+      <w:r>
+        <w:t>的加速度与</w:t>
+      </w:r>
+      <w:r>
+        <w:t xml:space="preserve"> Notes 07 </w:t>
+      </w:r>
+      <w:r>
+        <w:t>的作用力、反作用力；</w:t>
+      </w:r>
+      <w:r>
+        <w:t xml:space="preserve">Notes 06 </w:t>
+      </w:r>
+      <w:r>
+        <w:t>得到力、质量影响加速度的两条变化规律，尚未通过完整计算建立</w:t>
+      </w:r>
+      <w:r>
+        <w:t xml:space="preserve"> F</w:t>
+      </w:r>
+      <w:r>
+        <w:t>＝</w:t>
+      </w:r>
+      <w:r>
+        <w:t xml:space="preserve">ma </w:t>
+      </w:r>
+      <w:r>
+        <w:t>的定量关系；</w:t>
+      </w:r>
+      <w:r>
+        <w:t xml:space="preserve">Notes 05 </w:t>
+      </w:r>
+      <w:r>
+        <w:t>的第一定律仅作简要介绍。</w:t>
       </w:r>
     </w:p>
     <w:p>
@@ -5491,7 +7794,46 @@
         <w:spacing w:after="40"/>
       </w:pPr>
       <w:r>
-        <w:t xml:space="preserve">Unit 4：第 8 节重点涉及 Notes 01–03 的生命特征、细胞结构与细胞学说；第 9 节涉及 Notes 06 的植物运输；第 7 节联系 Notes 10 的氧气与二氧化碳。其余分类、植物繁殖及人体系统内容未计为完整覆盖。</w:t>
+        <w:t>Unit 4</w:t>
+      </w:r>
+      <w:r>
+        <w:t>：第</w:t>
+      </w:r>
+      <w:r>
+        <w:t xml:space="preserve"> 8 </w:t>
+      </w:r>
+      <w:r>
+        <w:t>节重点涉及</w:t>
+      </w:r>
+      <w:r>
+        <w:t xml:space="preserve"> Notes 01–03 </w:t>
+      </w:r>
+      <w:r>
+        <w:t>的生命特征、细胞结构与细胞学说；第</w:t>
+      </w:r>
+      <w:r>
+        <w:t xml:space="preserve"> 9 </w:t>
+      </w:r>
+      <w:r>
+        <w:t>节涉及</w:t>
+      </w:r>
+      <w:r>
+        <w:t xml:space="preserve"> Notes 06 </w:t>
+      </w:r>
+      <w:r>
+        <w:t>的植物运输；第</w:t>
+      </w:r>
+      <w:r>
+        <w:t xml:space="preserve"> 7 </w:t>
+      </w:r>
+      <w:r>
+        <w:t>节联系</w:t>
+      </w:r>
+      <w:r>
+        <w:t xml:space="preserve"> Notes 10 </w:t>
+      </w:r>
+      <w:r>
+        <w:t>的氧气与二氧化碳。其余分类、植物繁殖及人体系统内容未计为完整覆盖。</w:t>
       </w:r>
     </w:p>
     <w:p>
@@ -5504,7 +7846,10 @@
         <w:spacing w:after="40"/>
       </w:pPr>
       <w:r>
-        <w:t xml:space="preserve">Unit 5：空间科学尚未纳入这九次实验课。</w:t>
+        <w:t>Unit 5</w:t>
+      </w:r>
+      <w:r>
+        <w:t>：空间科学中的天体过程难在家庭课中直接做可控实验，现阶段主要靠模型模拟，因此暂未纳入这九次实验课。</w:t>
       </w:r>
     </w:p>
     <w:p>
@@ -5512,7 +7857,7 @@
         <w:pStyle w:val="1"/>
       </w:pPr>
       <w:r>
-        <w:t xml:space="preserve">本阶段形成的学习习惯</w:t>
+        <w:t>本阶段形成的学习习惯</w:t>
       </w:r>
     </w:p>
     <w:p>
@@ -5525,7 +7870,7 @@
         <w:spacing w:after="40"/>
       </w:pPr>
       <w:r>
-        <w:t xml:space="preserve">先问清楚变量：能说出这次实验改变什么、测量什么、哪些条件必须保持不变。</w:t>
+        <w:t>先问清楚变量：能说出这次实验改变什么、测量什么、哪些条件必须保持不变。</w:t>
       </w:r>
     </w:p>
     <w:p>
@@ -5538,7 +7883,7 @@
         <w:spacing w:after="40"/>
       </w:pPr>
       <w:r>
-        <w:t xml:space="preserve">把观察和解释分开：先记录看见的现象和数据，再说明这些证据支持什么结论。</w:t>
+        <w:t>把观察和解释分开：先记录看见的现象和数据，再说明这些证据支持什么结论。</w:t>
       </w:r>
     </w:p>
     <w:p>
@@ -5551,7 +7896,7 @@
         <w:spacing w:after="40"/>
       </w:pPr>
       <w:r>
-        <w:t xml:space="preserve">允许数据修正猜想：当结果与直觉不一致时，不改记录，而是检查误差、补做测量或修改原来的判断。</w:t>
+        <w:t>允许数据修正猜想：当结果与直觉不一致时，不改记录，而是检查误差、补做测量或修改原来的判断。</w:t>
       </w:r>
     </w:p>
     <w:p>
@@ -5562,29 +7907,18 @@
           <w:numId w:val="1"/>
         </w:numPr>
         <w:spacing w:after="40"/>
-      </w:pPr>
-      <w:r>
-        <w:t xml:space="preserve">建立中英文概念连接：在真实实验情境中使用 school notes 里的关键词，而不是脱离现象单独背词。</w:t>
-      </w:r>
-    </w:p>
-    <w:p>
-      <w:pPr>
-        <w:pStyle w:val="ParentLead"/>
-        <w:pBdr>
-          <w:left w:val="single" w:sz="16" w:space="7" w:color="2E74B5"/>
-        </w:pBdr>
-        <w:shd w:val="clear" w:color="auto" w:fill="F4F7FA"/>
-        <w:ind w:left="230" w:right="144"/>
-      </w:pPr>
-      <w:r>
-        <w:rPr>
-          <w:b/>
-          <w:bCs/>
-        </w:rPr>
-        <w:t xml:space="preserve">给家长的一句话｜</w:t>
-      </w:r>
-      <w:r>
-        <w:t xml:space="preserve">在家中回顾时，可以少问“记住了哪个答案”，多问“你观察到了什么、怎样保证比较公平、哪条证据支持你的解释”。这正是这九次课反复练习的科学思维。</w:t>
+        <w:rPr>
+          <w:rFonts w:hint="eastAsia"/>
+        </w:rPr>
+      </w:pPr>
+      <w:r>
+        <w:t>建立中英文概念连接：在真实实验情境中使用</w:t>
+      </w:r>
+      <w:r>
+        <w:t xml:space="preserve"> school notes </w:t>
+      </w:r>
+      <w:r>
+        <w:t>里的关键词，而不是脱离现象单独背词。</w:t>
       </w:r>
     </w:p>
     <w:sectPr>
